--- a/基于光滑投影梯度与预条件PRP+算法的信号重构问题研究.docx
+++ b/基于光滑投影梯度与预条件PRP+算法的信号重构问题研究.docx
@@ -69,7 +69,7 @@
         <w:spacing w:after="60"/>
       </w:pPr>
       <w:r>
-        <w:t>对于问题二，在问题一恢复模型的基础上，引入平方根型、幂函数型、对数双曲余弦型、对数型与Huber型五种边缘保持势函数进行比较。按图像名称划分3幅验证图和14幅测试图，先根据边缘差分的函数值与导数偏差标定形状参数，再在验证集上搜索正则化参数。对数型势函数在测试集上取得最高平均PSNR，30%和50%噪声下分别为34.34±4.31 dB和30.91±3.97 dB；平方根型用时最短。</w:t>
+        <w:t>对于问题二，在问题一恢复模型的基础上，引入平方根型、幂函数型、对数双曲余弦型、对数型与Huber型五种保边势函数进行比较。随机选取3幅图像作为验证集，其余14幅作为测试集，先根据边缘差分的函数值与导数偏差标定形状参数，再在验证集上搜索正则化参数。对数型保边势函数在测试集上取得最高平均PSNR，30%和50%噪声下分别为34.34±4.31 dB和30.91±3.97 dB；平方根型用时最短。</w:t>
       </w:r>
     </w:p>
     <w:p>
@@ -93,2101 +93,34 @@
         <w:t>关键词：</w:t>
       </w:r>
       <w:r>
-        <w:t>信号重构；椒盐噪声；光滑投影梯度；边缘保持势函数；PRP+共轭梯度；稀疏恢复</w:t>
+        <w:t>信号重构；光滑投影梯度；边缘保持势函数；PRP+共轭梯度</w:t>
       </w:r>
     </w:p>
     <w:p>
       <w:pPr>
-        <w:pageBreakBefore/>
-        <w:ind w:firstLine="0"/>
-        <w:jc w:val="center"/>
+        <w:ind w:left="0" w:leftChars="0" w:firstLine="0" w:firstLineChars="0"/>
       </w:pPr>
-      <w:r>
-        <w:rPr>
-          <w:rFonts w:eastAsia="黑体"/>
-          <w:b/>
-          <w:sz w:val="30"/>
-        </w:rPr>
-        <w:t>目  录</w:t>
-      </w:r>
-    </w:p>
-    <w:p>
-      <w:pPr>
-        <w:pStyle w:val="26"/>
-        <w:tabs>
-          <w:tab w:val="right" w:leader="dot" w:pos="9062"/>
-        </w:tabs>
-        <w:rPr>
-          <w:rFonts w:hint="eastAsia"/>
-        </w:rPr>
-      </w:pPr>
-      <w:r>
-        <w:fldChar w:fldCharType="begin"/>
-      </w:r>
-      <w:r>
-        <w:instrText xml:space="preserve">TOC \o "1-2" \h \z \u</w:instrText>
-      </w:r>
-      <w:r>
-        <w:fldChar w:fldCharType="separate"/>
-      </w:r>
-      <w:r>
-        <w:fldChar w:fldCharType="begin"/>
-      </w:r>
-      <w:r>
-        <w:instrText xml:space="preserve"> HYPERLINK \l "_Toc239539647" </w:instrText>
-      </w:r>
-      <w:r>
-        <w:fldChar w:fldCharType="separate"/>
-      </w:r>
-      <w:r>
-        <w:rPr>
-          <w:rStyle w:val="137"/>
-          <w:rFonts w:eastAsia="黑体"/>
-        </w:rPr>
-        <w:t>一、问题重述</w:t>
-      </w:r>
-      <w:r>
-        <w:rPr>
-          <w:rFonts w:hint="eastAsia"/>
-        </w:rPr>
-        <w:tab/>
-      </w:r>
-      <w:r>
-        <w:rPr>
-          <w:rFonts w:hint="eastAsia"/>
-        </w:rPr>
-        <w:fldChar w:fldCharType="begin"/>
-      </w:r>
-      <w:r>
-        <w:rPr>
-          <w:rFonts w:hint="eastAsia"/>
-        </w:rPr>
-        <w:instrText xml:space="preserve"> </w:instrText>
-      </w:r>
-      <w:r>
-        <w:instrText xml:space="preserve">PAGEREF _Toc239539647 \h</w:instrText>
-      </w:r>
-      <w:r>
-        <w:rPr>
-          <w:rFonts w:hint="eastAsia"/>
-        </w:rPr>
-        <w:instrText xml:space="preserve"> </w:instrText>
-      </w:r>
-      <w:r>
-        <w:rPr>
-          <w:rFonts w:hint="eastAsia"/>
-        </w:rPr>
-        <w:fldChar w:fldCharType="separate"/>
-      </w:r>
-      <w:r>
-        <w:t>3</w:t>
-      </w:r>
-      <w:r>
-        <w:rPr>
-          <w:rFonts w:hint="eastAsia"/>
-        </w:rPr>
-        <w:fldChar w:fldCharType="end"/>
-      </w:r>
-      <w:r>
-        <w:rPr>
-          <w:rFonts w:hint="eastAsia"/>
-        </w:rPr>
-        <w:fldChar w:fldCharType="end"/>
-      </w:r>
-    </w:p>
-    <w:p>
-      <w:pPr>
-        <w:pStyle w:val="26"/>
-        <w:tabs>
-          <w:tab w:val="right" w:leader="dot" w:pos="9062"/>
-        </w:tabs>
-        <w:rPr>
-          <w:rFonts w:hint="eastAsia"/>
-        </w:rPr>
-      </w:pPr>
-      <w:r>
-        <w:fldChar w:fldCharType="begin"/>
-      </w:r>
-      <w:r>
-        <w:instrText xml:space="preserve"> HYPERLINK \l "_Toc239539648" </w:instrText>
-      </w:r>
-      <w:r>
-        <w:fldChar w:fldCharType="separate"/>
-      </w:r>
-      <w:r>
-        <w:rPr>
-          <w:rStyle w:val="137"/>
-          <w:rFonts w:eastAsia="黑体"/>
-        </w:rPr>
-        <w:t>二、问题分析</w:t>
-      </w:r>
-      <w:r>
-        <w:rPr>
-          <w:rFonts w:hint="eastAsia"/>
-        </w:rPr>
-        <w:tab/>
-      </w:r>
-      <w:r>
-        <w:rPr>
-          <w:rFonts w:hint="eastAsia"/>
-        </w:rPr>
-        <w:fldChar w:fldCharType="begin"/>
-      </w:r>
-      <w:r>
-        <w:rPr>
-          <w:rFonts w:hint="eastAsia"/>
-        </w:rPr>
-        <w:instrText xml:space="preserve"> </w:instrText>
-      </w:r>
-      <w:r>
-        <w:instrText xml:space="preserve">PAGEREF _Toc239539648 \h</w:instrText>
-      </w:r>
-      <w:r>
-        <w:rPr>
-          <w:rFonts w:hint="eastAsia"/>
-        </w:rPr>
-        <w:instrText xml:space="preserve"> </w:instrText>
-      </w:r>
-      <w:r>
-        <w:rPr>
-          <w:rFonts w:hint="eastAsia"/>
-        </w:rPr>
-        <w:fldChar w:fldCharType="separate"/>
-      </w:r>
-      <w:r>
-        <w:t>3</w:t>
-      </w:r>
-      <w:r>
-        <w:rPr>
-          <w:rFonts w:hint="eastAsia"/>
-        </w:rPr>
-        <w:fldChar w:fldCharType="end"/>
-      </w:r>
-      <w:r>
-        <w:rPr>
-          <w:rFonts w:hint="eastAsia"/>
-        </w:rPr>
-        <w:fldChar w:fldCharType="end"/>
-      </w:r>
-    </w:p>
-    <w:p>
-      <w:pPr>
-        <w:pStyle w:val="29"/>
-        <w:tabs>
-          <w:tab w:val="right" w:leader="dot" w:pos="9062"/>
-        </w:tabs>
-        <w:ind w:left="480"/>
-        <w:rPr>
-          <w:rFonts w:hint="eastAsia"/>
-        </w:rPr>
-      </w:pPr>
-      <w:r>
-        <w:fldChar w:fldCharType="begin"/>
-      </w:r>
-      <w:r>
-        <w:instrText xml:space="preserve"> HYPERLINK \l "_Toc239539649" </w:instrText>
-      </w:r>
-      <w:r>
-        <w:fldChar w:fldCharType="separate"/>
-      </w:r>
-      <w:r>
-        <w:rPr>
-          <w:rStyle w:val="137"/>
-          <w:rFonts w:eastAsia="黑体"/>
-        </w:rPr>
-        <w:t>1. 问题一分析</w:t>
-      </w:r>
-      <w:r>
-        <w:rPr>
-          <w:rFonts w:hint="eastAsia"/>
-        </w:rPr>
-        <w:tab/>
-      </w:r>
-      <w:r>
-        <w:rPr>
-          <w:rFonts w:hint="eastAsia"/>
-        </w:rPr>
-        <w:fldChar w:fldCharType="begin"/>
-      </w:r>
-      <w:r>
-        <w:rPr>
-          <w:rFonts w:hint="eastAsia"/>
-        </w:rPr>
-        <w:instrText xml:space="preserve"> </w:instrText>
-      </w:r>
-      <w:r>
-        <w:instrText xml:space="preserve">PAGEREF _Toc239539649 \h</w:instrText>
-      </w:r>
-      <w:r>
-        <w:rPr>
-          <w:rFonts w:hint="eastAsia"/>
-        </w:rPr>
-        <w:instrText xml:space="preserve"> </w:instrText>
-      </w:r>
-      <w:r>
-        <w:rPr>
-          <w:rFonts w:hint="eastAsia"/>
-        </w:rPr>
-        <w:fldChar w:fldCharType="separate"/>
-      </w:r>
-      <w:r>
-        <w:t>3</w:t>
-      </w:r>
-      <w:r>
-        <w:rPr>
-          <w:rFonts w:hint="eastAsia"/>
-        </w:rPr>
-        <w:fldChar w:fldCharType="end"/>
-      </w:r>
-      <w:r>
-        <w:rPr>
-          <w:rFonts w:hint="eastAsia"/>
-        </w:rPr>
-        <w:fldChar w:fldCharType="end"/>
-      </w:r>
-    </w:p>
-    <w:p>
-      <w:pPr>
-        <w:pStyle w:val="29"/>
-        <w:tabs>
-          <w:tab w:val="right" w:leader="dot" w:pos="9062"/>
-        </w:tabs>
-        <w:ind w:left="480"/>
-        <w:rPr>
-          <w:rFonts w:hint="eastAsia"/>
-        </w:rPr>
-      </w:pPr>
-      <w:r>
-        <w:fldChar w:fldCharType="begin"/>
-      </w:r>
-      <w:r>
-        <w:instrText xml:space="preserve"> HYPERLINK \l "_Toc239539650" </w:instrText>
-      </w:r>
-      <w:r>
-        <w:fldChar w:fldCharType="separate"/>
-      </w:r>
-      <w:r>
-        <w:rPr>
-          <w:rStyle w:val="137"/>
-          <w:rFonts w:eastAsia="黑体"/>
-        </w:rPr>
-        <w:t>2. 问题二分析</w:t>
-      </w:r>
-      <w:r>
-        <w:rPr>
-          <w:rFonts w:hint="eastAsia"/>
-        </w:rPr>
-        <w:tab/>
-      </w:r>
-      <w:r>
-        <w:rPr>
-          <w:rFonts w:hint="eastAsia"/>
-        </w:rPr>
-        <w:fldChar w:fldCharType="begin"/>
-      </w:r>
-      <w:r>
-        <w:rPr>
-          <w:rFonts w:hint="eastAsia"/>
-        </w:rPr>
-        <w:instrText xml:space="preserve"> </w:instrText>
-      </w:r>
-      <w:r>
-        <w:instrText xml:space="preserve">PAGEREF _Toc239539650 \h</w:instrText>
-      </w:r>
-      <w:r>
-        <w:rPr>
-          <w:rFonts w:hint="eastAsia"/>
-        </w:rPr>
-        <w:instrText xml:space="preserve"> </w:instrText>
-      </w:r>
-      <w:r>
-        <w:rPr>
-          <w:rFonts w:hint="eastAsia"/>
-        </w:rPr>
-        <w:fldChar w:fldCharType="separate"/>
-      </w:r>
-      <w:r>
-        <w:t>3</w:t>
-      </w:r>
-      <w:r>
-        <w:rPr>
-          <w:rFonts w:hint="eastAsia"/>
-        </w:rPr>
-        <w:fldChar w:fldCharType="end"/>
-      </w:r>
-      <w:r>
-        <w:rPr>
-          <w:rFonts w:hint="eastAsia"/>
-        </w:rPr>
-        <w:fldChar w:fldCharType="end"/>
-      </w:r>
-    </w:p>
-    <w:p>
-      <w:pPr>
-        <w:pStyle w:val="29"/>
-        <w:tabs>
-          <w:tab w:val="right" w:leader="dot" w:pos="9062"/>
-        </w:tabs>
-        <w:ind w:left="480"/>
-        <w:rPr>
-          <w:rFonts w:hint="eastAsia"/>
-        </w:rPr>
-      </w:pPr>
-      <w:r>
-        <w:fldChar w:fldCharType="begin"/>
-      </w:r>
-      <w:r>
-        <w:instrText xml:space="preserve"> HYPERLINK \l "_Toc239539651" </w:instrText>
-      </w:r>
-      <w:r>
-        <w:fldChar w:fldCharType="separate"/>
-      </w:r>
-      <w:r>
-        <w:rPr>
-          <w:rStyle w:val="137"/>
-          <w:rFonts w:eastAsia="黑体"/>
-        </w:rPr>
-        <w:t>3. 问题三分析</w:t>
-      </w:r>
-      <w:r>
-        <w:rPr>
-          <w:rFonts w:hint="eastAsia"/>
-        </w:rPr>
-        <w:tab/>
-      </w:r>
-      <w:r>
-        <w:rPr>
-          <w:rFonts w:hint="eastAsia"/>
-        </w:rPr>
-        <w:fldChar w:fldCharType="begin"/>
-      </w:r>
-      <w:r>
-        <w:rPr>
-          <w:rFonts w:hint="eastAsia"/>
-        </w:rPr>
-        <w:instrText xml:space="preserve"> </w:instrText>
-      </w:r>
-      <w:r>
-        <w:instrText xml:space="preserve">PAGEREF _Toc239539651 \h</w:instrText>
-      </w:r>
-      <w:r>
-        <w:rPr>
-          <w:rFonts w:hint="eastAsia"/>
-        </w:rPr>
-        <w:instrText xml:space="preserve"> </w:instrText>
-      </w:r>
-      <w:r>
-        <w:rPr>
-          <w:rFonts w:hint="eastAsia"/>
-        </w:rPr>
-        <w:fldChar w:fldCharType="separate"/>
-      </w:r>
-      <w:r>
-        <w:t>4</w:t>
-      </w:r>
-      <w:r>
-        <w:rPr>
-          <w:rFonts w:hint="eastAsia"/>
-        </w:rPr>
-        <w:fldChar w:fldCharType="end"/>
-      </w:r>
-      <w:r>
-        <w:rPr>
-          <w:rFonts w:hint="eastAsia"/>
-        </w:rPr>
-        <w:fldChar w:fldCharType="end"/>
-      </w:r>
-    </w:p>
-    <w:p>
-      <w:pPr>
-        <w:pStyle w:val="26"/>
-        <w:tabs>
-          <w:tab w:val="right" w:leader="dot" w:pos="9062"/>
-        </w:tabs>
-        <w:rPr>
-          <w:rFonts w:hint="eastAsia"/>
-        </w:rPr>
-      </w:pPr>
-      <w:r>
-        <w:fldChar w:fldCharType="begin"/>
-      </w:r>
-      <w:r>
-        <w:instrText xml:space="preserve"> HYPERLINK \l "_Toc239539652" </w:instrText>
-      </w:r>
-      <w:r>
-        <w:fldChar w:fldCharType="separate"/>
-      </w:r>
-      <w:r>
-        <w:rPr>
-          <w:rStyle w:val="137"/>
-          <w:rFonts w:eastAsia="黑体"/>
-        </w:rPr>
-        <w:t>三、模型假设</w:t>
-      </w:r>
-      <w:r>
-        <w:rPr>
-          <w:rFonts w:hint="eastAsia"/>
-        </w:rPr>
-        <w:tab/>
-      </w:r>
-      <w:r>
-        <w:rPr>
-          <w:rFonts w:hint="eastAsia"/>
-        </w:rPr>
-        <w:fldChar w:fldCharType="begin"/>
-      </w:r>
-      <w:r>
-        <w:rPr>
-          <w:rFonts w:hint="eastAsia"/>
-        </w:rPr>
-        <w:instrText xml:space="preserve"> </w:instrText>
-      </w:r>
-      <w:r>
-        <w:instrText xml:space="preserve">PAGEREF _Toc239539652 \h</w:instrText>
-      </w:r>
-      <w:r>
-        <w:rPr>
-          <w:rFonts w:hint="eastAsia"/>
-        </w:rPr>
-        <w:instrText xml:space="preserve"> </w:instrText>
-      </w:r>
-      <w:r>
-        <w:rPr>
-          <w:rFonts w:hint="eastAsia"/>
-        </w:rPr>
-        <w:fldChar w:fldCharType="separate"/>
-      </w:r>
-      <w:r>
-        <w:t>4</w:t>
-      </w:r>
-      <w:r>
-        <w:rPr>
-          <w:rFonts w:hint="eastAsia"/>
-        </w:rPr>
-        <w:fldChar w:fldCharType="end"/>
-      </w:r>
-      <w:r>
-        <w:rPr>
-          <w:rFonts w:hint="eastAsia"/>
-        </w:rPr>
-        <w:fldChar w:fldCharType="end"/>
-      </w:r>
-    </w:p>
-    <w:p>
-      <w:pPr>
-        <w:pStyle w:val="26"/>
-        <w:tabs>
-          <w:tab w:val="right" w:leader="dot" w:pos="9062"/>
-        </w:tabs>
-        <w:rPr>
-          <w:rFonts w:hint="eastAsia"/>
-        </w:rPr>
-      </w:pPr>
-      <w:r>
-        <w:fldChar w:fldCharType="begin"/>
-      </w:r>
-      <w:r>
-        <w:instrText xml:space="preserve"> HYPERLINK \l "_Toc239539653" </w:instrText>
-      </w:r>
-      <w:r>
-        <w:fldChar w:fldCharType="separate"/>
-      </w:r>
-      <w:r>
-        <w:rPr>
-          <w:rStyle w:val="137"/>
-          <w:rFonts w:eastAsia="黑体"/>
-        </w:rPr>
-        <w:t>四、符号说明</w:t>
-      </w:r>
-      <w:r>
-        <w:rPr>
-          <w:rFonts w:hint="eastAsia"/>
-        </w:rPr>
-        <w:tab/>
-      </w:r>
-      <w:r>
-        <w:rPr>
-          <w:rFonts w:hint="eastAsia"/>
-        </w:rPr>
-        <w:fldChar w:fldCharType="begin"/>
-      </w:r>
-      <w:r>
-        <w:rPr>
-          <w:rFonts w:hint="eastAsia"/>
-        </w:rPr>
-        <w:instrText xml:space="preserve"> </w:instrText>
-      </w:r>
-      <w:r>
-        <w:instrText xml:space="preserve">PAGEREF _Toc239539653 \h</w:instrText>
-      </w:r>
-      <w:r>
-        <w:rPr>
-          <w:rFonts w:hint="eastAsia"/>
-        </w:rPr>
-        <w:instrText xml:space="preserve"> </w:instrText>
-      </w:r>
-      <w:r>
-        <w:rPr>
-          <w:rFonts w:hint="eastAsia"/>
-        </w:rPr>
-        <w:fldChar w:fldCharType="separate"/>
-      </w:r>
-      <w:r>
-        <w:t>4</w:t>
-      </w:r>
-      <w:r>
-        <w:rPr>
-          <w:rFonts w:hint="eastAsia"/>
-        </w:rPr>
-        <w:fldChar w:fldCharType="end"/>
-      </w:r>
-      <w:r>
-        <w:rPr>
-          <w:rFonts w:hint="eastAsia"/>
-        </w:rPr>
-        <w:fldChar w:fldCharType="end"/>
-      </w:r>
-    </w:p>
-    <w:p>
-      <w:pPr>
-        <w:pStyle w:val="26"/>
-        <w:tabs>
-          <w:tab w:val="right" w:leader="dot" w:pos="9062"/>
-        </w:tabs>
-        <w:rPr>
-          <w:rFonts w:hint="eastAsia"/>
-        </w:rPr>
-      </w:pPr>
-      <w:r>
-        <w:fldChar w:fldCharType="begin"/>
-      </w:r>
-      <w:r>
-        <w:instrText xml:space="preserve"> HYPERLINK \l "_Toc239539654" </w:instrText>
-      </w:r>
-      <w:r>
-        <w:fldChar w:fldCharType="separate"/>
-      </w:r>
-      <w:r>
-        <w:rPr>
-          <w:rStyle w:val="137"/>
-          <w:rFonts w:eastAsia="黑体"/>
-        </w:rPr>
-        <w:t>五、问题一模型建立与求解</w:t>
-      </w:r>
-      <w:r>
-        <w:rPr>
-          <w:rFonts w:hint="eastAsia"/>
-        </w:rPr>
-        <w:tab/>
-      </w:r>
-      <w:r>
-        <w:rPr>
-          <w:rFonts w:hint="eastAsia"/>
-        </w:rPr>
-        <w:fldChar w:fldCharType="begin"/>
-      </w:r>
-      <w:r>
-        <w:rPr>
-          <w:rFonts w:hint="eastAsia"/>
-        </w:rPr>
-        <w:instrText xml:space="preserve"> </w:instrText>
-      </w:r>
-      <w:r>
-        <w:instrText xml:space="preserve">PAGEREF _Toc239539654 \h</w:instrText>
-      </w:r>
-      <w:r>
-        <w:rPr>
-          <w:rFonts w:hint="eastAsia"/>
-        </w:rPr>
-        <w:instrText xml:space="preserve"> </w:instrText>
-      </w:r>
-      <w:r>
-        <w:rPr>
-          <w:rFonts w:hint="eastAsia"/>
-        </w:rPr>
-        <w:fldChar w:fldCharType="separate"/>
-      </w:r>
-      <w:r>
-        <w:t>5</w:t>
-      </w:r>
-      <w:r>
-        <w:rPr>
-          <w:rFonts w:hint="eastAsia"/>
-        </w:rPr>
-        <w:fldChar w:fldCharType="end"/>
-      </w:r>
-      <w:r>
-        <w:rPr>
-          <w:rFonts w:hint="eastAsia"/>
-        </w:rPr>
-        <w:fldChar w:fldCharType="end"/>
-      </w:r>
-    </w:p>
-    <w:p>
-      <w:pPr>
-        <w:pStyle w:val="29"/>
-        <w:tabs>
-          <w:tab w:val="right" w:leader="dot" w:pos="9062"/>
-        </w:tabs>
-        <w:ind w:left="480"/>
-        <w:rPr>
-          <w:rFonts w:hint="eastAsia"/>
-        </w:rPr>
-      </w:pPr>
-      <w:r>
-        <w:fldChar w:fldCharType="begin"/>
-      </w:r>
-      <w:r>
-        <w:instrText xml:space="preserve"> HYPERLINK \l "_Toc239539655" </w:instrText>
-      </w:r>
-      <w:r>
-        <w:fldChar w:fldCharType="separate"/>
-      </w:r>
-      <w:r>
-        <w:rPr>
-          <w:rStyle w:val="137"/>
-          <w:rFonts w:eastAsia="黑体"/>
-        </w:rPr>
-        <w:t>1. 椒盐噪声与候选像素检测</w:t>
-      </w:r>
-      <w:r>
-        <w:rPr>
-          <w:rFonts w:hint="eastAsia"/>
-        </w:rPr>
-        <w:tab/>
-      </w:r>
-      <w:r>
-        <w:rPr>
-          <w:rFonts w:hint="eastAsia"/>
-        </w:rPr>
-        <w:fldChar w:fldCharType="begin"/>
-      </w:r>
-      <w:r>
-        <w:rPr>
-          <w:rFonts w:hint="eastAsia"/>
-        </w:rPr>
-        <w:instrText xml:space="preserve"> </w:instrText>
-      </w:r>
-      <w:r>
-        <w:instrText xml:space="preserve">PAGEREF _Toc239539655 \h</w:instrText>
-      </w:r>
-      <w:r>
-        <w:rPr>
-          <w:rFonts w:hint="eastAsia"/>
-        </w:rPr>
-        <w:instrText xml:space="preserve"> </w:instrText>
-      </w:r>
-      <w:r>
-        <w:rPr>
-          <w:rFonts w:hint="eastAsia"/>
-        </w:rPr>
-        <w:fldChar w:fldCharType="separate"/>
-      </w:r>
-      <w:r>
-        <w:t>5</w:t>
-      </w:r>
-      <w:r>
-        <w:rPr>
-          <w:rFonts w:hint="eastAsia"/>
-        </w:rPr>
-        <w:fldChar w:fldCharType="end"/>
-      </w:r>
-      <w:r>
-        <w:rPr>
-          <w:rFonts w:hint="eastAsia"/>
-        </w:rPr>
-        <w:fldChar w:fldCharType="end"/>
-      </w:r>
-    </w:p>
-    <w:p>
-      <w:pPr>
-        <w:pStyle w:val="29"/>
-        <w:tabs>
-          <w:tab w:val="right" w:leader="dot" w:pos="9062"/>
-        </w:tabs>
-        <w:ind w:left="480"/>
-        <w:rPr>
-          <w:rFonts w:hint="eastAsia"/>
-        </w:rPr>
-      </w:pPr>
-      <w:r>
-        <w:fldChar w:fldCharType="begin"/>
-      </w:r>
-      <w:r>
-        <w:instrText xml:space="preserve"> HYPERLINK \l "_Toc239539656" </w:instrText>
-      </w:r>
-      <w:r>
-        <w:fldChar w:fldCharType="separate"/>
-      </w:r>
-      <w:r>
-        <w:rPr>
-          <w:rStyle w:val="137"/>
-          <w:rFonts w:eastAsia="黑体"/>
-        </w:rPr>
-        <w:t>2. 光滑边缘保持恢复模型</w:t>
-      </w:r>
-      <w:r>
-        <w:rPr>
-          <w:rFonts w:hint="eastAsia"/>
-        </w:rPr>
-        <w:tab/>
-      </w:r>
-      <w:r>
-        <w:rPr>
-          <w:rFonts w:hint="eastAsia"/>
-        </w:rPr>
-        <w:fldChar w:fldCharType="begin"/>
-      </w:r>
-      <w:r>
-        <w:rPr>
-          <w:rFonts w:hint="eastAsia"/>
-        </w:rPr>
-        <w:instrText xml:space="preserve"> </w:instrText>
-      </w:r>
-      <w:r>
-        <w:instrText xml:space="preserve">PAGEREF _Toc239539656 \h</w:instrText>
-      </w:r>
-      <w:r>
-        <w:rPr>
-          <w:rFonts w:hint="eastAsia"/>
-        </w:rPr>
-        <w:instrText xml:space="preserve"> </w:instrText>
-      </w:r>
-      <w:r>
-        <w:rPr>
-          <w:rFonts w:hint="eastAsia"/>
-        </w:rPr>
-        <w:fldChar w:fldCharType="separate"/>
-      </w:r>
-      <w:r>
-        <w:t>6</w:t>
-      </w:r>
-      <w:r>
-        <w:rPr>
-          <w:rFonts w:hint="eastAsia"/>
-        </w:rPr>
-        <w:fldChar w:fldCharType="end"/>
-      </w:r>
-      <w:r>
-        <w:rPr>
-          <w:rFonts w:hint="eastAsia"/>
-        </w:rPr>
-        <w:fldChar w:fldCharType="end"/>
-      </w:r>
-    </w:p>
-    <w:p>
-      <w:pPr>
-        <w:pStyle w:val="29"/>
-        <w:tabs>
-          <w:tab w:val="right" w:leader="dot" w:pos="9062"/>
-        </w:tabs>
-        <w:ind w:left="480"/>
-        <w:rPr>
-          <w:rFonts w:hint="eastAsia"/>
-        </w:rPr>
-      </w:pPr>
-      <w:r>
-        <w:fldChar w:fldCharType="begin"/>
-      </w:r>
-      <w:r>
-        <w:instrText xml:space="preserve"> HYPERLINK \l "_Toc239539657" </w:instrText>
-      </w:r>
-      <w:r>
-        <w:fldChar w:fldCharType="separate"/>
-      </w:r>
-      <w:r>
-        <w:rPr>
-          <w:rStyle w:val="137"/>
-          <w:rFonts w:eastAsia="黑体"/>
-        </w:rPr>
-        <w:t>3. 投影梯度求解算法</w:t>
-      </w:r>
-      <w:r>
-        <w:rPr>
-          <w:rFonts w:hint="eastAsia"/>
-        </w:rPr>
-        <w:tab/>
-      </w:r>
-      <w:r>
-        <w:rPr>
-          <w:rFonts w:hint="eastAsia"/>
-        </w:rPr>
-        <w:fldChar w:fldCharType="begin"/>
-      </w:r>
-      <w:r>
-        <w:rPr>
-          <w:rFonts w:hint="eastAsia"/>
-        </w:rPr>
-        <w:instrText xml:space="preserve"> </w:instrText>
-      </w:r>
-      <w:r>
-        <w:instrText xml:space="preserve">PAGEREF _Toc239539657 \h</w:instrText>
-      </w:r>
-      <w:r>
-        <w:rPr>
-          <w:rFonts w:hint="eastAsia"/>
-        </w:rPr>
-        <w:instrText xml:space="preserve"> </w:instrText>
-      </w:r>
-      <w:r>
-        <w:rPr>
-          <w:rFonts w:hint="eastAsia"/>
-        </w:rPr>
-        <w:fldChar w:fldCharType="separate"/>
-      </w:r>
-      <w:r>
-        <w:t>7</w:t>
-      </w:r>
-      <w:r>
-        <w:rPr>
-          <w:rFonts w:hint="eastAsia"/>
-        </w:rPr>
-        <w:fldChar w:fldCharType="end"/>
-      </w:r>
-      <w:r>
-        <w:rPr>
-          <w:rFonts w:hint="eastAsia"/>
-        </w:rPr>
-        <w:fldChar w:fldCharType="end"/>
-      </w:r>
-    </w:p>
-    <w:p>
-      <w:pPr>
-        <w:pStyle w:val="29"/>
-        <w:tabs>
-          <w:tab w:val="right" w:leader="dot" w:pos="9062"/>
-        </w:tabs>
-        <w:ind w:left="480"/>
-        <w:rPr>
-          <w:rFonts w:hint="eastAsia"/>
-        </w:rPr>
-      </w:pPr>
-      <w:r>
-        <w:fldChar w:fldCharType="begin"/>
-      </w:r>
-      <w:r>
-        <w:instrText xml:space="preserve"> HYPERLINK \l "_Toc239539658" </w:instrText>
-      </w:r>
-      <w:r>
-        <w:fldChar w:fldCharType="separate"/>
-      </w:r>
-      <w:r>
-        <w:rPr>
-          <w:rStyle w:val="137"/>
-          <w:rFonts w:eastAsia="黑体"/>
-        </w:rPr>
-        <w:t>4. 评价指标与恢复结果</w:t>
-      </w:r>
-      <w:r>
-        <w:rPr>
-          <w:rFonts w:hint="eastAsia"/>
-        </w:rPr>
-        <w:tab/>
-      </w:r>
-      <w:r>
-        <w:rPr>
-          <w:rFonts w:hint="eastAsia"/>
-        </w:rPr>
-        <w:fldChar w:fldCharType="begin"/>
-      </w:r>
-      <w:r>
-        <w:rPr>
-          <w:rFonts w:hint="eastAsia"/>
-        </w:rPr>
-        <w:instrText xml:space="preserve"> </w:instrText>
-      </w:r>
-      <w:r>
-        <w:instrText xml:space="preserve">PAGEREF _Toc239539658 \h</w:instrText>
-      </w:r>
-      <w:r>
-        <w:rPr>
-          <w:rFonts w:hint="eastAsia"/>
-        </w:rPr>
-        <w:instrText xml:space="preserve"> </w:instrText>
-      </w:r>
-      <w:r>
-        <w:rPr>
-          <w:rFonts w:hint="eastAsia"/>
-        </w:rPr>
-        <w:fldChar w:fldCharType="separate"/>
-      </w:r>
-      <w:r>
-        <w:t>8</w:t>
-      </w:r>
-      <w:r>
-        <w:rPr>
-          <w:rFonts w:hint="eastAsia"/>
-        </w:rPr>
-        <w:fldChar w:fldCharType="end"/>
-      </w:r>
-      <w:r>
-        <w:rPr>
-          <w:rFonts w:hint="eastAsia"/>
-        </w:rPr>
-        <w:fldChar w:fldCharType="end"/>
-      </w:r>
-    </w:p>
-    <w:p>
-      <w:pPr>
-        <w:pStyle w:val="26"/>
-        <w:tabs>
-          <w:tab w:val="right" w:leader="dot" w:pos="9062"/>
-        </w:tabs>
-        <w:rPr>
-          <w:rFonts w:hint="eastAsia"/>
-        </w:rPr>
-      </w:pPr>
-      <w:r>
-        <w:fldChar w:fldCharType="begin"/>
-      </w:r>
-      <w:r>
-        <w:instrText xml:space="preserve"> HYPERLINK \l "_Toc239539659" </w:instrText>
-      </w:r>
-      <w:r>
-        <w:fldChar w:fldCharType="separate"/>
-      </w:r>
-      <w:r>
-        <w:rPr>
-          <w:rStyle w:val="137"/>
-          <w:rFonts w:eastAsia="黑体"/>
-        </w:rPr>
-        <w:t>六、问题二模型建立与求解</w:t>
-      </w:r>
-      <w:r>
-        <w:rPr>
-          <w:rFonts w:hint="eastAsia"/>
-        </w:rPr>
-        <w:tab/>
-      </w:r>
-      <w:r>
-        <w:rPr>
-          <w:rFonts w:hint="eastAsia"/>
-        </w:rPr>
-        <w:fldChar w:fldCharType="begin"/>
-      </w:r>
-      <w:r>
-        <w:rPr>
-          <w:rFonts w:hint="eastAsia"/>
-        </w:rPr>
-        <w:instrText xml:space="preserve"> </w:instrText>
-      </w:r>
-      <w:r>
-        <w:instrText xml:space="preserve">PAGEREF _Toc239539659 \h</w:instrText>
-      </w:r>
-      <w:r>
-        <w:rPr>
-          <w:rFonts w:hint="eastAsia"/>
-        </w:rPr>
-        <w:instrText xml:space="preserve"> </w:instrText>
-      </w:r>
-      <w:r>
-        <w:rPr>
-          <w:rFonts w:hint="eastAsia"/>
-        </w:rPr>
-        <w:fldChar w:fldCharType="separate"/>
-      </w:r>
-      <w:r>
-        <w:t>10</w:t>
-      </w:r>
-      <w:r>
-        <w:rPr>
-          <w:rFonts w:hint="eastAsia"/>
-        </w:rPr>
-        <w:fldChar w:fldCharType="end"/>
-      </w:r>
-      <w:r>
-        <w:rPr>
-          <w:rFonts w:hint="eastAsia"/>
-        </w:rPr>
-        <w:fldChar w:fldCharType="end"/>
-      </w:r>
-    </w:p>
-    <w:p>
-      <w:pPr>
-        <w:pStyle w:val="29"/>
-        <w:tabs>
-          <w:tab w:val="right" w:leader="dot" w:pos="9062"/>
-        </w:tabs>
-        <w:ind w:left="480"/>
-        <w:rPr>
-          <w:rFonts w:hint="eastAsia"/>
-        </w:rPr>
-      </w:pPr>
-      <w:r>
-        <w:fldChar w:fldCharType="begin"/>
-      </w:r>
-      <w:r>
-        <w:instrText xml:space="preserve"> HYPERLINK \l "_Toc239539660" </w:instrText>
-      </w:r>
-      <w:r>
-        <w:fldChar w:fldCharType="separate"/>
-      </w:r>
-      <w:r>
-        <w:rPr>
-          <w:rStyle w:val="137"/>
-          <w:rFonts w:eastAsia="黑体"/>
-        </w:rPr>
-        <w:t>1. 五类边缘保持势函数</w:t>
-      </w:r>
-      <w:r>
-        <w:rPr>
-          <w:rFonts w:hint="eastAsia"/>
-        </w:rPr>
-        <w:tab/>
-      </w:r>
-      <w:r>
-        <w:rPr>
-          <w:rFonts w:hint="eastAsia"/>
-        </w:rPr>
-        <w:fldChar w:fldCharType="begin"/>
-      </w:r>
-      <w:r>
-        <w:rPr>
-          <w:rFonts w:hint="eastAsia"/>
-        </w:rPr>
-        <w:instrText xml:space="preserve"> </w:instrText>
-      </w:r>
-      <w:r>
-        <w:instrText xml:space="preserve">PAGEREF _Toc239539660 \h</w:instrText>
-      </w:r>
-      <w:r>
-        <w:rPr>
-          <w:rFonts w:hint="eastAsia"/>
-        </w:rPr>
-        <w:instrText xml:space="preserve"> </w:instrText>
-      </w:r>
-      <w:r>
-        <w:rPr>
-          <w:rFonts w:hint="eastAsia"/>
-        </w:rPr>
-        <w:fldChar w:fldCharType="separate"/>
-      </w:r>
-      <w:r>
-        <w:t>10</w:t>
-      </w:r>
-      <w:r>
-        <w:rPr>
-          <w:rFonts w:hint="eastAsia"/>
-        </w:rPr>
-        <w:fldChar w:fldCharType="end"/>
-      </w:r>
-      <w:r>
-        <w:rPr>
-          <w:rFonts w:hint="eastAsia"/>
-        </w:rPr>
-        <w:fldChar w:fldCharType="end"/>
-      </w:r>
-    </w:p>
-    <w:p>
-      <w:pPr>
-        <w:pStyle w:val="29"/>
-        <w:tabs>
-          <w:tab w:val="right" w:leader="dot" w:pos="9062"/>
-        </w:tabs>
-        <w:ind w:left="480"/>
-        <w:rPr>
-          <w:rFonts w:hint="eastAsia"/>
-        </w:rPr>
-      </w:pPr>
-      <w:r>
-        <w:fldChar w:fldCharType="begin"/>
-      </w:r>
-      <w:r>
-        <w:instrText xml:space="preserve"> HYPERLINK \l "_Toc239539661" </w:instrText>
-      </w:r>
-      <w:r>
-        <w:fldChar w:fldCharType="separate"/>
-      </w:r>
-      <w:r>
-        <w:rPr>
-          <w:rStyle w:val="137"/>
-          <w:rFonts w:eastAsia="黑体"/>
-        </w:rPr>
-        <w:t>2. 形状参数与正则化参数选择</w:t>
-      </w:r>
-      <w:r>
-        <w:rPr>
-          <w:rFonts w:hint="eastAsia"/>
-        </w:rPr>
-        <w:tab/>
-      </w:r>
-      <w:r>
-        <w:rPr>
-          <w:rFonts w:hint="eastAsia"/>
-        </w:rPr>
-        <w:fldChar w:fldCharType="begin"/>
-      </w:r>
-      <w:r>
-        <w:rPr>
-          <w:rFonts w:hint="eastAsia"/>
-        </w:rPr>
-        <w:instrText xml:space="preserve"> </w:instrText>
-      </w:r>
-      <w:r>
-        <w:instrText xml:space="preserve">PAGEREF _Toc239539661 \h</w:instrText>
-      </w:r>
-      <w:r>
-        <w:rPr>
-          <w:rFonts w:hint="eastAsia"/>
-        </w:rPr>
-        <w:instrText xml:space="preserve"> </w:instrText>
-      </w:r>
-      <w:r>
-        <w:rPr>
-          <w:rFonts w:hint="eastAsia"/>
-        </w:rPr>
-        <w:fldChar w:fldCharType="separate"/>
-      </w:r>
-      <w:r>
-        <w:t>11</w:t>
-      </w:r>
-      <w:r>
-        <w:rPr>
-          <w:rFonts w:hint="eastAsia"/>
-        </w:rPr>
-        <w:fldChar w:fldCharType="end"/>
-      </w:r>
-      <w:r>
-        <w:rPr>
-          <w:rFonts w:hint="eastAsia"/>
-        </w:rPr>
-        <w:fldChar w:fldCharType="end"/>
-      </w:r>
-    </w:p>
-    <w:p>
-      <w:pPr>
-        <w:pStyle w:val="29"/>
-        <w:tabs>
-          <w:tab w:val="right" w:leader="dot" w:pos="9062"/>
-        </w:tabs>
-        <w:ind w:left="480"/>
-        <w:rPr>
-          <w:rFonts w:hint="eastAsia"/>
-        </w:rPr>
-      </w:pPr>
-      <w:r>
-        <w:fldChar w:fldCharType="begin"/>
-      </w:r>
-      <w:r>
-        <w:instrText xml:space="preserve"> HYPERLINK \l "_Toc239539662" </w:instrText>
-      </w:r>
-      <w:r>
-        <w:fldChar w:fldCharType="separate"/>
-      </w:r>
-      <w:r>
-        <w:rPr>
-          <w:rStyle w:val="137"/>
-          <w:rFonts w:eastAsia="黑体"/>
-        </w:rPr>
-        <w:t>3. 势函数比较结果</w:t>
-      </w:r>
-      <w:r>
-        <w:rPr>
-          <w:rFonts w:hint="eastAsia"/>
-        </w:rPr>
-        <w:tab/>
-      </w:r>
-      <w:r>
-        <w:rPr>
-          <w:rFonts w:hint="eastAsia"/>
-        </w:rPr>
-        <w:fldChar w:fldCharType="begin"/>
-      </w:r>
-      <w:r>
-        <w:rPr>
-          <w:rFonts w:hint="eastAsia"/>
-        </w:rPr>
-        <w:instrText xml:space="preserve"> </w:instrText>
-      </w:r>
-      <w:r>
-        <w:instrText xml:space="preserve">PAGEREF _Toc239539662 \h</w:instrText>
-      </w:r>
-      <w:r>
-        <w:rPr>
-          <w:rFonts w:hint="eastAsia"/>
-        </w:rPr>
-        <w:instrText xml:space="preserve"> </w:instrText>
-      </w:r>
-      <w:r>
-        <w:rPr>
-          <w:rFonts w:hint="eastAsia"/>
-        </w:rPr>
-        <w:fldChar w:fldCharType="separate"/>
-      </w:r>
-      <w:r>
-        <w:t>12</w:t>
-      </w:r>
-      <w:r>
-        <w:rPr>
-          <w:rFonts w:hint="eastAsia"/>
-        </w:rPr>
-        <w:fldChar w:fldCharType="end"/>
-      </w:r>
-      <w:r>
-        <w:rPr>
-          <w:rFonts w:hint="eastAsia"/>
-        </w:rPr>
-        <w:fldChar w:fldCharType="end"/>
-      </w:r>
-    </w:p>
-    <w:p>
-      <w:pPr>
-        <w:pStyle w:val="26"/>
-        <w:tabs>
-          <w:tab w:val="right" w:leader="dot" w:pos="9062"/>
-        </w:tabs>
-        <w:rPr>
-          <w:rFonts w:hint="eastAsia"/>
-        </w:rPr>
-      </w:pPr>
-      <w:r>
-        <w:fldChar w:fldCharType="begin"/>
-      </w:r>
-      <w:r>
-        <w:instrText xml:space="preserve"> HYPERLINK \l "_Toc239539663" </w:instrText>
-      </w:r>
-      <w:r>
-        <w:fldChar w:fldCharType="separate"/>
-      </w:r>
-      <w:r>
-        <w:rPr>
-          <w:rStyle w:val="137"/>
-          <w:rFonts w:eastAsia="黑体"/>
-        </w:rPr>
-        <w:t>七、问题三模型建立与求解</w:t>
-      </w:r>
-      <w:r>
-        <w:rPr>
-          <w:rFonts w:hint="eastAsia"/>
-        </w:rPr>
-        <w:tab/>
-      </w:r>
-      <w:r>
-        <w:rPr>
-          <w:rFonts w:hint="eastAsia"/>
-        </w:rPr>
-        <w:fldChar w:fldCharType="begin"/>
-      </w:r>
-      <w:r>
-        <w:rPr>
-          <w:rFonts w:hint="eastAsia"/>
-        </w:rPr>
-        <w:instrText xml:space="preserve"> </w:instrText>
-      </w:r>
-      <w:r>
-        <w:instrText xml:space="preserve">PAGEREF _Toc239539663 \h</w:instrText>
-      </w:r>
-      <w:r>
-        <w:rPr>
-          <w:rFonts w:hint="eastAsia"/>
-        </w:rPr>
-        <w:instrText xml:space="preserve"> </w:instrText>
-      </w:r>
-      <w:r>
-        <w:rPr>
-          <w:rFonts w:hint="eastAsia"/>
-        </w:rPr>
-        <w:fldChar w:fldCharType="separate"/>
-      </w:r>
-      <w:r>
-        <w:t>13</w:t>
-      </w:r>
-      <w:r>
-        <w:rPr>
-          <w:rFonts w:hint="eastAsia"/>
-        </w:rPr>
-        <w:fldChar w:fldCharType="end"/>
-      </w:r>
-      <w:r>
-        <w:rPr>
-          <w:rFonts w:hint="eastAsia"/>
-        </w:rPr>
-        <w:fldChar w:fldCharType="end"/>
-      </w:r>
-    </w:p>
-    <w:p>
-      <w:pPr>
-        <w:pStyle w:val="29"/>
-        <w:tabs>
-          <w:tab w:val="right" w:leader="dot" w:pos="9062"/>
-        </w:tabs>
-        <w:ind w:left="480"/>
-        <w:rPr>
-          <w:rFonts w:hint="eastAsia"/>
-        </w:rPr>
-      </w:pPr>
-      <w:r>
-        <w:fldChar w:fldCharType="begin"/>
-      </w:r>
-      <w:r>
-        <w:instrText xml:space="preserve"> HYPERLINK \l "_Toc239539664" </w:instrText>
-      </w:r>
-      <w:r>
-        <w:fldChar w:fldCharType="separate"/>
-      </w:r>
-      <w:r>
-        <w:rPr>
-          <w:rStyle w:val="137"/>
-          <w:rFonts w:eastAsia="黑体"/>
-        </w:rPr>
-        <w:t>1. 稀疏观测与L1正则模型</w:t>
-      </w:r>
-      <w:r>
-        <w:rPr>
-          <w:rFonts w:hint="eastAsia"/>
-        </w:rPr>
-        <w:tab/>
-      </w:r>
-      <w:r>
-        <w:rPr>
-          <w:rFonts w:hint="eastAsia"/>
-        </w:rPr>
-        <w:fldChar w:fldCharType="begin"/>
-      </w:r>
-      <w:r>
-        <w:rPr>
-          <w:rFonts w:hint="eastAsia"/>
-        </w:rPr>
-        <w:instrText xml:space="preserve"> </w:instrText>
-      </w:r>
-      <w:r>
-        <w:instrText xml:space="preserve">PAGEREF _Toc239539664 \h</w:instrText>
-      </w:r>
-      <w:r>
-        <w:rPr>
-          <w:rFonts w:hint="eastAsia"/>
-        </w:rPr>
-        <w:instrText xml:space="preserve"> </w:instrText>
-      </w:r>
-      <w:r>
-        <w:rPr>
-          <w:rFonts w:hint="eastAsia"/>
-        </w:rPr>
-        <w:fldChar w:fldCharType="separate"/>
-      </w:r>
-      <w:r>
-        <w:t>13</w:t>
-      </w:r>
-      <w:r>
-        <w:rPr>
-          <w:rFonts w:hint="eastAsia"/>
-        </w:rPr>
-        <w:fldChar w:fldCharType="end"/>
-      </w:r>
-      <w:r>
-        <w:rPr>
-          <w:rFonts w:hint="eastAsia"/>
-        </w:rPr>
-        <w:fldChar w:fldCharType="end"/>
-      </w:r>
-    </w:p>
-    <w:p>
-      <w:pPr>
-        <w:pStyle w:val="29"/>
-        <w:tabs>
-          <w:tab w:val="right" w:leader="dot" w:pos="9062"/>
-        </w:tabs>
-        <w:ind w:left="480"/>
-        <w:rPr>
-          <w:rFonts w:hint="eastAsia"/>
-        </w:rPr>
-      </w:pPr>
-      <w:r>
-        <w:fldChar w:fldCharType="begin"/>
-      </w:r>
-      <w:r>
-        <w:instrText xml:space="preserve"> HYPERLINK \l "_Toc239539665" </w:instrText>
-      </w:r>
-      <w:r>
-        <w:fldChar w:fldCharType="separate"/>
-      </w:r>
-      <w:r>
-        <w:rPr>
-          <w:rStyle w:val="137"/>
-          <w:rFonts w:eastAsia="黑体"/>
-        </w:rPr>
-        <w:t>2. 光滑延拓与对角预条件</w:t>
-      </w:r>
-      <w:r>
-        <w:rPr>
-          <w:rFonts w:hint="eastAsia"/>
-        </w:rPr>
-        <w:tab/>
-      </w:r>
-      <w:r>
-        <w:rPr>
-          <w:rFonts w:hint="eastAsia"/>
-        </w:rPr>
-        <w:fldChar w:fldCharType="begin"/>
-      </w:r>
-      <w:r>
-        <w:rPr>
-          <w:rFonts w:hint="eastAsia"/>
-        </w:rPr>
-        <w:instrText xml:space="preserve"> </w:instrText>
-      </w:r>
-      <w:r>
-        <w:instrText xml:space="preserve">PAGEREF _Toc239539665 \h</w:instrText>
-      </w:r>
-      <w:r>
-        <w:rPr>
-          <w:rFonts w:hint="eastAsia"/>
-        </w:rPr>
-        <w:instrText xml:space="preserve"> </w:instrText>
-      </w:r>
-      <w:r>
-        <w:rPr>
-          <w:rFonts w:hint="eastAsia"/>
-        </w:rPr>
-        <w:fldChar w:fldCharType="separate"/>
-      </w:r>
-      <w:r>
-        <w:t>14</w:t>
-      </w:r>
-      <w:r>
-        <w:rPr>
-          <w:rFonts w:hint="eastAsia"/>
-        </w:rPr>
-        <w:fldChar w:fldCharType="end"/>
-      </w:r>
-      <w:r>
-        <w:rPr>
-          <w:rFonts w:hint="eastAsia"/>
-        </w:rPr>
-        <w:fldChar w:fldCharType="end"/>
-      </w:r>
-    </w:p>
-    <w:p>
-      <w:pPr>
-        <w:pStyle w:val="29"/>
-        <w:tabs>
-          <w:tab w:val="right" w:leader="dot" w:pos="9062"/>
-        </w:tabs>
-        <w:ind w:left="480"/>
-        <w:rPr>
-          <w:rFonts w:hint="eastAsia"/>
-        </w:rPr>
-      </w:pPr>
-      <w:r>
-        <w:fldChar w:fldCharType="begin"/>
-      </w:r>
-      <w:r>
-        <w:instrText xml:space="preserve"> HYPERLINK \l "_Toc239539666" </w:instrText>
-      </w:r>
-      <w:r>
-        <w:fldChar w:fldCharType="separate"/>
-      </w:r>
-      <w:r>
-        <w:rPr>
-          <w:rStyle w:val="137"/>
-          <w:rFonts w:eastAsia="黑体"/>
-        </w:rPr>
-        <w:t>3. 预条件PRP+共轭梯度算法</w:t>
-      </w:r>
-      <w:r>
-        <w:rPr>
-          <w:rFonts w:hint="eastAsia"/>
-        </w:rPr>
-        <w:tab/>
-      </w:r>
-      <w:r>
-        <w:rPr>
-          <w:rFonts w:hint="eastAsia"/>
-        </w:rPr>
-        <w:fldChar w:fldCharType="begin"/>
-      </w:r>
-      <w:r>
-        <w:rPr>
-          <w:rFonts w:hint="eastAsia"/>
-        </w:rPr>
-        <w:instrText xml:space="preserve"> </w:instrText>
-      </w:r>
-      <w:r>
-        <w:instrText xml:space="preserve">PAGEREF _Toc239539666 \h</w:instrText>
-      </w:r>
-      <w:r>
-        <w:rPr>
-          <w:rFonts w:hint="eastAsia"/>
-        </w:rPr>
-        <w:instrText xml:space="preserve"> </w:instrText>
-      </w:r>
-      <w:r>
-        <w:rPr>
-          <w:rFonts w:hint="eastAsia"/>
-        </w:rPr>
-        <w:fldChar w:fldCharType="separate"/>
-      </w:r>
-      <w:r>
-        <w:t>15</w:t>
-      </w:r>
-      <w:r>
-        <w:rPr>
-          <w:rFonts w:hint="eastAsia"/>
-        </w:rPr>
-        <w:fldChar w:fldCharType="end"/>
-      </w:r>
-      <w:r>
-        <w:rPr>
-          <w:rFonts w:hint="eastAsia"/>
-        </w:rPr>
-        <w:fldChar w:fldCharType="end"/>
-      </w:r>
-    </w:p>
-    <w:p>
-      <w:pPr>
-        <w:pStyle w:val="29"/>
-        <w:tabs>
-          <w:tab w:val="right" w:leader="dot" w:pos="9062"/>
-        </w:tabs>
-        <w:ind w:left="480"/>
-        <w:rPr>
-          <w:rFonts w:hint="eastAsia"/>
-        </w:rPr>
-      </w:pPr>
-      <w:r>
-        <w:fldChar w:fldCharType="begin"/>
-      </w:r>
-      <w:r>
-        <w:instrText xml:space="preserve"> HYPERLINK \l "_Toc239539667" </w:instrText>
-      </w:r>
-      <w:r>
-        <w:fldChar w:fldCharType="separate"/>
-      </w:r>
-      <w:r>
-        <w:rPr>
-          <w:rStyle w:val="137"/>
-          <w:rFonts w:eastAsia="黑体"/>
-        </w:rPr>
-        <w:t>4. GPSR-BB与阈值算法基线</w:t>
-      </w:r>
-      <w:r>
-        <w:rPr>
-          <w:rFonts w:hint="eastAsia"/>
-        </w:rPr>
-        <w:tab/>
-      </w:r>
-      <w:r>
-        <w:rPr>
-          <w:rFonts w:hint="eastAsia"/>
-        </w:rPr>
-        <w:fldChar w:fldCharType="begin"/>
-      </w:r>
-      <w:r>
-        <w:rPr>
-          <w:rFonts w:hint="eastAsia"/>
-        </w:rPr>
-        <w:instrText xml:space="preserve"> </w:instrText>
-      </w:r>
-      <w:r>
-        <w:instrText xml:space="preserve">PAGEREF _Toc239539667 \h</w:instrText>
-      </w:r>
-      <w:r>
-        <w:rPr>
-          <w:rFonts w:hint="eastAsia"/>
-        </w:rPr>
-        <w:instrText xml:space="preserve"> </w:instrText>
-      </w:r>
-      <w:r>
-        <w:rPr>
-          <w:rFonts w:hint="eastAsia"/>
-        </w:rPr>
-        <w:fldChar w:fldCharType="separate"/>
-      </w:r>
-      <w:r>
-        <w:t>16</w:t>
-      </w:r>
-      <w:r>
-        <w:rPr>
-          <w:rFonts w:hint="eastAsia"/>
-        </w:rPr>
-        <w:fldChar w:fldCharType="end"/>
-      </w:r>
-      <w:r>
-        <w:rPr>
-          <w:rFonts w:hint="eastAsia"/>
-        </w:rPr>
-        <w:fldChar w:fldCharType="end"/>
-      </w:r>
-    </w:p>
-    <w:p>
-      <w:pPr>
-        <w:pStyle w:val="29"/>
-        <w:tabs>
-          <w:tab w:val="right" w:leader="dot" w:pos="9062"/>
-        </w:tabs>
-        <w:ind w:left="480"/>
-        <w:rPr>
-          <w:rFonts w:hint="eastAsia"/>
-        </w:rPr>
-      </w:pPr>
-      <w:r>
-        <w:fldChar w:fldCharType="begin"/>
-      </w:r>
-      <w:r>
-        <w:instrText xml:space="preserve"> HYPERLINK \l "_Toc239539668" </w:instrText>
-      </w:r>
-      <w:r>
-        <w:fldChar w:fldCharType="separate"/>
-      </w:r>
-      <w:r>
-        <w:rPr>
-          <w:rStyle w:val="137"/>
-          <w:rFonts w:eastAsia="黑体"/>
-        </w:rPr>
-        <w:t>5. 重复试验与结果比较</w:t>
-      </w:r>
-      <w:r>
-        <w:rPr>
-          <w:rFonts w:hint="eastAsia"/>
-        </w:rPr>
-        <w:tab/>
-      </w:r>
-      <w:r>
-        <w:rPr>
-          <w:rFonts w:hint="eastAsia"/>
-        </w:rPr>
-        <w:fldChar w:fldCharType="begin"/>
-      </w:r>
-      <w:r>
-        <w:rPr>
-          <w:rFonts w:hint="eastAsia"/>
-        </w:rPr>
-        <w:instrText xml:space="preserve"> </w:instrText>
-      </w:r>
-      <w:r>
-        <w:instrText xml:space="preserve">PAGEREF _Toc239539668 \h</w:instrText>
-      </w:r>
-      <w:r>
-        <w:rPr>
-          <w:rFonts w:hint="eastAsia"/>
-        </w:rPr>
-        <w:instrText xml:space="preserve"> </w:instrText>
-      </w:r>
-      <w:r>
-        <w:rPr>
-          <w:rFonts w:hint="eastAsia"/>
-        </w:rPr>
-        <w:fldChar w:fldCharType="separate"/>
-      </w:r>
-      <w:r>
-        <w:t>17</w:t>
-      </w:r>
-      <w:r>
-        <w:rPr>
-          <w:rFonts w:hint="eastAsia"/>
-        </w:rPr>
-        <w:fldChar w:fldCharType="end"/>
-      </w:r>
-      <w:r>
-        <w:rPr>
-          <w:rFonts w:hint="eastAsia"/>
-        </w:rPr>
-        <w:fldChar w:fldCharType="end"/>
-      </w:r>
-    </w:p>
-    <w:p>
-      <w:pPr>
-        <w:pStyle w:val="26"/>
-        <w:tabs>
-          <w:tab w:val="right" w:leader="dot" w:pos="9062"/>
-        </w:tabs>
-        <w:rPr>
-          <w:rFonts w:hint="eastAsia"/>
-        </w:rPr>
-      </w:pPr>
-      <w:r>
-        <w:fldChar w:fldCharType="begin"/>
-      </w:r>
-      <w:r>
-        <w:instrText xml:space="preserve"> HYPERLINK \l "_Toc239539669" </w:instrText>
-      </w:r>
-      <w:r>
-        <w:fldChar w:fldCharType="separate"/>
-      </w:r>
-      <w:r>
-        <w:rPr>
-          <w:rStyle w:val="137"/>
-          <w:rFonts w:eastAsia="黑体"/>
-        </w:rPr>
-        <w:t>八、模型评价与不足</w:t>
-      </w:r>
-      <w:r>
-        <w:rPr>
-          <w:rFonts w:hint="eastAsia"/>
-        </w:rPr>
-        <w:tab/>
-      </w:r>
-      <w:r>
-        <w:rPr>
-          <w:rFonts w:hint="eastAsia"/>
-        </w:rPr>
-        <w:fldChar w:fldCharType="begin"/>
-      </w:r>
-      <w:r>
-        <w:rPr>
-          <w:rFonts w:hint="eastAsia"/>
-        </w:rPr>
-        <w:instrText xml:space="preserve"> </w:instrText>
-      </w:r>
-      <w:r>
-        <w:instrText xml:space="preserve">PAGEREF _Toc239539669 \h</w:instrText>
-      </w:r>
-      <w:r>
-        <w:rPr>
-          <w:rFonts w:hint="eastAsia"/>
-        </w:rPr>
-        <w:instrText xml:space="preserve"> </w:instrText>
-      </w:r>
-      <w:r>
-        <w:rPr>
-          <w:rFonts w:hint="eastAsia"/>
-        </w:rPr>
-        <w:fldChar w:fldCharType="separate"/>
-      </w:r>
-      <w:r>
-        <w:t>19</w:t>
-      </w:r>
-      <w:r>
-        <w:rPr>
-          <w:rFonts w:hint="eastAsia"/>
-        </w:rPr>
-        <w:fldChar w:fldCharType="end"/>
-      </w:r>
-      <w:r>
-        <w:rPr>
-          <w:rFonts w:hint="eastAsia"/>
-        </w:rPr>
-        <w:fldChar w:fldCharType="end"/>
-      </w:r>
-    </w:p>
-    <w:p>
-      <w:pPr>
-        <w:pStyle w:val="29"/>
-        <w:tabs>
-          <w:tab w:val="right" w:leader="dot" w:pos="9062"/>
-        </w:tabs>
-        <w:ind w:left="480"/>
-        <w:rPr>
-          <w:rFonts w:hint="eastAsia"/>
-        </w:rPr>
-      </w:pPr>
-      <w:r>
-        <w:fldChar w:fldCharType="begin"/>
-      </w:r>
-      <w:r>
-        <w:instrText xml:space="preserve"> HYPERLINK \l "_Toc239539670" </w:instrText>
-      </w:r>
-      <w:r>
-        <w:fldChar w:fldCharType="separate"/>
-      </w:r>
-      <w:r>
-        <w:rPr>
-          <w:rStyle w:val="137"/>
-          <w:rFonts w:eastAsia="黑体"/>
-        </w:rPr>
-        <w:t>1. 模型优点</w:t>
-      </w:r>
-      <w:r>
-        <w:rPr>
-          <w:rFonts w:hint="eastAsia"/>
-        </w:rPr>
-        <w:tab/>
-      </w:r>
-      <w:r>
-        <w:rPr>
-          <w:rFonts w:hint="eastAsia"/>
-        </w:rPr>
-        <w:fldChar w:fldCharType="begin"/>
-      </w:r>
-      <w:r>
-        <w:rPr>
-          <w:rFonts w:hint="eastAsia"/>
-        </w:rPr>
-        <w:instrText xml:space="preserve"> </w:instrText>
-      </w:r>
-      <w:r>
-        <w:instrText xml:space="preserve">PAGEREF _Toc239539670 \h</w:instrText>
-      </w:r>
-      <w:r>
-        <w:rPr>
-          <w:rFonts w:hint="eastAsia"/>
-        </w:rPr>
-        <w:instrText xml:space="preserve"> </w:instrText>
-      </w:r>
-      <w:r>
-        <w:rPr>
-          <w:rFonts w:hint="eastAsia"/>
-        </w:rPr>
-        <w:fldChar w:fldCharType="separate"/>
-      </w:r>
-      <w:r>
-        <w:t>19</w:t>
-      </w:r>
-      <w:r>
-        <w:rPr>
-          <w:rFonts w:hint="eastAsia"/>
-        </w:rPr>
-        <w:fldChar w:fldCharType="end"/>
-      </w:r>
-      <w:r>
-        <w:rPr>
-          <w:rFonts w:hint="eastAsia"/>
-        </w:rPr>
-        <w:fldChar w:fldCharType="end"/>
-      </w:r>
-    </w:p>
-    <w:p>
-      <w:pPr>
-        <w:pStyle w:val="29"/>
-        <w:tabs>
-          <w:tab w:val="right" w:leader="dot" w:pos="9062"/>
-        </w:tabs>
-        <w:ind w:left="480"/>
-        <w:rPr>
-          <w:rFonts w:hint="eastAsia"/>
-        </w:rPr>
-      </w:pPr>
-      <w:r>
-        <w:fldChar w:fldCharType="begin"/>
-      </w:r>
-      <w:r>
-        <w:instrText xml:space="preserve"> HYPERLINK \l "_Toc239539671" </w:instrText>
-      </w:r>
-      <w:r>
-        <w:fldChar w:fldCharType="separate"/>
-      </w:r>
-      <w:r>
-        <w:rPr>
-          <w:rStyle w:val="137"/>
-          <w:rFonts w:eastAsia="黑体"/>
-        </w:rPr>
-        <w:t>2. 模型不足</w:t>
-      </w:r>
-      <w:r>
-        <w:rPr>
-          <w:rFonts w:hint="eastAsia"/>
-        </w:rPr>
-        <w:tab/>
-      </w:r>
-      <w:r>
-        <w:rPr>
-          <w:rFonts w:hint="eastAsia"/>
-        </w:rPr>
-        <w:fldChar w:fldCharType="begin"/>
-      </w:r>
-      <w:r>
-        <w:rPr>
-          <w:rFonts w:hint="eastAsia"/>
-        </w:rPr>
-        <w:instrText xml:space="preserve"> </w:instrText>
-      </w:r>
-      <w:r>
-        <w:instrText xml:space="preserve">PAGEREF _Toc239539671 \h</w:instrText>
-      </w:r>
-      <w:r>
-        <w:rPr>
-          <w:rFonts w:hint="eastAsia"/>
-        </w:rPr>
-        <w:instrText xml:space="preserve"> </w:instrText>
-      </w:r>
-      <w:r>
-        <w:rPr>
-          <w:rFonts w:hint="eastAsia"/>
-        </w:rPr>
-        <w:fldChar w:fldCharType="separate"/>
-      </w:r>
-      <w:r>
-        <w:t>19</w:t>
-      </w:r>
-      <w:r>
-        <w:rPr>
-          <w:rFonts w:hint="eastAsia"/>
-        </w:rPr>
-        <w:fldChar w:fldCharType="end"/>
-      </w:r>
-      <w:r>
-        <w:rPr>
-          <w:rFonts w:hint="eastAsia"/>
-        </w:rPr>
-        <w:fldChar w:fldCharType="end"/>
-      </w:r>
-    </w:p>
-    <w:p>
-      <w:pPr>
-        <w:pStyle w:val="29"/>
-        <w:tabs>
-          <w:tab w:val="right" w:leader="dot" w:pos="9062"/>
-        </w:tabs>
-        <w:ind w:left="480"/>
-        <w:rPr>
-          <w:rFonts w:hint="eastAsia"/>
-        </w:rPr>
-      </w:pPr>
-      <w:r>
-        <w:fldChar w:fldCharType="begin"/>
-      </w:r>
-      <w:r>
-        <w:instrText xml:space="preserve"> HYPERLINK \l "_Toc239539672" </w:instrText>
-      </w:r>
-      <w:r>
-        <w:fldChar w:fldCharType="separate"/>
-      </w:r>
-      <w:r>
-        <w:rPr>
-          <w:rStyle w:val="137"/>
-          <w:rFonts w:eastAsia="黑体"/>
-        </w:rPr>
-        <w:t>3. 模型推广</w:t>
-      </w:r>
-      <w:r>
-        <w:rPr>
-          <w:rFonts w:hint="eastAsia"/>
-        </w:rPr>
-        <w:tab/>
-      </w:r>
-      <w:r>
-        <w:rPr>
-          <w:rFonts w:hint="eastAsia"/>
-        </w:rPr>
-        <w:fldChar w:fldCharType="begin"/>
-      </w:r>
-      <w:r>
-        <w:rPr>
-          <w:rFonts w:hint="eastAsia"/>
-        </w:rPr>
-        <w:instrText xml:space="preserve"> </w:instrText>
-      </w:r>
-      <w:r>
-        <w:instrText xml:space="preserve">PAGEREF _Toc239539672 \h</w:instrText>
-      </w:r>
-      <w:r>
-        <w:rPr>
-          <w:rFonts w:hint="eastAsia"/>
-        </w:rPr>
-        <w:instrText xml:space="preserve"> </w:instrText>
-      </w:r>
-      <w:r>
-        <w:rPr>
-          <w:rFonts w:hint="eastAsia"/>
-        </w:rPr>
-        <w:fldChar w:fldCharType="separate"/>
-      </w:r>
-      <w:r>
-        <w:t>19</w:t>
-      </w:r>
-      <w:r>
-        <w:rPr>
-          <w:rFonts w:hint="eastAsia"/>
-        </w:rPr>
-        <w:fldChar w:fldCharType="end"/>
-      </w:r>
-      <w:r>
-        <w:rPr>
-          <w:rFonts w:hint="eastAsia"/>
-        </w:rPr>
-        <w:fldChar w:fldCharType="end"/>
-      </w:r>
-    </w:p>
-    <w:p>
-      <w:pPr>
-        <w:pStyle w:val="26"/>
-        <w:tabs>
-          <w:tab w:val="right" w:leader="dot" w:pos="9062"/>
-        </w:tabs>
-        <w:rPr>
-          <w:rFonts w:hint="eastAsia"/>
-        </w:rPr>
-      </w:pPr>
-      <w:r>
-        <w:fldChar w:fldCharType="begin"/>
-      </w:r>
-      <w:r>
-        <w:instrText xml:space="preserve"> HYPERLINK \l "_Toc239539673" </w:instrText>
-      </w:r>
-      <w:r>
-        <w:fldChar w:fldCharType="separate"/>
-      </w:r>
-      <w:r>
-        <w:rPr>
-          <w:rStyle w:val="137"/>
-          <w:rFonts w:eastAsia="黑体"/>
-        </w:rPr>
-        <w:t>九、参考文献</w:t>
-      </w:r>
-      <w:r>
-        <w:rPr>
-          <w:rFonts w:hint="eastAsia"/>
-        </w:rPr>
-        <w:tab/>
-      </w:r>
-      <w:r>
-        <w:rPr>
-          <w:rFonts w:hint="eastAsia"/>
-        </w:rPr>
-        <w:fldChar w:fldCharType="begin"/>
-      </w:r>
-      <w:r>
-        <w:rPr>
-          <w:rFonts w:hint="eastAsia"/>
-        </w:rPr>
-        <w:instrText xml:space="preserve"> </w:instrText>
-      </w:r>
-      <w:r>
-        <w:instrText xml:space="preserve">PAGEREF _Toc239539673 \h</w:instrText>
-      </w:r>
-      <w:r>
-        <w:rPr>
-          <w:rFonts w:hint="eastAsia"/>
-        </w:rPr>
-        <w:instrText xml:space="preserve"> </w:instrText>
-      </w:r>
-      <w:r>
-        <w:rPr>
-          <w:rFonts w:hint="eastAsia"/>
-        </w:rPr>
-        <w:fldChar w:fldCharType="separate"/>
-      </w:r>
-      <w:r>
-        <w:t>20</w:t>
-      </w:r>
-      <w:r>
-        <w:rPr>
-          <w:rFonts w:hint="eastAsia"/>
-        </w:rPr>
-        <w:fldChar w:fldCharType="end"/>
-      </w:r>
-      <w:r>
-        <w:rPr>
-          <w:rFonts w:hint="eastAsia"/>
-        </w:rPr>
-        <w:fldChar w:fldCharType="end"/>
-      </w:r>
-    </w:p>
-    <w:p>
-      <w:pPr>
-        <w:ind w:firstLine="0"/>
-      </w:pPr>
-      <w:r>
-        <w:fldChar w:fldCharType="end"/>
-      </w:r>
-    </w:p>
-    <w:p>
-      <w:r>
-        <w:br w:type="page"/>
-      </w:r>
     </w:p>
     <w:p>
       <w:pPr>
         <w:pStyle w:val="3"/>
       </w:pPr>
-      <w:bookmarkStart w:id="0" w:name="_Toc239539647"/>
+      <w:bookmarkStart w:id="0" w:name="_Toc239545986"/>
       <w:r>
         <w:rPr>
           <w:rFonts w:ascii="Times New Roman" w:hAnsi="Times New Roman" w:eastAsia="黑体"/>
         </w:rPr>
-        <w:t>一、问题重述</w:t>
+        <w:t>一、问题背景与重述</w:t>
       </w:r>
       <w:bookmarkEnd w:id="0"/>
+    </w:p>
+    <w:p>
+      <w:pPr>
+        <w:spacing w:after="60"/>
+      </w:pPr>
+      <w:r>
+        <w:t>图像与信号在采集、传输和存储过程中容易受到脉冲噪声和测量噪声干扰，造成局部细节损坏或观测信息缺失。信号重构需要结合噪声分布、图像邻域结构和信号稀疏特征，从受污染或欠定观测中恢复原始信息。合理构造保边正则模型并设计稳定的数值算法，是兼顾重构精度、边缘保持能力与计算效率的关键。</w:t>
+      </w:r>
     </w:p>
     <w:p>
       <w:pPr>
@@ -2202,7 +135,7 @@
         <w:spacing w:after="60"/>
       </w:pPr>
       <w:r>
-        <w:t>问题二要求在问题一图像恢复模型的基础上，分别采用平方根型、幂函数型、对数双曲余弦型、对数型和Huber型势函数，分析不同函数形状及参数对平滑区域去噪和边缘保持的影响，并在统一数据、噪声与求解条件下比较各方案的恢复质量和计算代价。</w:t>
+        <w:t>问题二要求在问题一图像恢复模型的基础上，分别采用平方根型、幂函数型、对数双曲余弦型、对数型和Huber型保边势函数，分析不同函数形状及参数对平滑区域去噪和边缘保持的影响，并在统一数据、噪声与求解条件下比较各方案的恢复质量和计算代价。</w:t>
       </w:r>
     </w:p>
     <w:p>
@@ -2217,7 +150,7 @@
       <w:pPr>
         <w:pStyle w:val="3"/>
       </w:pPr>
-      <w:bookmarkStart w:id="1" w:name="_Toc239539648"/>
+      <w:bookmarkStart w:id="1" w:name="_Toc239545987"/>
       <w:r>
         <w:rPr>
           <w:rFonts w:ascii="Times New Roman" w:hAnsi="Times New Roman" w:eastAsia="黑体"/>
@@ -2230,7 +163,7 @@
       <w:pPr>
         <w:pStyle w:val="4"/>
       </w:pPr>
-      <w:bookmarkStart w:id="2" w:name="_Toc239539649"/>
+      <w:bookmarkStart w:id="2" w:name="_Toc239545988"/>
       <w:r>
         <w:rPr>
           <w:rFonts w:ascii="Times New Roman" w:hAnsi="Times New Roman" w:eastAsia="黑体"/>
@@ -2251,7 +184,7 @@
       <w:pPr>
         <w:pStyle w:val="4"/>
       </w:pPr>
-      <w:bookmarkStart w:id="3" w:name="_Toc239539650"/>
+      <w:bookmarkStart w:id="3" w:name="_Toc239545989"/>
       <w:r>
         <w:rPr>
           <w:rFonts w:ascii="Times New Roman" w:hAnsi="Times New Roman" w:eastAsia="黑体"/>
@@ -2265,14 +198,14 @@
         <w:spacing w:after="60"/>
       </w:pPr>
       <w:r>
-        <w:t>五种势函数对小灰度差和大灰度差的惩罚增长率不同。小差分主要对应平滑区域，应受到较强约束；大差分常出现在真实边缘附近，惩罚增长不宜过快。比较时必须保持噪声实现、检测集合、优化器和计算预算一致，并分别处理各势函数形状参数的尺度差异。采用验证集选择正则化强度，再在独立测试集评价，可以减少直接用测试结果选参造成的乐观偏差。</w:t>
+        <w:t>五种保边势函数对小灰度差和大灰度差的惩罚增长率不同。小差分主要对应平滑区域，应受到较强约束；大差分常出现在真实边缘附近，惩罚增长不宜过快。比较时保持噪声实现、检测集合、优化器和计算预算一致，并对各函数的形状参数进行尺度统一，可以减少因量纲差异导致的评价偏差。随后利用验证集选择正则化强度，并在独立测试集上评价恢复效果。</w:t>
       </w:r>
     </w:p>
     <w:p>
       <w:pPr>
         <w:pStyle w:val="4"/>
       </w:pPr>
-      <w:bookmarkStart w:id="4" w:name="_Toc239539651"/>
+      <w:bookmarkStart w:id="4" w:name="_Toc239545990"/>
       <w:r>
         <w:rPr>
           <w:rFonts w:ascii="Times New Roman" w:hAnsi="Times New Roman" w:eastAsia="黑体"/>
@@ -2286,14 +219,14 @@
         <w:spacing w:after="60"/>
       </w:pPr>
       <w:r>
-        <w:t>欠定观测无法唯一确定高维信号，L1正则项利用原信号稀疏性选择可解释解。原始目标在零点不可微，光滑延拓可将其转化为一系列可微无约束问题；随着光滑参数递减，子问题解逐步逼近L1模型。高维测量矩阵会造成不同坐标曲率不一致，因此在PRP+方向中加入对角预条件，并通过强Wolfe线搜索和下降性重启保证搜索方向有效。性能比较除目标函数值外，还应同时考察幅值误差、信噪比、支持集恢复和时间成本。</w:t>
+        <w:t>欠定观测无法唯一确定高维信号，L1正则项利用原信号的稀疏性从多个可行解中筛选重构结果。原始目标在零点不可微，光滑延拓将其转化为一系列可微无约束子问题，并通过逐层减小光滑参数逼近L1模型。测量项与光滑正则项使目标函数在不同坐标方向上的曲率存在差异，因此采用对角预条件调整各坐标的搜索尺度，再结合PRP+方向、强Wolfe线搜索和下降性重启完成求解。性能评价同时考察幅值误差、信噪比、支持集恢复和时间成本。</w:t>
       </w:r>
     </w:p>
     <w:p>
       <w:pPr>
         <w:pStyle w:val="3"/>
       </w:pPr>
-      <w:bookmarkStart w:id="5" w:name="_Toc239539652"/>
+      <w:bookmarkStart w:id="5" w:name="_Toc239545991"/>
       <w:r>
         <w:rPr>
           <w:rFonts w:ascii="Times New Roman" w:hAnsi="Times New Roman" w:eastAsia="黑体"/>
@@ -2360,12 +293,26 @@
       <w:pPr>
         <w:pStyle w:val="3"/>
       </w:pPr>
-      <w:bookmarkStart w:id="6" w:name="_Toc239539653"/>
+      <w:bookmarkStart w:id="6" w:name="_Toc239545992"/>
       <w:r>
         <w:rPr>
           <w:rFonts w:ascii="Times New Roman" w:hAnsi="Times New Roman" w:eastAsia="黑体"/>
         </w:rPr>
-        <w:t>四、符号说明</w:t>
+        <w:t>四</w:t>
+      </w:r>
+      <w:bookmarkStart w:id="27" w:name="_GoBack"/>
+      <w:r>
+        <w:rPr>
+          <w:rFonts w:ascii="Times New Roman" w:hAnsi="Times New Roman" w:eastAsia="黑体"/>
+        </w:rPr>
+        <w:t>、符号说</w:t>
+      </w:r>
+      <w:bookmarkEnd w:id="27"/>
+      <w:r>
+        <w:rPr>
+          <w:rFonts w:ascii="Times New Roman" w:hAnsi="Times New Roman" w:eastAsia="黑体"/>
+        </w:rPr>
+        <w:t>明</w:t>
       </w:r>
       <w:bookmarkEnd w:id="6"/>
     </w:p>
@@ -3137,7 +1084,7 @@
               <w:rPr>
                 <w:sz w:val="16"/>
               </w:rPr>
-              <w:t>边缘保持势函数</w:t>
+              <w:t>保边势函数</w:t>
             </w:r>
           </w:p>
         </w:tc>
@@ -3192,7 +1139,7 @@
               <w:rPr>
                 <w:sz w:val="16"/>
               </w:rPr>
-              <w:t>势函数形状参数</w:t>
+              <w:t>保边势函数形状参数</w:t>
             </w:r>
           </w:p>
         </w:tc>
@@ -4840,7 +2787,7 @@
       <w:pPr>
         <w:pStyle w:val="3"/>
       </w:pPr>
-      <w:bookmarkStart w:id="7" w:name="_Toc239539654"/>
+      <w:bookmarkStart w:id="7" w:name="_Toc239545993"/>
       <w:r>
         <w:rPr>
           <w:rFonts w:ascii="Times New Roman" w:hAnsi="Times New Roman" w:eastAsia="黑体"/>
@@ -4854,14 +2801,14 @@
         <w:spacing w:after="60"/>
       </w:pPr>
       <w:r>
-        <w:t>问题一的恢复对象是被椒盐噪声替换的少量极值像素，而未污染像素仍提供可靠的局部结构信息。因此不对整幅图像作统一平滑，而是按照“候选定位—邻域约束—受限优化”的顺序建立模型：先识别需要更新的像素，再用其周围可信灰度和相邻候选灰度共同恢复细节，最后把结果限制在合法灰度范围内。这样既能针对脉冲噪声恢复缺失信息，也能避免无关像素被重复修改。</w:t>
+        <w:t>问题一的恢复对象是被椒盐噪声替换为灰度极值的污染像素，而未污染像素仍提供可靠的局部结构信息。因此不对整幅图像作统一平滑，模型依次完成候选像素定位、邻域结构约束和受限优化：先识别需要更新的像素，再利用其周围可信灰度和相邻候选灰度恢复细节，最后将结果限制在合法灰度范围内。这样既能针对脉冲噪声恢复缺失信息，也能避免无关像素被重复修改。</w:t>
       </w:r>
     </w:p>
     <w:p>
       <w:pPr>
         <w:pStyle w:val="4"/>
       </w:pPr>
-      <w:bookmarkStart w:id="8" w:name="_Toc239539655"/>
+      <w:bookmarkStart w:id="8" w:name="_Toc239545994"/>
       <w:r>
         <w:rPr>
           <w:rFonts w:ascii="Times New Roman" w:hAnsi="Times New Roman" w:eastAsia="黑体"/>
@@ -4875,7 +2822,7 @@
         <w:spacing w:after="60"/>
       </w:pPr>
       <w:r>
-        <w:t>实验将17幅标准测试图像转为灰度图，并对每幅图像分别加入30%和50%的对称椒盐噪声，随机种子固定为0。设原始灰度图像为</w:t>
+        <w:t>实验将17幅标准测试图像转为灰度图，并对每幅图像分别加入30%和50%的对称椒盐噪声，随机种子固定为0，以保证对比实验的可复现性与公平性。设原始灰度图像为</w:t>
       </w:r>
       <m:oMath>
         <m:r>
@@ -5216,7 +3163,7 @@
         </m:d>
       </m:oMath>
       <w:r>
-        <w:t>为噪声比例。实验分别取30%和50%，并固定随机种子为0。</w:t>
+        <w:t>为噪声比例。</w:t>
       </w:r>
     </w:p>
     <w:p>
@@ -5525,8 +3472,15 @@
                     <w:rPr>
                       <w:rFonts w:ascii="Cambria Math" w:hAnsi="Cambria Math"/>
                     </w:rPr>
-                    <m:t>&gt;0,</m:t>
+                    <m:t>&gt;0</m:t>
                   </m:r>
+                  <m:ctrlPr>
+                    <w:rPr>
+                      <w:rFonts w:ascii="Cambria Math" w:hAnsi="Cambria Math"/>
+                    </w:rPr>
+                  </m:ctrlPr>
+                </m:e>
+                <m:e>
                   <m:sSub>
                     <m:sSubPr>
                       <m:ctrlPr>
@@ -5802,8 +3756,15 @@
                     <w:rPr>
                       <w:rFonts w:ascii="Cambria Math" w:hAnsi="Cambria Math"/>
                     </w:rPr>
-                    <m:t>&gt;0,</m:t>
+                    <m:t>&gt;0</m:t>
                   </m:r>
+                  <m:ctrlPr>
+                    <w:rPr>
+                      <w:rFonts w:ascii="Cambria Math" w:hAnsi="Cambria Math"/>
+                    </w:rPr>
+                  </m:ctrlPr>
+                </m:e>
+                <m:e>
                   <m:sSub>
                     <m:sSubPr>
                       <m:ctrlPr>
@@ -6876,7 +4837,7 @@
       <w:pPr>
         <w:pStyle w:val="4"/>
       </w:pPr>
-      <w:bookmarkStart w:id="9" w:name="_Toc239539656"/>
+      <w:bookmarkStart w:id="9" w:name="_Toc239545995"/>
       <w:r>
         <w:rPr>
           <w:rFonts w:ascii="Times New Roman" w:hAnsi="Times New Roman" w:eastAsia="黑体"/>
@@ -6890,7 +4851,19 @@
         <w:spacing w:after="60"/>
       </w:pPr>
       <w:r>
-        <w:t>AMF能够定位可疑像素并给出中值替换，但中值本身未利用候选像素之间的连续关系。为在平滑区域抑制孤立脉冲、在轮廓处保留较大灰度跳变，恢复模型同时设置数据一致性项和邻域正则项：前者使待恢复值不偏离初始观测，后者根据相邻像素差异自适应调整平滑强度。令</w:t>
+        <w:t>AMF能够定位候选像素并给出中值替换，但中值替换未利用候选像素之间的连续关系。为在平滑区域抑制孤立脉冲、在轮廓处保留较大灰度跳变，恢复模型同时设置数据一致性项和邻域正则项：前者使待恢复值不偏离初始观测，后者根据相邻像素差异自适应调整平滑强度。设</w:t>
+      </w:r>
+      <m:oMath>
+        <m:r>
+          <m:rPr/>
+          <w:rPr>
+            <w:rFonts w:ascii="Cambria Math" w:hAnsi="Cambria Math"/>
+          </w:rPr>
+          <m:t>Ω</m:t>
+        </m:r>
+      </m:oMath>
+      <w:r>
+        <w:t>为候选像素集合，</w:t>
       </w:r>
       <m:oMath>
         <m:sSub>
@@ -6934,7 +4907,7 @@
         </m:sSub>
       </m:oMath>
       <w:r>
-        <w:t>为像素的四邻域。候选像素的数据项采用绝对偏差，对局部差分采用边缘保持势函数。问题一选择平方根型势函数</w:t>
+        <w:t>为像素的四邻域。候选像素的数据项采用绝对偏差，局部差分采用保边势函数。问题一选择平方根型保边势函数</w:t>
       </w:r>
     </w:p>
     <w:p>
@@ -7602,93 +5575,7 @@
         <w:spacing w:after="60"/>
       </w:pPr>
       <w:r>
-        <w:t>定义邻域参考值</w:t>
-      </w:r>
-      <m:oMath>
-        <m:sSub>
-          <m:sSubPr>
-            <m:ctrlPr>
-              <w:rPr>
-                <w:rFonts w:ascii="Cambria Math" w:hAnsi="Cambria Math"/>
-              </w:rPr>
-            </m:ctrlPr>
-          </m:sSubPr>
-          <m:e>
-            <m:r>
-              <m:rPr/>
-              <w:rPr>
-                <w:rFonts w:ascii="Cambria Math" w:hAnsi="Cambria Math"/>
-              </w:rPr>
-              <m:t>v</m:t>
-            </m:r>
-            <m:ctrlPr>
-              <w:rPr>
-                <w:rFonts w:ascii="Cambria Math" w:hAnsi="Cambria Math"/>
-              </w:rPr>
-            </m:ctrlPr>
-          </m:e>
-          <m:sub>
-            <m:r>
-              <m:rPr/>
-              <w:rPr>
-                <w:rFonts w:ascii="Cambria Math" w:hAnsi="Cambria Math"/>
-              </w:rPr>
-              <m:t>mn</m:t>
-            </m:r>
-            <m:ctrlPr>
-              <w:rPr>
-                <w:rFonts w:ascii="Cambria Math" w:hAnsi="Cambria Math"/>
-              </w:rPr>
-            </m:ctrlPr>
-          </m:sub>
-        </m:sSub>
-        <m:r>
-          <m:rPr/>
-          <w:rPr>
-            <w:rFonts w:ascii="Cambria Math" w:hAnsi="Cambria Math"/>
-          </w:rPr>
-          <m:t>=</m:t>
-        </m:r>
-        <m:sSub>
-          <m:sSubPr>
-            <m:ctrlPr>
-              <w:rPr>
-                <w:rFonts w:ascii="Cambria Math" w:hAnsi="Cambria Math"/>
-              </w:rPr>
-            </m:ctrlPr>
-          </m:sSubPr>
-          <m:e>
-            <m:r>
-              <m:rPr/>
-              <w:rPr>
-                <w:rFonts w:ascii="Cambria Math" w:hAnsi="Cambria Math"/>
-              </w:rPr>
-              <m:t>u</m:t>
-            </m:r>
-            <m:ctrlPr>
-              <w:rPr>
-                <w:rFonts w:ascii="Cambria Math" w:hAnsi="Cambria Math"/>
-              </w:rPr>
-            </m:ctrlPr>
-          </m:e>
-          <m:sub>
-            <m:r>
-              <m:rPr/>
-              <w:rPr>
-                <w:rFonts w:ascii="Cambria Math" w:hAnsi="Cambria Math"/>
-              </w:rPr>
-              <m:t>mn</m:t>
-            </m:r>
-            <m:ctrlPr>
-              <w:rPr>
-                <w:rFonts w:ascii="Cambria Math" w:hAnsi="Cambria Math"/>
-              </w:rPr>
-            </m:ctrlPr>
-          </m:sub>
-        </m:sSub>
-      </m:oMath>
-      <w:r>
-        <w:t>当相邻像素属于</w:t>
+        <w:t>对任意</w:t>
       </w:r>
       <m:oMath>
         <m:r>
@@ -7696,11 +5583,246 @@
           <w:rPr>
             <w:rFonts w:ascii="Cambria Math" w:hAnsi="Cambria Math"/>
           </w:rPr>
-          <m:t>Ω</m:t>
+          <m:t>(m,n)∈</m:t>
         </m:r>
+        <m:sSub>
+          <m:sSubPr>
+            <m:ctrlPr>
+              <w:rPr>
+                <w:rFonts w:ascii="Cambria Math" w:hAnsi="Cambria Math"/>
+              </w:rPr>
+            </m:ctrlPr>
+          </m:sSubPr>
+          <m:e>
+            <m:r>
+              <m:rPr>
+                <m:sty m:val="b"/>
+              </m:rPr>
+              <w:rPr>
+                <w:rFonts w:ascii="Cambria Math" w:hAnsi="Cambria Math"/>
+              </w:rPr>
+              <m:t>N</m:t>
+            </m:r>
+            <m:ctrlPr>
+              <w:rPr>
+                <w:rFonts w:ascii="Cambria Math" w:hAnsi="Cambria Math"/>
+              </w:rPr>
+            </m:ctrlPr>
+          </m:e>
+          <m:sub>
+            <m:r>
+              <m:rPr/>
+              <w:rPr>
+                <w:rFonts w:ascii="Cambria Math" w:hAnsi="Cambria Math"/>
+              </w:rPr>
+              <m:t>ij</m:t>
+            </m:r>
+            <m:ctrlPr>
+              <w:rPr>
+                <w:rFonts w:ascii="Cambria Math" w:hAnsi="Cambria Math"/>
+              </w:rPr>
+            </m:ctrlPr>
+          </m:sub>
+        </m:sSub>
       </m:oMath>
       <w:r>
-        <w:t>，否则取</w:t>
+        <w:t>，若该位置属于候选集合，则邻域参考值随优化变量同步更新；否则直接采用可信观测值。因此定义</w:t>
+      </w:r>
+    </w:p>
+    <w:p>
+      <w:pPr>
+        <w:keepLines/>
+        <w:spacing w:before="200" w:after="200"/>
+        <w:ind w:firstLine="0"/>
+        <w:jc w:val="center"/>
+      </w:pPr>
+      <m:oMathPara>
+        <m:oMathParaPr>
+          <m:jc m:val="center"/>
+        </m:oMathParaPr>
+        <m:oMath>
+          <m:sSub>
+            <m:sSubPr>
+              <m:ctrlPr>
+                <w:rPr>
+                  <w:rFonts w:ascii="Cambria Math" w:hAnsi="Cambria Math"/>
+                </w:rPr>
+              </m:ctrlPr>
+            </m:sSubPr>
+            <m:e>
+              <m:r>
+                <m:rPr/>
+                <w:rPr>
+                  <w:rFonts w:ascii="Cambria Math" w:hAnsi="Cambria Math"/>
+                </w:rPr>
+                <m:t>v</m:t>
+              </m:r>
+              <m:ctrlPr>
+                <w:rPr>
+                  <w:rFonts w:ascii="Cambria Math" w:hAnsi="Cambria Math"/>
+                </w:rPr>
+              </m:ctrlPr>
+            </m:e>
+            <m:sub>
+              <m:r>
+                <m:rPr/>
+                <w:rPr>
+                  <w:rFonts w:ascii="Cambria Math" w:hAnsi="Cambria Math"/>
+                </w:rPr>
+                <m:t>mn</m:t>
+              </m:r>
+              <m:ctrlPr>
+                <w:rPr>
+                  <w:rFonts w:ascii="Cambria Math" w:hAnsi="Cambria Math"/>
+                </w:rPr>
+              </m:ctrlPr>
+            </m:sub>
+          </m:sSub>
+          <m:r>
+            <m:rPr/>
+            <w:rPr>
+              <w:rFonts w:ascii="Cambria Math" w:hAnsi="Cambria Math"/>
+            </w:rPr>
+            <m:t>=</m:t>
+          </m:r>
+          <m:d>
+            <m:dPr>
+              <m:begChr m:val="{"/>
+              <m:endChr m:val=""/>
+              <m:ctrlPr>
+                <w:rPr>
+                  <w:rFonts w:ascii="Cambria Math" w:hAnsi="Cambria Math"/>
+                </w:rPr>
+              </m:ctrlPr>
+            </m:dPr>
+            <m:e>
+              <m:eqArr>
+                <m:eqArrPr>
+                  <m:ctrlPr>
+                    <w:rPr>
+                      <w:rFonts w:ascii="Cambria Math" w:hAnsi="Cambria Math"/>
+                    </w:rPr>
+                  </m:ctrlPr>
+                </m:eqArrPr>
+                <m:e>
+                  <m:sSub>
+                    <m:sSubPr>
+                      <m:ctrlPr>
+                        <w:rPr>
+                          <w:rFonts w:ascii="Cambria Math" w:hAnsi="Cambria Math"/>
+                        </w:rPr>
+                      </m:ctrlPr>
+                    </m:sSubPr>
+                    <m:e>
+                      <m:r>
+                        <m:rPr/>
+                        <w:rPr>
+                          <w:rFonts w:ascii="Cambria Math" w:hAnsi="Cambria Math"/>
+                        </w:rPr>
+                        <m:t>u</m:t>
+                      </m:r>
+                      <m:ctrlPr>
+                        <w:rPr>
+                          <w:rFonts w:ascii="Cambria Math" w:hAnsi="Cambria Math"/>
+                        </w:rPr>
+                      </m:ctrlPr>
+                    </m:e>
+                    <m:sub>
+                      <m:r>
+                        <m:rPr/>
+                        <w:rPr>
+                          <w:rFonts w:ascii="Cambria Math" w:hAnsi="Cambria Math"/>
+                        </w:rPr>
+                        <m:t>mn</m:t>
+                      </m:r>
+                      <m:ctrlPr>
+                        <w:rPr>
+                          <w:rFonts w:ascii="Cambria Math" w:hAnsi="Cambria Math"/>
+                        </w:rPr>
+                      </m:ctrlPr>
+                    </m:sub>
+                  </m:sSub>
+                  <m:r>
+                    <m:rPr/>
+                    <w:rPr>
+                      <w:rFonts w:ascii="Cambria Math" w:hAnsi="Cambria Math"/>
+                    </w:rPr>
+                    <m:t>,(m,n)∈Ω</m:t>
+                  </m:r>
+                  <m:ctrlPr>
+                    <w:rPr>
+                      <w:rFonts w:ascii="Cambria Math" w:hAnsi="Cambria Math"/>
+                    </w:rPr>
+                  </m:ctrlPr>
+                </m:e>
+                <m:e>
+                  <m:sSub>
+                    <m:sSubPr>
+                      <m:ctrlPr>
+                        <w:rPr>
+                          <w:rFonts w:ascii="Cambria Math" w:hAnsi="Cambria Math"/>
+                        </w:rPr>
+                      </m:ctrlPr>
+                    </m:sSubPr>
+                    <m:e>
+                      <m:r>
+                        <m:rPr/>
+                        <w:rPr>
+                          <w:rFonts w:ascii="Cambria Math" w:hAnsi="Cambria Math"/>
+                        </w:rPr>
+                        <m:t>y</m:t>
+                      </m:r>
+                      <m:ctrlPr>
+                        <w:rPr>
+                          <w:rFonts w:ascii="Cambria Math" w:hAnsi="Cambria Math"/>
+                        </w:rPr>
+                      </m:ctrlPr>
+                    </m:e>
+                    <m:sub>
+                      <m:r>
+                        <m:rPr/>
+                        <w:rPr>
+                          <w:rFonts w:ascii="Cambria Math" w:hAnsi="Cambria Math"/>
+                        </w:rPr>
+                        <m:t>mn</m:t>
+                      </m:r>
+                      <m:ctrlPr>
+                        <w:rPr>
+                          <w:rFonts w:ascii="Cambria Math" w:hAnsi="Cambria Math"/>
+                        </w:rPr>
+                      </m:ctrlPr>
+                    </m:sub>
+                  </m:sSub>
+                  <m:r>
+                    <m:rPr/>
+                    <w:rPr>
+                      <w:rFonts w:ascii="Cambria Math" w:hAnsi="Cambria Math"/>
+                    </w:rPr>
+                    <m:t>,(m,n)∉Ω</m:t>
+                  </m:r>
+                  <m:ctrlPr>
+                    <w:rPr>
+                      <w:rFonts w:ascii="Cambria Math" w:hAnsi="Cambria Math"/>
+                    </w:rPr>
+                  </m:ctrlPr>
+                </m:e>
+              </m:eqArr>
+              <m:ctrlPr>
+                <w:rPr>
+                  <w:rFonts w:ascii="Cambria Math" w:hAnsi="Cambria Math"/>
+                </w:rPr>
+              </m:ctrlPr>
+            </m:e>
+          </m:d>
+        </m:oMath>
+      </m:oMathPara>
+    </w:p>
+    <w:p>
+      <w:pPr>
+        <w:spacing w:after="60"/>
+      </w:pPr>
+      <w:r>
+        <w:t>为使候选像素之间的无向邻接边只计一次，令</w:t>
       </w:r>
       <m:oMath>
         <m:sSub>
@@ -7717,7 +5839,7 @@
               <w:rPr>
                 <w:rFonts w:ascii="Cambria Math" w:hAnsi="Cambria Math"/>
               </w:rPr>
-              <m:t>v</m:t>
+              <m:t>w</m:t>
             </m:r>
             <m:ctrlPr>
               <w:rPr>
@@ -7731,51 +5853,7 @@
               <w:rPr>
                 <w:rFonts w:ascii="Cambria Math" w:hAnsi="Cambria Math"/>
               </w:rPr>
-              <m:t>mn</m:t>
-            </m:r>
-            <m:ctrlPr>
-              <w:rPr>
-                <w:rFonts w:ascii="Cambria Math" w:hAnsi="Cambria Math"/>
-              </w:rPr>
-            </m:ctrlPr>
-          </m:sub>
-        </m:sSub>
-        <m:r>
-          <m:rPr/>
-          <w:rPr>
-            <w:rFonts w:ascii="Cambria Math" w:hAnsi="Cambria Math"/>
-          </w:rPr>
-          <m:t>=</m:t>
-        </m:r>
-        <m:sSub>
-          <m:sSubPr>
-            <m:ctrlPr>
-              <w:rPr>
-                <w:rFonts w:ascii="Cambria Math" w:hAnsi="Cambria Math"/>
-              </w:rPr>
-            </m:ctrlPr>
-          </m:sSubPr>
-          <m:e>
-            <m:r>
-              <m:rPr/>
-              <w:rPr>
-                <w:rFonts w:ascii="Cambria Math" w:hAnsi="Cambria Math"/>
-              </w:rPr>
-              <m:t>y</m:t>
-            </m:r>
-            <m:ctrlPr>
-              <w:rPr>
-                <w:rFonts w:ascii="Cambria Math" w:hAnsi="Cambria Math"/>
-              </w:rPr>
-            </m:ctrlPr>
-          </m:e>
-          <m:sub>
-            <m:r>
-              <m:rPr/>
-              <w:rPr>
-                <w:rFonts w:ascii="Cambria Math" w:hAnsi="Cambria Math"/>
-              </w:rPr>
-              <m:t>mn</m:t>
+              <m:t>ij,mn</m:t>
             </m:r>
             <m:ctrlPr>
               <w:rPr>
@@ -7786,7 +5864,7 @@
         </m:sSub>
       </m:oMath>
       <w:r>
-        <w:t>。代码实现的光滑箱约束模型为</w:t>
+        <w:t>在邻域位置属于候选集合时取1，否则取2。由此得到与代码一致的光滑箱约束模型</w:t>
       </w:r>
     </w:p>
     <w:p>
@@ -8113,8 +6191,45 @@
             <w:rPr>
               <w:rFonts w:ascii="Cambria Math" w:hAnsi="Cambria Math"/>
             </w:rPr>
-            <m:t>)+β</m:t>
+            <m:t>)+</m:t>
           </m:r>
+          <m:f>
+            <m:fPr>
+              <m:ctrlPr>
+                <w:rPr>
+                  <w:rFonts w:ascii="Cambria Math" w:hAnsi="Cambria Math"/>
+                </w:rPr>
+              </m:ctrlPr>
+            </m:fPr>
+            <m:num>
+              <m:r>
+                <m:rPr/>
+                <w:rPr>
+                  <w:rFonts w:ascii="Cambria Math" w:hAnsi="Cambria Math"/>
+                </w:rPr>
+                <m:t>β</m:t>
+              </m:r>
+              <m:ctrlPr>
+                <w:rPr>
+                  <w:rFonts w:ascii="Cambria Math" w:hAnsi="Cambria Math"/>
+                </w:rPr>
+              </m:ctrlPr>
+            </m:num>
+            <m:den>
+              <m:r>
+                <m:rPr/>
+                <w:rPr>
+                  <w:rFonts w:ascii="Cambria Math" w:hAnsi="Cambria Math"/>
+                </w:rPr>
+                <m:t>2</m:t>
+              </m:r>
+              <m:ctrlPr>
+                <w:rPr>
+                  <w:rFonts w:ascii="Cambria Math" w:hAnsi="Cambria Math"/>
+                </w:rPr>
+              </m:ctrlPr>
+            </m:den>
+          </m:f>
           <m:nary>
             <m:naryPr>
               <m:chr m:val="∑"/>
@@ -8222,13 +6337,43 @@
                   </m:ctrlPr>
                 </m:sup>
                 <m:e>
-                  <m:r>
-                    <m:rPr/>
-                    <w:rPr>
-                      <w:rFonts w:ascii="Cambria Math" w:hAnsi="Cambria Math"/>
-                    </w:rPr>
-                    <m:t>φ(</m:t>
-                  </m:r>
+                  <m:sSub>
+                    <m:sSubPr>
+                      <m:ctrlPr>
+                        <w:rPr>
+                          <w:rFonts w:ascii="Cambria Math" w:hAnsi="Cambria Math"/>
+                        </w:rPr>
+                      </m:ctrlPr>
+                    </m:sSubPr>
+                    <m:e>
+                      <m:r>
+                        <m:rPr/>
+                        <w:rPr>
+                          <w:rFonts w:ascii="Cambria Math" w:hAnsi="Cambria Math"/>
+                        </w:rPr>
+                        <m:t>w</m:t>
+                      </m:r>
+                      <m:ctrlPr>
+                        <w:rPr>
+                          <w:rFonts w:ascii="Cambria Math" w:hAnsi="Cambria Math"/>
+                        </w:rPr>
+                      </m:ctrlPr>
+                    </m:e>
+                    <m:sub>
+                      <m:r>
+                        <m:rPr/>
+                        <w:rPr>
+                          <w:rFonts w:ascii="Cambria Math" w:hAnsi="Cambria Math"/>
+                        </w:rPr>
+                        <m:t>ij,mn</m:t>
+                      </m:r>
+                      <m:ctrlPr>
+                        <w:rPr>
+                          <w:rFonts w:ascii="Cambria Math" w:hAnsi="Cambria Math"/>
+                        </w:rPr>
+                      </m:ctrlPr>
+                    </m:sub>
+                  </m:sSub>
                   <m:ctrlPr>
                     <w:rPr>
                       <w:rFonts w:ascii="Cambria Math" w:hAnsi="Cambria Math"/>
@@ -8243,6 +6388,13 @@
               </m:ctrlPr>
             </m:e>
           </m:nary>
+          <m:r>
+            <m:rPr/>
+            <w:rPr>
+              <w:rFonts w:ascii="Cambria Math" w:hAnsi="Cambria Math"/>
+            </w:rPr>
+            <m:t>φ(</m:t>
+          </m:r>
           <m:sSub>
             <m:sSubPr>
               <m:ctrlPr>
@@ -8451,7 +6603,7 @@
         </m:sSup>
       </m:oMath>
       <w:r>
-        <w:t>为闭有界凸集，光滑目标连续，因此子问题至少存在一个最优解。平方根型数据项和势函数均为凸函数，使每一层光滑子问题保持凸性。</w:t>
+        <w:t>为闭有界凸集，光滑目标连续，因此子问题至少存在一个最优解。平方根型数据项和保边势函数均为凸函数，使每一层光滑子问题保持凸性。</w:t>
       </w:r>
     </w:p>
     <w:p>
@@ -8471,7 +6623,7 @@
         </m:r>
       </m:oMath>
       <w:r>
-        <w:t>为正则化系数。程序通过有向四邻域与二分之一权重避免噪声—噪声边被重复计数，整理后梯度可写为</w:t>
+        <w:t>为正则化系数。根据上述有向四邻域及权重设置整理后，梯度可写为</w:t>
       </w:r>
     </w:p>
     <w:p>
@@ -8969,7 +7121,7 @@
       <w:pPr>
         <w:pStyle w:val="4"/>
       </w:pPr>
-      <w:bookmarkStart w:id="10" w:name="_Toc239539657"/>
+      <w:bookmarkStart w:id="10" w:name="_Toc239545996"/>
       <w:r>
         <w:rPr>
           <w:rFonts w:ascii="Times New Roman" w:hAnsi="Times New Roman" w:eastAsia="黑体"/>
@@ -11672,7 +9824,7 @@
       <w:pPr>
         <w:pStyle w:val="4"/>
       </w:pPr>
-      <w:bookmarkStart w:id="11" w:name="_Toc239539658"/>
+      <w:bookmarkStart w:id="11" w:name="_Toc239545997"/>
       <w:r>
         <w:rPr>
           <w:rFonts w:ascii="Times New Roman" w:hAnsi="Times New Roman" w:eastAsia="黑体"/>
@@ -13404,7 +11556,7 @@
         <w:spacing w:after="60"/>
       </w:pPr>
       <w:r>
-        <w:t>在两种噪声比例下，光滑投影梯度恢复的平均PSNR均高于AMF结果。30%噪声时由30.42 dB提高到34.72 dB，平均提升4.30 dB；50%噪声时由27.18 dB提高到30.35 dB，平均提升3.17 dB。噪声比例升高后恢复PSNR下降4.37 dB，说明可用的可信邻域信息减少，但优化模型仍保持对AMF的稳定增益。</w:t>
+        <w:t>在两种噪声比例下，光滑投影梯度恢复的平均PSNR均高于AMF结果。与AMF相比，30%和50%噪声下的平均PSNR分别提高约14.14%和11.66%。噪声比例升高后恢复PSNR下降4.37 dB，说明可用的可信邻域信息减少，但优化模型仍保持对AMF的稳定增益。</w:t>
       </w:r>
     </w:p>
     <w:p>
@@ -13420,14 +11572,14 @@
         <w:spacing w:after="60"/>
       </w:pPr>
       <w:r>
-        <w:t>图1显示，优化阶段进一步消除了AMF残留的孤立脉冲，同时保持帽檐、头发和面部轮廓等主要结构。图2中17幅图像的恢复曲线均位于AMF曲线上方，说明平均提升不是由少量图像造成。由数值指标和视觉结果可知，AMF完成噪声定位和初步替换，光滑投影梯度模型进一步利用邻域结构改善了候选像素的恢复值。</w:t>
+        <w:t>AMF主要依靠局部中值完成替换，在高噪声比例或细节密集区域容易将真实边缘误判为噪声，从而造成纹理和轮廓细节损失。图1显示，优化阶段进一步消除了AMF残留的孤立脉冲，同时较好地保持帽檐、头发和面部轮廓等主要结构。图2中17幅图像的恢复曲线均位于AMF曲线上方，说明平均提升并非由个别图像造成。综合数值指标和视觉结果可知，AMF完成噪声定位和初步替换，光滑投影梯度模型进一步利用邻域结构改善了候选像素的恢复值。</w:t>
       </w:r>
     </w:p>
     <w:p>
       <w:pPr>
         <w:pStyle w:val="3"/>
       </w:pPr>
-      <w:bookmarkStart w:id="12" w:name="_Toc239539659"/>
+      <w:bookmarkStart w:id="12" w:name="_Toc239545998"/>
       <w:r>
         <w:rPr>
           <w:rFonts w:ascii="Times New Roman" w:hAnsi="Times New Roman" w:eastAsia="黑体"/>
@@ -13448,12 +11600,12 @@
       <w:pPr>
         <w:pStyle w:val="4"/>
       </w:pPr>
-      <w:bookmarkStart w:id="13" w:name="_Toc239539660"/>
+      <w:bookmarkStart w:id="13" w:name="_Toc239545999"/>
       <w:r>
         <w:rPr>
           <w:rFonts w:ascii="Times New Roman" w:hAnsi="Times New Roman" w:eastAsia="黑体"/>
         </w:rPr>
-        <w:t>1. 五类边缘保持势函数</w:t>
+        <w:t>1. 五类保边势函数</w:t>
       </w:r>
       <w:bookmarkEnd w:id="13"/>
     </w:p>
@@ -13474,7 +11626,7 @@
         </m:r>
       </m:oMath>
       <w:r>
-        <w:t>为相邻像素的灰度差。五类势函数均以</w:t>
+        <w:t>为相邻像素的灰度差。五类保边势函数均以</w:t>
       </w:r>
       <m:oMath>
         <m:r>
@@ -15519,7 +13671,7 @@
       <w:pPr>
         <w:pStyle w:val="4"/>
       </w:pPr>
-      <w:bookmarkStart w:id="14" w:name="_Toc239539661"/>
+      <w:bookmarkStart w:id="14" w:name="_Toc239546000"/>
       <w:r>
         <w:rPr>
           <w:rFonts w:ascii="Times New Roman" w:hAnsi="Times New Roman" w:eastAsia="黑体"/>
@@ -16005,7 +14157,7 @@
         <w:spacing w:after="60"/>
       </w:pPr>
       <w:r>
-        <w:t>结合边缘区间的两项偏差确定各函数的固定形状参数。随后将按名称排序的前3幅图像作为验证集，对每种势函数和噪声比例分别从</w:t>
+        <w:t>根据边缘区间内的函数值偏差和导数偏差，确定各保边势函数的固定形状参数。随后从17幅图像中随机选取3幅作为验证集，其余14幅作为测试集。对每种保边势函数和噪声比例，分别从</w:t>
       </w:r>
       <m:oMath>
         <m:d>
@@ -16574,7 +14726,7 @@
         <w:rPr>
           <w:b w:val="0"/>
         </w:rPr>
-        <w:t>表3  五类势函数的标定参数与验证集PSNR</w:t>
+        <w:t>表3  五类保边势函数的标定参数与验证集PSNR</w:t>
       </w:r>
     </w:p>
     <w:tbl>
@@ -16652,7 +14804,7 @@
                 <w:b/>
                 <w:sz w:val="16"/>
               </w:rPr>
-              <w:t>势函数</w:t>
+              <w:t>保边势函数</w:t>
             </w:r>
           </w:p>
         </w:tc>
@@ -17378,12 +15530,12 @@
       <w:pPr>
         <w:pStyle w:val="4"/>
       </w:pPr>
-      <w:bookmarkStart w:id="15" w:name="_Toc239539662"/>
+      <w:bookmarkStart w:id="15" w:name="_Toc239546001"/>
       <w:r>
         <w:rPr>
           <w:rFonts w:ascii="Times New Roman" w:hAnsi="Times New Roman" w:eastAsia="黑体"/>
         </w:rPr>
-        <w:t>3. 势函数比较结果</w:t>
+        <w:t>3. 保边势函数比较结果</w:t>
       </w:r>
       <w:bookmarkEnd w:id="15"/>
     </w:p>
@@ -17396,7 +15548,7 @@
         <w:rPr>
           <w:b w:val="0"/>
         </w:rPr>
-        <w:t>表4  五类势函数在14幅测试图像上的结果</w:t>
+        <w:t>表4  五类保边势函数在14幅测试图像上的结果</w:t>
       </w:r>
     </w:p>
     <w:tbl>
@@ -17421,12 +15573,11 @@
         </w:tblCellMar>
       </w:tblPr>
       <w:tblGrid>
+        <w:gridCol w:w="1950"/>
+        <w:gridCol w:w="1000"/>
         <w:gridCol w:w="1750"/>
-        <w:gridCol w:w="850"/>
-        <w:gridCol w:w="1500"/>
-        <w:gridCol w:w="1500"/>
-        <w:gridCol w:w="1300"/>
-        <w:gridCol w:w="1500"/>
+        <w:gridCol w:w="1750"/>
+        <w:gridCol w:w="1750"/>
       </w:tblGrid>
       <w:tr>
         <w:tblPrEx>
@@ -17452,14 +15603,14 @@
         </w:trPr>
         <w:tc>
           <w:tcPr>
-            <w:tcW w:w="1750" w:type="dxa"/>
+            <w:tcW w:w="1950" w:type="dxa"/>
             <w:tcBorders>
               <w:bottom w:val="single" w:color="000000" w:sz="8" w:space="0"/>
             </w:tcBorders>
             <w:tcMar>
-              <w:top w:w="80" w:type="dxa"/>
+              <w:top w:w="20" w:type="dxa"/>
               <w:left w:w="90" w:type="dxa"/>
-              <w:bottom w:w="80" w:type="dxa"/>
+              <w:bottom w:w="20" w:type="dxa"/>
               <w:right w:w="90" w:type="dxa"/>
             </w:tcMar>
             <w:vAlign w:val="center"/>
@@ -17473,22 +15624,22 @@
             <w:r>
               <w:rPr>
                 <w:b/>
-                <w:sz w:val="15"/>
-              </w:rPr>
-              <w:t>势函数</w:t>
+                <w:sz w:val="14"/>
+              </w:rPr>
+              <w:t>保边势函数</w:t>
             </w:r>
           </w:p>
         </w:tc>
         <w:tc>
           <w:tcPr>
-            <w:tcW w:w="850" w:type="dxa"/>
+            <w:tcW w:w="1000" w:type="dxa"/>
             <w:tcBorders>
               <w:bottom w:val="single" w:color="000000" w:sz="8" w:space="0"/>
             </w:tcBorders>
             <w:tcMar>
-              <w:top w:w="80" w:type="dxa"/>
+              <w:top w:w="20" w:type="dxa"/>
               <w:left w:w="90" w:type="dxa"/>
-              <w:bottom w:w="80" w:type="dxa"/>
+              <w:bottom w:w="20" w:type="dxa"/>
               <w:right w:w="90" w:type="dxa"/>
             </w:tcMar>
             <w:vAlign w:val="center"/>
@@ -17502,7 +15653,7 @@
             <w:r>
               <w:rPr>
                 <w:b/>
-                <w:sz w:val="15"/>
+                <w:sz w:val="14"/>
               </w:rPr>
               <w:t>噪声</w:t>
             </w:r>
@@ -17510,14 +15661,14 @@
         </w:tc>
         <w:tc>
           <w:tcPr>
-            <w:tcW w:w="1500" w:type="dxa"/>
+            <w:tcW w:w="1750" w:type="dxa"/>
             <w:tcBorders>
               <w:bottom w:val="single" w:color="000000" w:sz="8" w:space="0"/>
             </w:tcBorders>
             <w:tcMar>
-              <w:top w:w="80" w:type="dxa"/>
+              <w:top w:w="20" w:type="dxa"/>
               <w:left w:w="90" w:type="dxa"/>
-              <w:bottom w:w="80" w:type="dxa"/>
+              <w:bottom w:w="20" w:type="dxa"/>
               <w:right w:w="90" w:type="dxa"/>
             </w:tcMar>
             <w:vAlign w:val="center"/>
@@ -17531,7 +15682,7 @@
             <w:r>
               <w:rPr>
                 <w:b/>
-                <w:sz w:val="15"/>
+                <w:sz w:val="14"/>
               </w:rPr>
               <w:t>PSNR/dB</w:t>
             </w:r>
@@ -17539,14 +15690,14 @@
         </w:tc>
         <w:tc>
           <w:tcPr>
-            <w:tcW w:w="1500" w:type="dxa"/>
+            <w:tcW w:w="1750" w:type="dxa"/>
             <w:tcBorders>
               <w:bottom w:val="single" w:color="000000" w:sz="8" w:space="0"/>
             </w:tcBorders>
             <w:tcMar>
-              <w:top w:w="80" w:type="dxa"/>
+              <w:top w:w="20" w:type="dxa"/>
               <w:left w:w="90" w:type="dxa"/>
-              <w:bottom w:w="80" w:type="dxa"/>
+              <w:bottom w:w="20" w:type="dxa"/>
               <w:right w:w="90" w:type="dxa"/>
             </w:tcMar>
             <w:vAlign w:val="center"/>
@@ -17560,7 +15711,7 @@
             <w:r>
               <w:rPr>
                 <w:b/>
-                <w:sz w:val="15"/>
+                <w:sz w:val="14"/>
               </w:rPr>
               <w:t>SNR/dB</w:t>
             </w:r>
@@ -17568,14 +15719,14 @@
         </w:tc>
         <w:tc>
           <w:tcPr>
-            <w:tcW w:w="1300" w:type="dxa"/>
+            <w:tcW w:w="1750" w:type="dxa"/>
             <w:tcBorders>
               <w:bottom w:val="single" w:color="000000" w:sz="8" w:space="0"/>
             </w:tcBorders>
             <w:tcMar>
-              <w:top w:w="80" w:type="dxa"/>
+              <w:top w:w="20" w:type="dxa"/>
               <w:left w:w="90" w:type="dxa"/>
-              <w:bottom w:w="80" w:type="dxa"/>
+              <w:bottom w:w="20" w:type="dxa"/>
               <w:right w:w="90" w:type="dxa"/>
             </w:tcMar>
             <w:vAlign w:val="center"/>
@@ -17589,36 +15740,7 @@
             <w:r>
               <w:rPr>
                 <w:b/>
-                <w:sz w:val="15"/>
-              </w:rPr>
-              <w:t>迭代次数</w:t>
-            </w:r>
-          </w:p>
-        </w:tc>
-        <w:tc>
-          <w:tcPr>
-            <w:tcW w:w="1500" w:type="dxa"/>
-            <w:tcBorders>
-              <w:bottom w:val="single" w:color="000000" w:sz="8" w:space="0"/>
-            </w:tcBorders>
-            <w:tcMar>
-              <w:top w:w="80" w:type="dxa"/>
-              <w:left w:w="90" w:type="dxa"/>
-              <w:bottom w:w="80" w:type="dxa"/>
-              <w:right w:w="90" w:type="dxa"/>
-            </w:tcMar>
-            <w:vAlign w:val="center"/>
-          </w:tcPr>
-          <w:p>
-            <w:pPr>
-              <w:spacing w:line="240" w:lineRule="auto"/>
-              <w:ind w:firstLine="0"/>
-              <w:jc w:val="center"/>
-            </w:pPr>
-            <w:r>
-              <w:rPr>
-                <w:b/>
-                <w:sz w:val="15"/>
+                <w:sz w:val="14"/>
               </w:rPr>
               <w:t>时间/s</w:t>
             </w:r>
@@ -17648,11 +15770,11 @@
         </w:trPr>
         <w:tc>
           <w:tcPr>
-            <w:tcW w:w="1750" w:type="dxa"/>
+            <w:tcW w:w="1950" w:type="dxa"/>
             <w:tcMar>
-              <w:top w:w="80" w:type="dxa"/>
+              <w:top w:w="20" w:type="dxa"/>
               <w:left w:w="90" w:type="dxa"/>
-              <w:bottom w:w="80" w:type="dxa"/>
+              <w:bottom w:w="20" w:type="dxa"/>
               <w:right w:w="90" w:type="dxa"/>
             </w:tcMar>
             <w:vAlign w:val="center"/>
@@ -17665,7 +15787,7 @@
             </w:pPr>
             <w:r>
               <w:rPr>
-                <w:sz w:val="15"/>
+                <w:sz w:val="14"/>
               </w:rPr>
               <w:t>平方根型</w:t>
             </w:r>
@@ -17673,11 +15795,11 @@
         </w:tc>
         <w:tc>
           <w:tcPr>
-            <w:tcW w:w="850" w:type="dxa"/>
+            <w:tcW w:w="1000" w:type="dxa"/>
             <w:tcMar>
-              <w:top w:w="80" w:type="dxa"/>
+              <w:top w:w="20" w:type="dxa"/>
               <w:left w:w="90" w:type="dxa"/>
-              <w:bottom w:w="80" w:type="dxa"/>
+              <w:bottom w:w="20" w:type="dxa"/>
               <w:right w:w="90" w:type="dxa"/>
             </w:tcMar>
             <w:vAlign w:val="center"/>
@@ -17690,7 +15812,7 @@
             </w:pPr>
             <w:r>
               <w:rPr>
-                <w:sz w:val="15"/>
+                <w:sz w:val="14"/>
               </w:rPr>
               <w:t>30%</w:t>
             </w:r>
@@ -17698,11 +15820,11 @@
         </w:tc>
         <w:tc>
           <w:tcPr>
-            <w:tcW w:w="1500" w:type="dxa"/>
+            <w:tcW w:w="1750" w:type="dxa"/>
             <w:tcMar>
-              <w:top w:w="80" w:type="dxa"/>
+              <w:top w:w="20" w:type="dxa"/>
               <w:left w:w="90" w:type="dxa"/>
-              <w:bottom w:w="80" w:type="dxa"/>
+              <w:bottom w:w="20" w:type="dxa"/>
               <w:right w:w="90" w:type="dxa"/>
             </w:tcMar>
             <w:vAlign w:val="center"/>
@@ -17715,7 +15837,7 @@
             </w:pPr>
             <w:r>
               <w:rPr>
-                <w:sz w:val="15"/>
+                <w:sz w:val="14"/>
               </w:rPr>
               <w:t>33.95±4.04</w:t>
             </w:r>
@@ -17723,11 +15845,11 @@
         </w:tc>
         <w:tc>
           <w:tcPr>
-            <w:tcW w:w="1500" w:type="dxa"/>
+            <w:tcW w:w="1750" w:type="dxa"/>
             <w:tcMar>
-              <w:top w:w="80" w:type="dxa"/>
+              <w:top w:w="20" w:type="dxa"/>
               <w:left w:w="90" w:type="dxa"/>
-              <w:bottom w:w="80" w:type="dxa"/>
+              <w:bottom w:w="20" w:type="dxa"/>
               <w:right w:w="90" w:type="dxa"/>
             </w:tcMar>
             <w:vAlign w:val="center"/>
@@ -17740,7 +15862,7 @@
             </w:pPr>
             <w:r>
               <w:rPr>
-                <w:sz w:val="15"/>
+                <w:sz w:val="14"/>
               </w:rPr>
               <w:t>28.24±3.86</w:t>
             </w:r>
@@ -17748,11 +15870,11 @@
         </w:tc>
         <w:tc>
           <w:tcPr>
-            <w:tcW w:w="1300" w:type="dxa"/>
+            <w:tcW w:w="1750" w:type="dxa"/>
             <w:tcMar>
-              <w:top w:w="80" w:type="dxa"/>
+              <w:top w:w="20" w:type="dxa"/>
               <w:left w:w="90" w:type="dxa"/>
-              <w:bottom w:w="80" w:type="dxa"/>
+              <w:bottom w:w="20" w:type="dxa"/>
               <w:right w:w="90" w:type="dxa"/>
             </w:tcMar>
             <w:vAlign w:val="center"/>
@@ -17765,32 +15887,7 @@
             </w:pPr>
             <w:r>
               <w:rPr>
-                <w:sz w:val="15"/>
-              </w:rPr>
-              <w:t>320</w:t>
-            </w:r>
-          </w:p>
-        </w:tc>
-        <w:tc>
-          <w:tcPr>
-            <w:tcW w:w="1500" w:type="dxa"/>
-            <w:tcMar>
-              <w:top w:w="80" w:type="dxa"/>
-              <w:left w:w="90" w:type="dxa"/>
-              <w:bottom w:w="80" w:type="dxa"/>
-              <w:right w:w="90" w:type="dxa"/>
-            </w:tcMar>
-            <w:vAlign w:val="center"/>
-          </w:tcPr>
-          <w:p>
-            <w:pPr>
-              <w:spacing w:line="240" w:lineRule="auto"/>
-              <w:ind w:firstLine="0"/>
-              <w:jc w:val="center"/>
-            </w:pPr>
-            <w:r>
-              <w:rPr>
-                <w:sz w:val="15"/>
+                <w:sz w:val="14"/>
               </w:rPr>
               <w:t>15.37±5.99</w:t>
             </w:r>
@@ -17820,11 +15917,11 @@
         </w:trPr>
         <w:tc>
           <w:tcPr>
-            <w:tcW w:w="1750" w:type="dxa"/>
+            <w:tcW w:w="1950" w:type="dxa"/>
             <w:tcMar>
-              <w:top w:w="80" w:type="dxa"/>
+              <w:top w:w="20" w:type="dxa"/>
               <w:left w:w="90" w:type="dxa"/>
-              <w:bottom w:w="80" w:type="dxa"/>
+              <w:bottom w:w="20" w:type="dxa"/>
               <w:right w:w="90" w:type="dxa"/>
             </w:tcMar>
             <w:vAlign w:val="center"/>
@@ -17837,7 +15934,7 @@
             </w:pPr>
             <w:r>
               <w:rPr>
-                <w:sz w:val="15"/>
+                <w:sz w:val="14"/>
               </w:rPr>
               <w:t>幂函数型</w:t>
             </w:r>
@@ -17845,11 +15942,11 @@
         </w:tc>
         <w:tc>
           <w:tcPr>
-            <w:tcW w:w="850" w:type="dxa"/>
+            <w:tcW w:w="1000" w:type="dxa"/>
             <w:tcMar>
-              <w:top w:w="80" w:type="dxa"/>
+              <w:top w:w="20" w:type="dxa"/>
               <w:left w:w="90" w:type="dxa"/>
-              <w:bottom w:w="80" w:type="dxa"/>
+              <w:bottom w:w="20" w:type="dxa"/>
               <w:right w:w="90" w:type="dxa"/>
             </w:tcMar>
             <w:vAlign w:val="center"/>
@@ -17862,7 +15959,7 @@
             </w:pPr>
             <w:r>
               <w:rPr>
-                <w:sz w:val="15"/>
+                <w:sz w:val="14"/>
               </w:rPr>
               <w:t>30%</w:t>
             </w:r>
@@ -17870,11 +15967,11 @@
         </w:tc>
         <w:tc>
           <w:tcPr>
-            <w:tcW w:w="1500" w:type="dxa"/>
+            <w:tcW w:w="1750" w:type="dxa"/>
             <w:tcMar>
-              <w:top w:w="80" w:type="dxa"/>
+              <w:top w:w="20" w:type="dxa"/>
               <w:left w:w="90" w:type="dxa"/>
-              <w:bottom w:w="80" w:type="dxa"/>
+              <w:bottom w:w="20" w:type="dxa"/>
               <w:right w:w="90" w:type="dxa"/>
             </w:tcMar>
             <w:vAlign w:val="center"/>
@@ -17887,7 +15984,7 @@
             </w:pPr>
             <w:r>
               <w:rPr>
-                <w:sz w:val="15"/>
+                <w:sz w:val="14"/>
               </w:rPr>
               <w:t>34.21±4.12</w:t>
             </w:r>
@@ -17895,11 +15992,11 @@
         </w:tc>
         <w:tc>
           <w:tcPr>
-            <w:tcW w:w="1500" w:type="dxa"/>
+            <w:tcW w:w="1750" w:type="dxa"/>
             <w:tcMar>
-              <w:top w:w="80" w:type="dxa"/>
+              <w:top w:w="20" w:type="dxa"/>
               <w:left w:w="90" w:type="dxa"/>
-              <w:bottom w:w="80" w:type="dxa"/>
+              <w:bottom w:w="20" w:type="dxa"/>
               <w:right w:w="90" w:type="dxa"/>
             </w:tcMar>
             <w:vAlign w:val="center"/>
@@ -17912,7 +16009,7 @@
             </w:pPr>
             <w:r>
               <w:rPr>
-                <w:sz w:val="15"/>
+                <w:sz w:val="14"/>
               </w:rPr>
               <w:t>28.50±3.94</w:t>
             </w:r>
@@ -17920,11 +16017,11 @@
         </w:tc>
         <w:tc>
           <w:tcPr>
-            <w:tcW w:w="1300" w:type="dxa"/>
+            <w:tcW w:w="1750" w:type="dxa"/>
             <w:tcMar>
-              <w:top w:w="80" w:type="dxa"/>
+              <w:top w:w="20" w:type="dxa"/>
               <w:left w:w="90" w:type="dxa"/>
-              <w:bottom w:w="80" w:type="dxa"/>
+              <w:bottom w:w="20" w:type="dxa"/>
               <w:right w:w="90" w:type="dxa"/>
             </w:tcMar>
             <w:vAlign w:val="center"/>
@@ -17937,32 +16034,7 @@
             </w:pPr>
             <w:r>
               <w:rPr>
-                <w:sz w:val="15"/>
-              </w:rPr>
-              <w:t>320</w:t>
-            </w:r>
-          </w:p>
-        </w:tc>
-        <w:tc>
-          <w:tcPr>
-            <w:tcW w:w="1500" w:type="dxa"/>
-            <w:tcMar>
-              <w:top w:w="80" w:type="dxa"/>
-              <w:left w:w="90" w:type="dxa"/>
-              <w:bottom w:w="80" w:type="dxa"/>
-              <w:right w:w="90" w:type="dxa"/>
-            </w:tcMar>
-            <w:vAlign w:val="center"/>
-          </w:tcPr>
-          <w:p>
-            <w:pPr>
-              <w:spacing w:line="240" w:lineRule="auto"/>
-              <w:ind w:firstLine="0"/>
-              <w:jc w:val="center"/>
-            </w:pPr>
-            <w:r>
-              <w:rPr>
-                <w:sz w:val="15"/>
+                <w:sz w:val="14"/>
               </w:rPr>
               <w:t>22.39±8.43</w:t>
             </w:r>
@@ -17992,11 +16064,11 @@
         </w:trPr>
         <w:tc>
           <w:tcPr>
-            <w:tcW w:w="1750" w:type="dxa"/>
+            <w:tcW w:w="1950" w:type="dxa"/>
             <w:tcMar>
-              <w:top w:w="80" w:type="dxa"/>
+              <w:top w:w="20" w:type="dxa"/>
               <w:left w:w="90" w:type="dxa"/>
-              <w:bottom w:w="80" w:type="dxa"/>
+              <w:bottom w:w="20" w:type="dxa"/>
               <w:right w:w="90" w:type="dxa"/>
             </w:tcMar>
             <w:vAlign w:val="center"/>
@@ -18009,7 +16081,7 @@
             </w:pPr>
             <w:r>
               <w:rPr>
-                <w:sz w:val="15"/>
+                <w:sz w:val="14"/>
               </w:rPr>
               <w:t>对数双曲余弦型</w:t>
             </w:r>
@@ -18017,11 +16089,11 @@
         </w:tc>
         <w:tc>
           <w:tcPr>
-            <w:tcW w:w="850" w:type="dxa"/>
+            <w:tcW w:w="1000" w:type="dxa"/>
             <w:tcMar>
-              <w:top w:w="80" w:type="dxa"/>
+              <w:top w:w="20" w:type="dxa"/>
               <w:left w:w="90" w:type="dxa"/>
-              <w:bottom w:w="80" w:type="dxa"/>
+              <w:bottom w:w="20" w:type="dxa"/>
               <w:right w:w="90" w:type="dxa"/>
             </w:tcMar>
             <w:vAlign w:val="center"/>
@@ -18034,7 +16106,7 @@
             </w:pPr>
             <w:r>
               <w:rPr>
-                <w:sz w:val="15"/>
+                <w:sz w:val="14"/>
               </w:rPr>
               <w:t>30%</w:t>
             </w:r>
@@ -18042,11 +16114,11 @@
         </w:tc>
         <w:tc>
           <w:tcPr>
-            <w:tcW w:w="1500" w:type="dxa"/>
+            <w:tcW w:w="1750" w:type="dxa"/>
             <w:tcMar>
-              <w:top w:w="80" w:type="dxa"/>
+              <w:top w:w="20" w:type="dxa"/>
               <w:left w:w="90" w:type="dxa"/>
-              <w:bottom w:w="80" w:type="dxa"/>
+              <w:bottom w:w="20" w:type="dxa"/>
               <w:right w:w="90" w:type="dxa"/>
             </w:tcMar>
             <w:vAlign w:val="center"/>
@@ -18059,7 +16131,7 @@
             </w:pPr>
             <w:r>
               <w:rPr>
-                <w:sz w:val="15"/>
+                <w:sz w:val="14"/>
               </w:rPr>
               <w:t>33.96±4.12</w:t>
             </w:r>
@@ -18067,11 +16139,11 @@
         </w:tc>
         <w:tc>
           <w:tcPr>
-            <w:tcW w:w="1500" w:type="dxa"/>
+            <w:tcW w:w="1750" w:type="dxa"/>
             <w:tcMar>
-              <w:top w:w="80" w:type="dxa"/>
+              <w:top w:w="20" w:type="dxa"/>
               <w:left w:w="90" w:type="dxa"/>
-              <w:bottom w:w="80" w:type="dxa"/>
+              <w:bottom w:w="20" w:type="dxa"/>
               <w:right w:w="90" w:type="dxa"/>
             </w:tcMar>
             <w:vAlign w:val="center"/>
@@ -18084,7 +16156,7 @@
             </w:pPr>
             <w:r>
               <w:rPr>
-                <w:sz w:val="15"/>
+                <w:sz w:val="14"/>
               </w:rPr>
               <w:t>28.25±3.93</w:t>
             </w:r>
@@ -18092,11 +16164,11 @@
         </w:tc>
         <w:tc>
           <w:tcPr>
-            <w:tcW w:w="1300" w:type="dxa"/>
+            <w:tcW w:w="1750" w:type="dxa"/>
             <w:tcMar>
-              <w:top w:w="80" w:type="dxa"/>
+              <w:top w:w="20" w:type="dxa"/>
               <w:left w:w="90" w:type="dxa"/>
-              <w:bottom w:w="80" w:type="dxa"/>
+              <w:bottom w:w="20" w:type="dxa"/>
               <w:right w:w="90" w:type="dxa"/>
             </w:tcMar>
             <w:vAlign w:val="center"/>
@@ -18109,32 +16181,7 @@
             </w:pPr>
             <w:r>
               <w:rPr>
-                <w:sz w:val="15"/>
-              </w:rPr>
-              <w:t>320</w:t>
-            </w:r>
-          </w:p>
-        </w:tc>
-        <w:tc>
-          <w:tcPr>
-            <w:tcW w:w="1500" w:type="dxa"/>
-            <w:tcMar>
-              <w:top w:w="80" w:type="dxa"/>
-              <w:left w:w="90" w:type="dxa"/>
-              <w:bottom w:w="80" w:type="dxa"/>
-              <w:right w:w="90" w:type="dxa"/>
-            </w:tcMar>
-            <w:vAlign w:val="center"/>
-          </w:tcPr>
-          <w:p>
-            <w:pPr>
-              <w:spacing w:line="240" w:lineRule="auto"/>
-              <w:ind w:firstLine="0"/>
-              <w:jc w:val="center"/>
-            </w:pPr>
-            <w:r>
-              <w:rPr>
-                <w:sz w:val="15"/>
+                <w:sz w:val="14"/>
               </w:rPr>
               <w:t>27.48±10.05</w:t>
             </w:r>
@@ -18164,11 +16211,11 @@
         </w:trPr>
         <w:tc>
           <w:tcPr>
-            <w:tcW w:w="1750" w:type="dxa"/>
+            <w:tcW w:w="1950" w:type="dxa"/>
             <w:tcMar>
-              <w:top w:w="80" w:type="dxa"/>
+              <w:top w:w="20" w:type="dxa"/>
               <w:left w:w="90" w:type="dxa"/>
-              <w:bottom w:w="80" w:type="dxa"/>
+              <w:bottom w:w="20" w:type="dxa"/>
               <w:right w:w="90" w:type="dxa"/>
             </w:tcMar>
             <w:vAlign w:val="center"/>
@@ -18181,7 +16228,7 @@
             </w:pPr>
             <w:r>
               <w:rPr>
-                <w:sz w:val="15"/>
+                <w:sz w:val="14"/>
               </w:rPr>
               <w:t>对数型</w:t>
             </w:r>
@@ -18189,11 +16236,11 @@
         </w:tc>
         <w:tc>
           <w:tcPr>
-            <w:tcW w:w="850" w:type="dxa"/>
+            <w:tcW w:w="1000" w:type="dxa"/>
             <w:tcMar>
-              <w:top w:w="80" w:type="dxa"/>
+              <w:top w:w="20" w:type="dxa"/>
               <w:left w:w="90" w:type="dxa"/>
-              <w:bottom w:w="80" w:type="dxa"/>
+              <w:bottom w:w="20" w:type="dxa"/>
               <w:right w:w="90" w:type="dxa"/>
             </w:tcMar>
             <w:vAlign w:val="center"/>
@@ -18206,7 +16253,7 @@
             </w:pPr>
             <w:r>
               <w:rPr>
-                <w:sz w:val="15"/>
+                <w:sz w:val="14"/>
               </w:rPr>
               <w:t>30%</w:t>
             </w:r>
@@ -18214,11 +16261,11 @@
         </w:tc>
         <w:tc>
           <w:tcPr>
-            <w:tcW w:w="1500" w:type="dxa"/>
+            <w:tcW w:w="1750" w:type="dxa"/>
             <w:tcMar>
-              <w:top w:w="80" w:type="dxa"/>
+              <w:top w:w="20" w:type="dxa"/>
               <w:left w:w="90" w:type="dxa"/>
-              <w:bottom w:w="80" w:type="dxa"/>
+              <w:bottom w:w="20" w:type="dxa"/>
               <w:right w:w="90" w:type="dxa"/>
             </w:tcMar>
             <w:vAlign w:val="center"/>
@@ -18231,7 +16278,7 @@
             </w:pPr>
             <w:r>
               <w:rPr>
-                <w:sz w:val="15"/>
+                <w:sz w:val="14"/>
               </w:rPr>
               <w:t>34.34±4.31</w:t>
             </w:r>
@@ -18239,11 +16286,11 @@
         </w:tc>
         <w:tc>
           <w:tcPr>
-            <w:tcW w:w="1500" w:type="dxa"/>
+            <w:tcW w:w="1750" w:type="dxa"/>
             <w:tcMar>
-              <w:top w:w="80" w:type="dxa"/>
+              <w:top w:w="20" w:type="dxa"/>
               <w:left w:w="90" w:type="dxa"/>
-              <w:bottom w:w="80" w:type="dxa"/>
+              <w:bottom w:w="20" w:type="dxa"/>
               <w:right w:w="90" w:type="dxa"/>
             </w:tcMar>
             <w:vAlign w:val="center"/>
@@ -18256,7 +16303,7 @@
             </w:pPr>
             <w:r>
               <w:rPr>
-                <w:sz w:val="15"/>
+                <w:sz w:val="14"/>
               </w:rPr>
               <w:t>28.63±4.12</w:t>
             </w:r>
@@ -18264,11 +16311,11 @@
         </w:tc>
         <w:tc>
           <w:tcPr>
-            <w:tcW w:w="1300" w:type="dxa"/>
+            <w:tcW w:w="1750" w:type="dxa"/>
             <w:tcMar>
-              <w:top w:w="80" w:type="dxa"/>
+              <w:top w:w="20" w:type="dxa"/>
               <w:left w:w="90" w:type="dxa"/>
-              <w:bottom w:w="80" w:type="dxa"/>
+              <w:bottom w:w="20" w:type="dxa"/>
               <w:right w:w="90" w:type="dxa"/>
             </w:tcMar>
             <w:vAlign w:val="center"/>
@@ -18281,32 +16328,7 @@
             </w:pPr>
             <w:r>
               <w:rPr>
-                <w:sz w:val="15"/>
-              </w:rPr>
-              <w:t>320</w:t>
-            </w:r>
-          </w:p>
-        </w:tc>
-        <w:tc>
-          <w:tcPr>
-            <w:tcW w:w="1500" w:type="dxa"/>
-            <w:tcMar>
-              <w:top w:w="80" w:type="dxa"/>
-              <w:left w:w="90" w:type="dxa"/>
-              <w:bottom w:w="80" w:type="dxa"/>
-              <w:right w:w="90" w:type="dxa"/>
-            </w:tcMar>
-            <w:vAlign w:val="center"/>
-          </w:tcPr>
-          <w:p>
-            <w:pPr>
-              <w:spacing w:line="240" w:lineRule="auto"/>
-              <w:ind w:firstLine="0"/>
-              <w:jc w:val="center"/>
-            </w:pPr>
-            <w:r>
-              <w:rPr>
-                <w:sz w:val="15"/>
+                <w:sz w:val="14"/>
               </w:rPr>
               <w:t>22.77±8.20</w:t>
             </w:r>
@@ -18336,11 +16358,11 @@
         </w:trPr>
         <w:tc>
           <w:tcPr>
-            <w:tcW w:w="1750" w:type="dxa"/>
+            <w:tcW w:w="1950" w:type="dxa"/>
             <w:tcMar>
-              <w:top w:w="80" w:type="dxa"/>
+              <w:top w:w="20" w:type="dxa"/>
               <w:left w:w="90" w:type="dxa"/>
-              <w:bottom w:w="80" w:type="dxa"/>
+              <w:bottom w:w="20" w:type="dxa"/>
               <w:right w:w="90" w:type="dxa"/>
             </w:tcMar>
             <w:vAlign w:val="center"/>
@@ -18353,7 +16375,7 @@
             </w:pPr>
             <w:r>
               <w:rPr>
-                <w:sz w:val="15"/>
+                <w:sz w:val="14"/>
               </w:rPr>
               <w:t>Huber型</w:t>
             </w:r>
@@ -18361,11 +16383,11 @@
         </w:tc>
         <w:tc>
           <w:tcPr>
-            <w:tcW w:w="850" w:type="dxa"/>
+            <w:tcW w:w="1000" w:type="dxa"/>
             <w:tcMar>
-              <w:top w:w="80" w:type="dxa"/>
+              <w:top w:w="20" w:type="dxa"/>
               <w:left w:w="90" w:type="dxa"/>
-              <w:bottom w:w="80" w:type="dxa"/>
+              <w:bottom w:w="20" w:type="dxa"/>
               <w:right w:w="90" w:type="dxa"/>
             </w:tcMar>
             <w:vAlign w:val="center"/>
@@ -18378,7 +16400,7 @@
             </w:pPr>
             <w:r>
               <w:rPr>
-                <w:sz w:val="15"/>
+                <w:sz w:val="14"/>
               </w:rPr>
               <w:t>30%</w:t>
             </w:r>
@@ -18386,11 +16408,11 @@
         </w:tc>
         <w:tc>
           <w:tcPr>
-            <w:tcW w:w="1500" w:type="dxa"/>
+            <w:tcW w:w="1750" w:type="dxa"/>
             <w:tcMar>
-              <w:top w:w="80" w:type="dxa"/>
+              <w:top w:w="20" w:type="dxa"/>
               <w:left w:w="90" w:type="dxa"/>
-              <w:bottom w:w="80" w:type="dxa"/>
+              <w:bottom w:w="20" w:type="dxa"/>
               <w:right w:w="90" w:type="dxa"/>
             </w:tcMar>
             <w:vAlign w:val="center"/>
@@ -18403,7 +16425,7 @@
             </w:pPr>
             <w:r>
               <w:rPr>
-                <w:sz w:val="15"/>
+                <w:sz w:val="14"/>
               </w:rPr>
               <w:t>33.84±4.06</w:t>
             </w:r>
@@ -18411,11 +16433,11 @@
         </w:tc>
         <w:tc>
           <w:tcPr>
-            <w:tcW w:w="1500" w:type="dxa"/>
+            <w:tcW w:w="1750" w:type="dxa"/>
             <w:tcMar>
-              <w:top w:w="80" w:type="dxa"/>
+              <w:top w:w="20" w:type="dxa"/>
               <w:left w:w="90" w:type="dxa"/>
-              <w:bottom w:w="80" w:type="dxa"/>
+              <w:bottom w:w="20" w:type="dxa"/>
               <w:right w:w="90" w:type="dxa"/>
             </w:tcMar>
             <w:vAlign w:val="center"/>
@@ -18428,7 +16450,7 @@
             </w:pPr>
             <w:r>
               <w:rPr>
-                <w:sz w:val="15"/>
+                <w:sz w:val="14"/>
               </w:rPr>
               <w:t>28.13±3.87</w:t>
             </w:r>
@@ -18436,11 +16458,11 @@
         </w:tc>
         <w:tc>
           <w:tcPr>
-            <w:tcW w:w="1300" w:type="dxa"/>
+            <w:tcW w:w="1750" w:type="dxa"/>
             <w:tcMar>
-              <w:top w:w="80" w:type="dxa"/>
+              <w:top w:w="20" w:type="dxa"/>
               <w:left w:w="90" w:type="dxa"/>
-              <w:bottom w:w="80" w:type="dxa"/>
+              <w:bottom w:w="20" w:type="dxa"/>
               <w:right w:w="90" w:type="dxa"/>
             </w:tcMar>
             <w:vAlign w:val="center"/>
@@ -18453,32 +16475,7 @@
             </w:pPr>
             <w:r>
               <w:rPr>
-                <w:sz w:val="15"/>
-              </w:rPr>
-              <w:t>320</w:t>
-            </w:r>
-          </w:p>
-        </w:tc>
-        <w:tc>
-          <w:tcPr>
-            <w:tcW w:w="1500" w:type="dxa"/>
-            <w:tcMar>
-              <w:top w:w="80" w:type="dxa"/>
-              <w:left w:w="90" w:type="dxa"/>
-              <w:bottom w:w="80" w:type="dxa"/>
-              <w:right w:w="90" w:type="dxa"/>
-            </w:tcMar>
-            <w:vAlign w:val="center"/>
-          </w:tcPr>
-          <w:p>
-            <w:pPr>
-              <w:spacing w:line="240" w:lineRule="auto"/>
-              <w:ind w:firstLine="0"/>
-              <w:jc w:val="center"/>
-            </w:pPr>
-            <w:r>
-              <w:rPr>
-                <w:sz w:val="15"/>
+                <w:sz w:val="14"/>
               </w:rPr>
               <w:t>20.52±7.76</w:t>
             </w:r>
@@ -18508,11 +16505,11 @@
         </w:trPr>
         <w:tc>
           <w:tcPr>
-            <w:tcW w:w="1750" w:type="dxa"/>
+            <w:tcW w:w="1950" w:type="dxa"/>
             <w:tcMar>
-              <w:top w:w="80" w:type="dxa"/>
+              <w:top w:w="20" w:type="dxa"/>
               <w:left w:w="90" w:type="dxa"/>
-              <w:bottom w:w="80" w:type="dxa"/>
+              <w:bottom w:w="20" w:type="dxa"/>
               <w:right w:w="90" w:type="dxa"/>
             </w:tcMar>
             <w:vAlign w:val="center"/>
@@ -18525,7 +16522,7 @@
             </w:pPr>
             <w:r>
               <w:rPr>
-                <w:sz w:val="15"/>
+                <w:sz w:val="14"/>
               </w:rPr>
               <w:t>平方根型</w:t>
             </w:r>
@@ -18533,11 +16530,11 @@
         </w:tc>
         <w:tc>
           <w:tcPr>
-            <w:tcW w:w="850" w:type="dxa"/>
+            <w:tcW w:w="1000" w:type="dxa"/>
             <w:tcMar>
-              <w:top w:w="80" w:type="dxa"/>
+              <w:top w:w="20" w:type="dxa"/>
               <w:left w:w="90" w:type="dxa"/>
-              <w:bottom w:w="80" w:type="dxa"/>
+              <w:bottom w:w="20" w:type="dxa"/>
               <w:right w:w="90" w:type="dxa"/>
             </w:tcMar>
             <w:vAlign w:val="center"/>
@@ -18550,7 +16547,7 @@
             </w:pPr>
             <w:r>
               <w:rPr>
-                <w:sz w:val="15"/>
+                <w:sz w:val="14"/>
               </w:rPr>
               <w:t>50%</w:t>
             </w:r>
@@ -18558,11 +16555,11 @@
         </w:tc>
         <w:tc>
           <w:tcPr>
-            <w:tcW w:w="1500" w:type="dxa"/>
+            <w:tcW w:w="1750" w:type="dxa"/>
             <w:tcMar>
-              <w:top w:w="80" w:type="dxa"/>
+              <w:top w:w="20" w:type="dxa"/>
               <w:left w:w="90" w:type="dxa"/>
-              <w:bottom w:w="80" w:type="dxa"/>
+              <w:bottom w:w="20" w:type="dxa"/>
               <w:right w:w="90" w:type="dxa"/>
             </w:tcMar>
             <w:vAlign w:val="center"/>
@@ -18575,7 +16572,7 @@
             </w:pPr>
             <w:r>
               <w:rPr>
-                <w:sz w:val="15"/>
+                <w:sz w:val="14"/>
               </w:rPr>
               <w:t>29.35±2.95</w:t>
             </w:r>
@@ -18583,11 +16580,11 @@
         </w:tc>
         <w:tc>
           <w:tcPr>
-            <w:tcW w:w="1500" w:type="dxa"/>
+            <w:tcW w:w="1750" w:type="dxa"/>
             <w:tcMar>
-              <w:top w:w="80" w:type="dxa"/>
+              <w:top w:w="20" w:type="dxa"/>
               <w:left w:w="90" w:type="dxa"/>
-              <w:bottom w:w="80" w:type="dxa"/>
+              <w:bottom w:w="20" w:type="dxa"/>
               <w:right w:w="90" w:type="dxa"/>
             </w:tcMar>
             <w:vAlign w:val="center"/>
@@ -18600,7 +16597,7 @@
             </w:pPr>
             <w:r>
               <w:rPr>
-                <w:sz w:val="15"/>
+                <w:sz w:val="14"/>
               </w:rPr>
               <w:t>23.64±2.77</w:t>
             </w:r>
@@ -18608,11 +16605,11 @@
         </w:tc>
         <w:tc>
           <w:tcPr>
-            <w:tcW w:w="1300" w:type="dxa"/>
+            <w:tcW w:w="1750" w:type="dxa"/>
             <w:tcMar>
-              <w:top w:w="80" w:type="dxa"/>
+              <w:top w:w="20" w:type="dxa"/>
               <w:left w:w="90" w:type="dxa"/>
-              <w:bottom w:w="80" w:type="dxa"/>
+              <w:bottom w:w="20" w:type="dxa"/>
               <w:right w:w="90" w:type="dxa"/>
             </w:tcMar>
             <w:vAlign w:val="center"/>
@@ -18625,32 +16622,7 @@
             </w:pPr>
             <w:r>
               <w:rPr>
-                <w:sz w:val="15"/>
-              </w:rPr>
-              <w:t>320</w:t>
-            </w:r>
-          </w:p>
-        </w:tc>
-        <w:tc>
-          <w:tcPr>
-            <w:tcW w:w="1500" w:type="dxa"/>
-            <w:tcMar>
-              <w:top w:w="80" w:type="dxa"/>
-              <w:left w:w="90" w:type="dxa"/>
-              <w:bottom w:w="80" w:type="dxa"/>
-              <w:right w:w="90" w:type="dxa"/>
-            </w:tcMar>
-            <w:vAlign w:val="center"/>
-          </w:tcPr>
-          <w:p>
-            <w:pPr>
-              <w:spacing w:line="240" w:lineRule="auto"/>
-              <w:ind w:firstLine="0"/>
-              <w:jc w:val="center"/>
-            </w:pPr>
-            <w:r>
-              <w:rPr>
-                <w:sz w:val="15"/>
+                <w:sz w:val="14"/>
               </w:rPr>
               <w:t>15.92±5.86</w:t>
             </w:r>
@@ -18680,11 +16652,11 @@
         </w:trPr>
         <w:tc>
           <w:tcPr>
-            <w:tcW w:w="1750" w:type="dxa"/>
+            <w:tcW w:w="1950" w:type="dxa"/>
             <w:tcMar>
-              <w:top w:w="80" w:type="dxa"/>
+              <w:top w:w="20" w:type="dxa"/>
               <w:left w:w="90" w:type="dxa"/>
-              <w:bottom w:w="80" w:type="dxa"/>
+              <w:bottom w:w="20" w:type="dxa"/>
               <w:right w:w="90" w:type="dxa"/>
             </w:tcMar>
             <w:vAlign w:val="center"/>
@@ -18697,7 +16669,7 @@
             </w:pPr>
             <w:r>
               <w:rPr>
-                <w:sz w:val="15"/>
+                <w:sz w:val="14"/>
               </w:rPr>
               <w:t>幂函数型</w:t>
             </w:r>
@@ -18705,11 +16677,11 @@
         </w:tc>
         <w:tc>
           <w:tcPr>
-            <w:tcW w:w="850" w:type="dxa"/>
+            <w:tcW w:w="1000" w:type="dxa"/>
             <w:tcMar>
-              <w:top w:w="80" w:type="dxa"/>
+              <w:top w:w="20" w:type="dxa"/>
               <w:left w:w="90" w:type="dxa"/>
-              <w:bottom w:w="80" w:type="dxa"/>
+              <w:bottom w:w="20" w:type="dxa"/>
               <w:right w:w="90" w:type="dxa"/>
             </w:tcMar>
             <w:vAlign w:val="center"/>
@@ -18722,7 +16694,7 @@
             </w:pPr>
             <w:r>
               <w:rPr>
-                <w:sz w:val="15"/>
+                <w:sz w:val="14"/>
               </w:rPr>
               <w:t>50%</w:t>
             </w:r>
@@ -18730,11 +16702,11 @@
         </w:tc>
         <w:tc>
           <w:tcPr>
-            <w:tcW w:w="1500" w:type="dxa"/>
+            <w:tcW w:w="1750" w:type="dxa"/>
             <w:tcMar>
-              <w:top w:w="80" w:type="dxa"/>
+              <w:top w:w="20" w:type="dxa"/>
               <w:left w:w="90" w:type="dxa"/>
-              <w:bottom w:w="80" w:type="dxa"/>
+              <w:bottom w:w="20" w:type="dxa"/>
               <w:right w:w="90" w:type="dxa"/>
             </w:tcMar>
             <w:vAlign w:val="center"/>
@@ -18747,7 +16719,7 @@
             </w:pPr>
             <w:r>
               <w:rPr>
-                <w:sz w:val="15"/>
+                <w:sz w:val="14"/>
               </w:rPr>
               <w:t>30.04±3.23</w:t>
             </w:r>
@@ -18755,11 +16727,11 @@
         </w:tc>
         <w:tc>
           <w:tcPr>
-            <w:tcW w:w="1500" w:type="dxa"/>
+            <w:tcW w:w="1750" w:type="dxa"/>
             <w:tcMar>
-              <w:top w:w="80" w:type="dxa"/>
+              <w:top w:w="20" w:type="dxa"/>
               <w:left w:w="90" w:type="dxa"/>
-              <w:bottom w:w="80" w:type="dxa"/>
+              <w:bottom w:w="20" w:type="dxa"/>
               <w:right w:w="90" w:type="dxa"/>
             </w:tcMar>
             <w:vAlign w:val="center"/>
@@ -18772,7 +16744,7 @@
             </w:pPr>
             <w:r>
               <w:rPr>
-                <w:sz w:val="15"/>
+                <w:sz w:val="14"/>
               </w:rPr>
               <w:t>24.33±3.06</w:t>
             </w:r>
@@ -18780,11 +16752,11 @@
         </w:tc>
         <w:tc>
           <w:tcPr>
-            <w:tcW w:w="1300" w:type="dxa"/>
+            <w:tcW w:w="1750" w:type="dxa"/>
             <w:tcMar>
-              <w:top w:w="80" w:type="dxa"/>
+              <w:top w:w="20" w:type="dxa"/>
               <w:left w:w="90" w:type="dxa"/>
-              <w:bottom w:w="80" w:type="dxa"/>
+              <w:bottom w:w="20" w:type="dxa"/>
               <w:right w:w="90" w:type="dxa"/>
             </w:tcMar>
             <w:vAlign w:val="center"/>
@@ -18797,32 +16769,7 @@
             </w:pPr>
             <w:r>
               <w:rPr>
-                <w:sz w:val="15"/>
-              </w:rPr>
-              <w:t>320</w:t>
-            </w:r>
-          </w:p>
-        </w:tc>
-        <w:tc>
-          <w:tcPr>
-            <w:tcW w:w="1500" w:type="dxa"/>
-            <w:tcMar>
-              <w:top w:w="80" w:type="dxa"/>
-              <w:left w:w="90" w:type="dxa"/>
-              <w:bottom w:w="80" w:type="dxa"/>
-              <w:right w:w="90" w:type="dxa"/>
-            </w:tcMar>
-            <w:vAlign w:val="center"/>
-          </w:tcPr>
-          <w:p>
-            <w:pPr>
-              <w:spacing w:line="240" w:lineRule="auto"/>
-              <w:ind w:firstLine="0"/>
-              <w:jc w:val="center"/>
-            </w:pPr>
-            <w:r>
-              <w:rPr>
-                <w:sz w:val="15"/>
+                <w:sz w:val="14"/>
               </w:rPr>
               <w:t>22.87±8.22</w:t>
             </w:r>
@@ -18852,11 +16799,11 @@
         </w:trPr>
         <w:tc>
           <w:tcPr>
-            <w:tcW w:w="1750" w:type="dxa"/>
+            <w:tcW w:w="1950" w:type="dxa"/>
             <w:tcMar>
-              <w:top w:w="80" w:type="dxa"/>
+              <w:top w:w="20" w:type="dxa"/>
               <w:left w:w="90" w:type="dxa"/>
-              <w:bottom w:w="80" w:type="dxa"/>
+              <w:bottom w:w="20" w:type="dxa"/>
               <w:right w:w="90" w:type="dxa"/>
             </w:tcMar>
             <w:vAlign w:val="center"/>
@@ -18869,7 +16816,7 @@
             </w:pPr>
             <w:r>
               <w:rPr>
-                <w:sz w:val="15"/>
+                <w:sz w:val="14"/>
               </w:rPr>
               <w:t>对数双曲余弦型</w:t>
             </w:r>
@@ -18877,11 +16824,11 @@
         </w:tc>
         <w:tc>
           <w:tcPr>
-            <w:tcW w:w="850" w:type="dxa"/>
+            <w:tcW w:w="1000" w:type="dxa"/>
             <w:tcMar>
-              <w:top w:w="80" w:type="dxa"/>
+              <w:top w:w="20" w:type="dxa"/>
               <w:left w:w="90" w:type="dxa"/>
-              <w:bottom w:w="80" w:type="dxa"/>
+              <w:bottom w:w="20" w:type="dxa"/>
               <w:right w:w="90" w:type="dxa"/>
             </w:tcMar>
             <w:vAlign w:val="center"/>
@@ -18894,7 +16841,7 @@
             </w:pPr>
             <w:r>
               <w:rPr>
-                <w:sz w:val="15"/>
+                <w:sz w:val="14"/>
               </w:rPr>
               <w:t>50%</w:t>
             </w:r>
@@ -18902,11 +16849,11 @@
         </w:tc>
         <w:tc>
           <w:tcPr>
-            <w:tcW w:w="1500" w:type="dxa"/>
+            <w:tcW w:w="1750" w:type="dxa"/>
             <w:tcMar>
-              <w:top w:w="80" w:type="dxa"/>
+              <w:top w:w="20" w:type="dxa"/>
               <w:left w:w="90" w:type="dxa"/>
-              <w:bottom w:w="80" w:type="dxa"/>
+              <w:bottom w:w="20" w:type="dxa"/>
               <w:right w:w="90" w:type="dxa"/>
             </w:tcMar>
             <w:vAlign w:val="center"/>
@@ -18919,7 +16866,7 @@
             </w:pPr>
             <w:r>
               <w:rPr>
-                <w:sz w:val="15"/>
+                <w:sz w:val="14"/>
               </w:rPr>
               <w:t>30.65±3.83</w:t>
             </w:r>
@@ -18927,11 +16874,11 @@
         </w:tc>
         <w:tc>
           <w:tcPr>
-            <w:tcW w:w="1500" w:type="dxa"/>
+            <w:tcW w:w="1750" w:type="dxa"/>
             <w:tcMar>
-              <w:top w:w="80" w:type="dxa"/>
+              <w:top w:w="20" w:type="dxa"/>
               <w:left w:w="90" w:type="dxa"/>
-              <w:bottom w:w="80" w:type="dxa"/>
+              <w:bottom w:w="20" w:type="dxa"/>
               <w:right w:w="90" w:type="dxa"/>
             </w:tcMar>
             <w:vAlign w:val="center"/>
@@ -18944,7 +16891,7 @@
             </w:pPr>
             <w:r>
               <w:rPr>
-                <w:sz w:val="15"/>
+                <w:sz w:val="14"/>
               </w:rPr>
               <w:t>24.94±3.65</w:t>
             </w:r>
@@ -18952,11 +16899,11 @@
         </w:tc>
         <w:tc>
           <w:tcPr>
-            <w:tcW w:w="1300" w:type="dxa"/>
+            <w:tcW w:w="1750" w:type="dxa"/>
             <w:tcMar>
-              <w:top w:w="80" w:type="dxa"/>
+              <w:top w:w="20" w:type="dxa"/>
               <w:left w:w="90" w:type="dxa"/>
-              <w:bottom w:w="80" w:type="dxa"/>
+              <w:bottom w:w="20" w:type="dxa"/>
               <w:right w:w="90" w:type="dxa"/>
             </w:tcMar>
             <w:vAlign w:val="center"/>
@@ -18969,32 +16916,7 @@
             </w:pPr>
             <w:r>
               <w:rPr>
-                <w:sz w:val="15"/>
-              </w:rPr>
-              <w:t>320</w:t>
-            </w:r>
-          </w:p>
-        </w:tc>
-        <w:tc>
-          <w:tcPr>
-            <w:tcW w:w="1500" w:type="dxa"/>
-            <w:tcMar>
-              <w:top w:w="80" w:type="dxa"/>
-              <w:left w:w="90" w:type="dxa"/>
-              <w:bottom w:w="80" w:type="dxa"/>
-              <w:right w:w="90" w:type="dxa"/>
-            </w:tcMar>
-            <w:vAlign w:val="center"/>
-          </w:tcPr>
-          <w:p>
-            <w:pPr>
-              <w:spacing w:line="240" w:lineRule="auto"/>
-              <w:ind w:firstLine="0"/>
-              <w:jc w:val="center"/>
-            </w:pPr>
-            <w:r>
-              <w:rPr>
-                <w:sz w:val="15"/>
+                <w:sz w:val="14"/>
               </w:rPr>
               <w:t>27.59±9.70</w:t>
             </w:r>
@@ -19024,11 +16946,11 @@
         </w:trPr>
         <w:tc>
           <w:tcPr>
-            <w:tcW w:w="1750" w:type="dxa"/>
+            <w:tcW w:w="1950" w:type="dxa"/>
             <w:tcMar>
-              <w:top w:w="80" w:type="dxa"/>
+              <w:top w:w="20" w:type="dxa"/>
               <w:left w:w="90" w:type="dxa"/>
-              <w:bottom w:w="80" w:type="dxa"/>
+              <w:bottom w:w="20" w:type="dxa"/>
               <w:right w:w="90" w:type="dxa"/>
             </w:tcMar>
             <w:vAlign w:val="center"/>
@@ -19041,7 +16963,7 @@
             </w:pPr>
             <w:r>
               <w:rPr>
-                <w:sz w:val="15"/>
+                <w:sz w:val="14"/>
               </w:rPr>
               <w:t>对数型</w:t>
             </w:r>
@@ -19049,11 +16971,11 @@
         </w:tc>
         <w:tc>
           <w:tcPr>
-            <w:tcW w:w="850" w:type="dxa"/>
+            <w:tcW w:w="1000" w:type="dxa"/>
             <w:tcMar>
-              <w:top w:w="80" w:type="dxa"/>
+              <w:top w:w="20" w:type="dxa"/>
               <w:left w:w="90" w:type="dxa"/>
-              <w:bottom w:w="80" w:type="dxa"/>
+              <w:bottom w:w="20" w:type="dxa"/>
               <w:right w:w="90" w:type="dxa"/>
             </w:tcMar>
             <w:vAlign w:val="center"/>
@@ -19066,7 +16988,7 @@
             </w:pPr>
             <w:r>
               <w:rPr>
-                <w:sz w:val="15"/>
+                <w:sz w:val="14"/>
               </w:rPr>
               <w:t>50%</w:t>
             </w:r>
@@ -19074,11 +16996,11 @@
         </w:tc>
         <w:tc>
           <w:tcPr>
-            <w:tcW w:w="1500" w:type="dxa"/>
+            <w:tcW w:w="1750" w:type="dxa"/>
             <w:tcMar>
-              <w:top w:w="80" w:type="dxa"/>
+              <w:top w:w="20" w:type="dxa"/>
               <w:left w:w="90" w:type="dxa"/>
-              <w:bottom w:w="80" w:type="dxa"/>
+              <w:bottom w:w="20" w:type="dxa"/>
               <w:right w:w="90" w:type="dxa"/>
             </w:tcMar>
             <w:vAlign w:val="center"/>
@@ -19091,7 +17013,7 @@
             </w:pPr>
             <w:r>
               <w:rPr>
-                <w:sz w:val="15"/>
+                <w:sz w:val="14"/>
               </w:rPr>
               <w:t>30.91±3.97</w:t>
             </w:r>
@@ -19099,11 +17021,11 @@
         </w:tc>
         <w:tc>
           <w:tcPr>
-            <w:tcW w:w="1500" w:type="dxa"/>
+            <w:tcW w:w="1750" w:type="dxa"/>
             <w:tcMar>
-              <w:top w:w="80" w:type="dxa"/>
+              <w:top w:w="20" w:type="dxa"/>
               <w:left w:w="90" w:type="dxa"/>
-              <w:bottom w:w="80" w:type="dxa"/>
+              <w:bottom w:w="20" w:type="dxa"/>
               <w:right w:w="90" w:type="dxa"/>
             </w:tcMar>
             <w:vAlign w:val="center"/>
@@ -19116,7 +17038,7 @@
             </w:pPr>
             <w:r>
               <w:rPr>
-                <w:sz w:val="15"/>
+                <w:sz w:val="14"/>
               </w:rPr>
               <w:t>25.20±3.80</w:t>
             </w:r>
@@ -19124,11 +17046,11 @@
         </w:tc>
         <w:tc>
           <w:tcPr>
-            <w:tcW w:w="1300" w:type="dxa"/>
+            <w:tcW w:w="1750" w:type="dxa"/>
             <w:tcMar>
-              <w:top w:w="80" w:type="dxa"/>
+              <w:top w:w="20" w:type="dxa"/>
               <w:left w:w="90" w:type="dxa"/>
-              <w:bottom w:w="80" w:type="dxa"/>
+              <w:bottom w:w="20" w:type="dxa"/>
               <w:right w:w="90" w:type="dxa"/>
             </w:tcMar>
             <w:vAlign w:val="center"/>
@@ -19141,32 +17063,7 @@
             </w:pPr>
             <w:r>
               <w:rPr>
-                <w:sz w:val="15"/>
-              </w:rPr>
-              <w:t>320</w:t>
-            </w:r>
-          </w:p>
-        </w:tc>
-        <w:tc>
-          <w:tcPr>
-            <w:tcW w:w="1500" w:type="dxa"/>
-            <w:tcMar>
-              <w:top w:w="80" w:type="dxa"/>
-              <w:left w:w="90" w:type="dxa"/>
-              <w:bottom w:w="80" w:type="dxa"/>
-              <w:right w:w="90" w:type="dxa"/>
-            </w:tcMar>
-            <w:vAlign w:val="center"/>
-          </w:tcPr>
-          <w:p>
-            <w:pPr>
-              <w:spacing w:line="240" w:lineRule="auto"/>
-              <w:ind w:firstLine="0"/>
-              <w:jc w:val="center"/>
-            </w:pPr>
-            <w:r>
-              <w:rPr>
-                <w:sz w:val="15"/>
+                <w:sz w:val="14"/>
               </w:rPr>
               <w:t>23.90±9.07</w:t>
             </w:r>
@@ -19196,11 +17093,11 @@
         </w:trPr>
         <w:tc>
           <w:tcPr>
-            <w:tcW w:w="1750" w:type="dxa"/>
+            <w:tcW w:w="1950" w:type="dxa"/>
             <w:tcMar>
-              <w:top w:w="80" w:type="dxa"/>
+              <w:top w:w="20" w:type="dxa"/>
               <w:left w:w="90" w:type="dxa"/>
-              <w:bottom w:w="80" w:type="dxa"/>
+              <w:bottom w:w="20" w:type="dxa"/>
               <w:right w:w="90" w:type="dxa"/>
             </w:tcMar>
             <w:vAlign w:val="center"/>
@@ -19213,7 +17110,7 @@
             </w:pPr>
             <w:r>
               <w:rPr>
-                <w:sz w:val="15"/>
+                <w:sz w:val="14"/>
               </w:rPr>
               <w:t>Huber型</w:t>
             </w:r>
@@ -19221,11 +17118,11 @@
         </w:tc>
         <w:tc>
           <w:tcPr>
-            <w:tcW w:w="850" w:type="dxa"/>
+            <w:tcW w:w="1000" w:type="dxa"/>
             <w:tcMar>
-              <w:top w:w="80" w:type="dxa"/>
+              <w:top w:w="20" w:type="dxa"/>
               <w:left w:w="90" w:type="dxa"/>
-              <w:bottom w:w="80" w:type="dxa"/>
+              <w:bottom w:w="20" w:type="dxa"/>
               <w:right w:w="90" w:type="dxa"/>
             </w:tcMar>
             <w:vAlign w:val="center"/>
@@ -19238,7 +17135,7 @@
             </w:pPr>
             <w:r>
               <w:rPr>
-                <w:sz w:val="15"/>
+                <w:sz w:val="14"/>
               </w:rPr>
               <w:t>50%</w:t>
             </w:r>
@@ -19246,11 +17143,11 @@
         </w:tc>
         <w:tc>
           <w:tcPr>
-            <w:tcW w:w="1500" w:type="dxa"/>
+            <w:tcW w:w="1750" w:type="dxa"/>
             <w:tcMar>
-              <w:top w:w="80" w:type="dxa"/>
+              <w:top w:w="20" w:type="dxa"/>
               <w:left w:w="90" w:type="dxa"/>
-              <w:bottom w:w="80" w:type="dxa"/>
+              <w:bottom w:w="20" w:type="dxa"/>
               <w:right w:w="90" w:type="dxa"/>
             </w:tcMar>
             <w:vAlign w:val="center"/>
@@ -19263,7 +17160,7 @@
             </w:pPr>
             <w:r>
               <w:rPr>
-                <w:sz w:val="15"/>
+                <w:sz w:val="14"/>
               </w:rPr>
               <w:t>30.61±3.80</w:t>
             </w:r>
@@ -19271,11 +17168,11 @@
         </w:tc>
         <w:tc>
           <w:tcPr>
-            <w:tcW w:w="1500" w:type="dxa"/>
+            <w:tcW w:w="1750" w:type="dxa"/>
             <w:tcMar>
-              <w:top w:w="80" w:type="dxa"/>
+              <w:top w:w="20" w:type="dxa"/>
               <w:left w:w="90" w:type="dxa"/>
-              <w:bottom w:w="80" w:type="dxa"/>
+              <w:bottom w:w="20" w:type="dxa"/>
               <w:right w:w="90" w:type="dxa"/>
             </w:tcMar>
             <w:vAlign w:val="center"/>
@@ -19288,7 +17185,7 @@
             </w:pPr>
             <w:r>
               <w:rPr>
-                <w:sz w:val="15"/>
+                <w:sz w:val="14"/>
               </w:rPr>
               <w:t>24.90±3.63</w:t>
             </w:r>
@@ -19296,11 +17193,11 @@
         </w:tc>
         <w:tc>
           <w:tcPr>
-            <w:tcW w:w="1300" w:type="dxa"/>
+            <w:tcW w:w="1750" w:type="dxa"/>
             <w:tcMar>
-              <w:top w:w="80" w:type="dxa"/>
+              <w:top w:w="20" w:type="dxa"/>
               <w:left w:w="90" w:type="dxa"/>
-              <w:bottom w:w="80" w:type="dxa"/>
+              <w:bottom w:w="20" w:type="dxa"/>
               <w:right w:w="90" w:type="dxa"/>
             </w:tcMar>
             <w:vAlign w:val="center"/>
@@ -19313,32 +17210,7 @@
             </w:pPr>
             <w:r>
               <w:rPr>
-                <w:sz w:val="15"/>
-              </w:rPr>
-              <w:t>320</w:t>
-            </w:r>
-          </w:p>
-        </w:tc>
-        <w:tc>
-          <w:tcPr>
-            <w:tcW w:w="1500" w:type="dxa"/>
-            <w:tcMar>
-              <w:top w:w="80" w:type="dxa"/>
-              <w:left w:w="90" w:type="dxa"/>
-              <w:bottom w:w="80" w:type="dxa"/>
-              <w:right w:w="90" w:type="dxa"/>
-            </w:tcMar>
-            <w:vAlign w:val="center"/>
-          </w:tcPr>
-          <w:p>
-            <w:pPr>
-              <w:spacing w:line="240" w:lineRule="auto"/>
-              <w:ind w:firstLine="0"/>
-              <w:jc w:val="center"/>
-            </w:pPr>
-            <w:r>
-              <w:rPr>
-                <w:sz w:val="15"/>
+                <w:sz w:val="14"/>
               </w:rPr>
               <w:t>21.70±8.24</w:t>
             </w:r>
@@ -19544,7 +17416,7 @@
         <w:rPr>
           <w:b w:val="0"/>
         </w:rPr>
-        <w:t>图3  五类势函数的恢复精度与计算时间比较</w:t>
+        <w:t>图3  五类保边势函数的恢复精度与计算时间比较</w:t>
       </w:r>
     </w:p>
     <w:p>
@@ -19552,7 +17424,7 @@
         <w:spacing w:after="60"/>
       </w:pPr>
       <w:r>
-        <w:t>从恢复精度看，对数型势函数在两种噪声比例下均取得最高平均PSNR。相对于平方根型，30%噪声下由33.95 dB提高到34.34 dB，增幅为0.39 dB；50%噪声下由29.35 dB提高到30.91 dB，增幅为1.57 dB。其平均SNR也分别达到28.63 dB和25.20 dB，说明对数型势函数在高噪声条件下对真实边缘的保护更明显。</w:t>
+        <w:t>从恢复精度看，对数型保边势函数在两种噪声比例下均取得最高平均PSNR。相对于平方根型，30%噪声下由33.95 dB提高到34.34 dB，增幅为0.39 dB；50%噪声下由29.35 dB提高到30.91 dB，增幅为1.57 dB。其平均SNR也分别达到28.63 dB和25.20 dB，说明对数型保边势函数在高噪声条件下对真实边缘的保护更明显。</w:t>
       </w:r>
     </w:p>
     <w:p>
@@ -19568,14 +17440,14 @@
         <w:spacing w:after="60"/>
       </w:pPr>
       <w:r>
-        <w:t>五类方法均达到4层、每层80次的320次总迭代上限，因此迭代次数表示统一计算预算，不能单独作为收敛速度依据。在相同预算下，若恢复精度优先，选择对数型势函数；若运行时间优先，平方根型更合适。该结论同时依据测试集PSNR、SNR和运行时间，而不是验证集选参结果。</w:t>
+        <w:t>在相同计算预算下，恢复精度优先时选择对数型保边势函数，运行时间优先时平方根型保边势函数更合适。</w:t>
       </w:r>
     </w:p>
     <w:p>
       <w:pPr>
         <w:pStyle w:val="3"/>
       </w:pPr>
-      <w:bookmarkStart w:id="16" w:name="_Toc239539663"/>
+      <w:bookmarkStart w:id="16" w:name="_Toc239546002"/>
       <w:r>
         <w:rPr>
           <w:rFonts w:ascii="Times New Roman" w:hAnsi="Times New Roman" w:eastAsia="黑体"/>
@@ -19589,14 +17461,14 @@
         <w:spacing w:after="60"/>
       </w:pPr>
       <w:r>
-        <w:t>问题三从二维图像恢复转向欠定线性观测下的高维稀疏信号恢复。观测数1024小于信号长度4096，仅由最小二乘项无法唯一确定解；已知真实信号只有160个非零分量，因而在拟合观测的同时引入L1稀疏先验。在这一模型基础上，采用Polak–Ribière–Polyak正部截断非线性共轭梯度（PRP+）方法，并加入光滑延拓、对角预条件、强Wolfe线搜索和下降性重启。模型按“构造观测—平滑L1目标—预条件共轭梯度求解—重复试验比较”的顺序展开，以区分不同算法的恢复精度和计算效率。</w:t>
+        <w:t>问题三从二维图像恢复转向欠定线性观测下的高维稀疏信号恢复。观测数1024小于信号长度4096，仅由最小二乘项无法唯一确定解；已知真实信号只有160个非零分量，因而在拟合观测的同时引入L1稀疏先验。在这一模型基础上，采用Polak–Ribière–Polyak正部截断非线性共轭梯度（PRP+）方法，并加入光滑延拓、对角预条件、强Wolfe线搜索和下降性重启。求解过程依次完成观测构造、L1目标光滑化、预条件共轭梯度迭代和重复试验比较，用于评价不同算法的恢复精度与计算效率。</w:t>
       </w:r>
     </w:p>
     <w:p>
       <w:pPr>
         <w:pStyle w:val="4"/>
       </w:pPr>
-      <w:bookmarkStart w:id="17" w:name="_Toc239539664"/>
+      <w:bookmarkStart w:id="17" w:name="_Toc239546003"/>
       <w:r>
         <w:rPr>
           <w:rFonts w:ascii="Times New Roman" w:hAnsi="Times New Roman" w:eastAsia="黑体"/>
@@ -20503,7 +18375,7 @@
       <w:pPr>
         <w:pStyle w:val="4"/>
       </w:pPr>
-      <w:bookmarkStart w:id="18" w:name="_Toc239539665"/>
+      <w:bookmarkStart w:id="18" w:name="_Toc239546004"/>
       <w:r>
         <w:rPr>
           <w:rFonts w:ascii="Times New Roman" w:hAnsi="Times New Roman" w:eastAsia="黑体"/>
@@ -21295,7 +19167,6 @@
           <m:d>
             <m:dPr>
               <m:begChr m:val="["/>
-              <m:sepChr m:val=","/>
               <m:endChr m:val="]"/>
               <m:ctrlPr>
                 <w:rPr>
@@ -21304,84 +19175,32 @@
               </m:ctrlPr>
             </m:dPr>
             <m:e>
-              <m:f>
-                <m:fPr>
+              <m:eqArr>
+                <m:eqArrPr>
                   <m:ctrlPr>
                     <w:rPr>
                       <w:rFonts w:ascii="Cambria Math" w:hAnsi="Cambria Math"/>
                     </w:rPr>
                   </m:ctrlPr>
-                </m:fPr>
-                <m:num>
-                  <m:sSub>
-                    <m:sSubPr>
+                </m:eqArrPr>
+                <m:e>
+                  <m:f>
+                    <m:fPr>
                       <m:ctrlPr>
                         <w:rPr>
                           <w:rFonts w:ascii="Cambria Math" w:hAnsi="Cambria Math"/>
                         </w:rPr>
                       </m:ctrlPr>
-                    </m:sSubPr>
-                    <m:e>
-                      <m:r>
-                        <m:rPr/>
-                        <w:rPr>
-                          <w:rFonts w:ascii="Cambria Math" w:hAnsi="Cambria Math"/>
-                        </w:rPr>
-                        <m:t>x</m:t>
-                      </m:r>
-                      <m:ctrlPr>
-                        <w:rPr>
-                          <w:rFonts w:ascii="Cambria Math" w:hAnsi="Cambria Math"/>
-                        </w:rPr>
-                      </m:ctrlPr>
-                    </m:e>
-                    <m:sub>
-                      <m:r>
-                        <m:rPr/>
-                        <w:rPr>
-                          <w:rFonts w:ascii="Cambria Math" w:hAnsi="Cambria Math"/>
-                        </w:rPr>
-                        <m:t>1</m:t>
-                      </m:r>
-                      <m:ctrlPr>
-                        <w:rPr>
-                          <w:rFonts w:ascii="Cambria Math" w:hAnsi="Cambria Math"/>
-                        </w:rPr>
-                      </m:ctrlPr>
-                    </m:sub>
-                  </m:sSub>
-                  <m:ctrlPr>
-                    <w:rPr>
-                      <w:rFonts w:ascii="Cambria Math" w:hAnsi="Cambria Math"/>
-                    </w:rPr>
-                  </m:ctrlPr>
-                </m:num>
-                <m:den>
-                  <m:rad>
-                    <m:radPr>
-                      <m:degHide m:val="1"/>
-                      <m:ctrlPr>
-                        <w:rPr>
-                          <w:rFonts w:ascii="Cambria Math" w:hAnsi="Cambria Math"/>
-                        </w:rPr>
-                      </m:ctrlPr>
-                    </m:radPr>
-                    <m:deg>
-                      <m:ctrlPr>
-                        <w:rPr>
-                          <w:rFonts w:ascii="Cambria Math" w:hAnsi="Cambria Math"/>
-                        </w:rPr>
-                      </m:ctrlPr>
-                    </m:deg>
-                    <m:e>
-                      <m:sSubSup>
-                        <m:sSubSupPr>
+                    </m:fPr>
+                    <m:num>
+                      <m:sSub>
+                        <m:sSubPr>
                           <m:ctrlPr>
                             <w:rPr>
                               <w:rFonts w:ascii="Cambria Math" w:hAnsi="Cambria Math"/>
                             </w:rPr>
                           </m:ctrlPr>
-                        </m:sSubSupPr>
+                        </m:sSubPr>
                         <m:e>
                           <m:r>
                             <m:rPr/>
@@ -21410,178 +19229,178 @@
                             </w:rPr>
                           </m:ctrlPr>
                         </m:sub>
-                        <m:sup>
+                      </m:sSub>
+                      <m:ctrlPr>
+                        <w:rPr>
+                          <w:rFonts w:ascii="Cambria Math" w:hAnsi="Cambria Math"/>
+                        </w:rPr>
+                      </m:ctrlPr>
+                    </m:num>
+                    <m:den>
+                      <m:rad>
+                        <m:radPr>
+                          <m:degHide m:val="1"/>
+                          <m:ctrlPr>
+                            <w:rPr>
+                              <w:rFonts w:ascii="Cambria Math" w:hAnsi="Cambria Math"/>
+                            </w:rPr>
+                          </m:ctrlPr>
+                        </m:radPr>
+                        <m:deg>
+                          <m:ctrlPr>
+                            <w:rPr>
+                              <w:rFonts w:ascii="Cambria Math" w:hAnsi="Cambria Math"/>
+                            </w:rPr>
+                          </m:ctrlPr>
+                        </m:deg>
+                        <m:e>
+                          <m:sSubSup>
+                            <m:sSubSupPr>
+                              <m:ctrlPr>
+                                <w:rPr>
+                                  <w:rFonts w:ascii="Cambria Math" w:hAnsi="Cambria Math"/>
+                                </w:rPr>
+                              </m:ctrlPr>
+                            </m:sSubSupPr>
+                            <m:e>
+                              <m:r>
+                                <m:rPr/>
+                                <w:rPr>
+                                  <w:rFonts w:ascii="Cambria Math" w:hAnsi="Cambria Math"/>
+                                </w:rPr>
+                                <m:t>x</m:t>
+                              </m:r>
+                              <m:ctrlPr>
+                                <w:rPr>
+                                  <w:rFonts w:ascii="Cambria Math" w:hAnsi="Cambria Math"/>
+                                </w:rPr>
+                              </m:ctrlPr>
+                            </m:e>
+                            <m:sub>
+                              <m:r>
+                                <m:rPr/>
+                                <w:rPr>
+                                  <w:rFonts w:ascii="Cambria Math" w:hAnsi="Cambria Math"/>
+                                </w:rPr>
+                                <m:t>1</m:t>
+                              </m:r>
+                              <m:ctrlPr>
+                                <w:rPr>
+                                  <w:rFonts w:ascii="Cambria Math" w:hAnsi="Cambria Math"/>
+                                </w:rPr>
+                              </m:ctrlPr>
+                            </m:sub>
+                            <m:sup>
+                              <m:r>
+                                <m:rPr/>
+                                <w:rPr>
+                                  <w:rFonts w:ascii="Cambria Math" w:hAnsi="Cambria Math"/>
+                                </w:rPr>
+                                <m:t>2</m:t>
+                              </m:r>
+                              <m:ctrlPr>
+                                <w:rPr>
+                                  <w:rFonts w:ascii="Cambria Math" w:hAnsi="Cambria Math"/>
+                                </w:rPr>
+                              </m:ctrlPr>
+                            </m:sup>
+                          </m:sSubSup>
                           <m:r>
                             <m:rPr/>
                             <w:rPr>
                               <w:rFonts w:ascii="Cambria Math" w:hAnsi="Cambria Math"/>
                             </w:rPr>
-                            <m:t>2</m:t>
+                            <m:t>+</m:t>
                           </m:r>
-                          <m:ctrlPr>
-                            <w:rPr>
-                              <w:rFonts w:ascii="Cambria Math" w:hAnsi="Cambria Math"/>
-                            </w:rPr>
-                          </m:ctrlPr>
-                        </m:sup>
-                      </m:sSubSup>
-                      <m:r>
-                        <m:rPr/>
-                        <w:rPr>
-                          <w:rFonts w:ascii="Cambria Math" w:hAnsi="Cambria Math"/>
-                        </w:rPr>
-                        <m:t>+</m:t>
-                      </m:r>
-                      <m:sSup>
-                        <m:sSupPr>
-                          <m:ctrlPr>
-                            <w:rPr>
-                              <w:rFonts w:ascii="Cambria Math" w:hAnsi="Cambria Math"/>
-                            </w:rPr>
-                          </m:ctrlPr>
-                        </m:sSupPr>
-                        <m:e>
-                          <m:r>
-                            <m:rPr/>
-                            <w:rPr>
-                              <w:rFonts w:ascii="Cambria Math" w:hAnsi="Cambria Math"/>
-                            </w:rPr>
-                            <m:t>μ</m:t>
-                          </m:r>
+                          <m:sSup>
+                            <m:sSupPr>
+                              <m:ctrlPr>
+                                <w:rPr>
+                                  <w:rFonts w:ascii="Cambria Math" w:hAnsi="Cambria Math"/>
+                                </w:rPr>
+                              </m:ctrlPr>
+                            </m:sSupPr>
+                            <m:e>
+                              <m:r>
+                                <m:rPr/>
+                                <w:rPr>
+                                  <w:rFonts w:ascii="Cambria Math" w:hAnsi="Cambria Math"/>
+                                </w:rPr>
+                                <m:t>μ</m:t>
+                              </m:r>
+                              <m:ctrlPr>
+                                <w:rPr>
+                                  <w:rFonts w:ascii="Cambria Math" w:hAnsi="Cambria Math"/>
+                                </w:rPr>
+                              </m:ctrlPr>
+                            </m:e>
+                            <m:sup>
+                              <m:r>
+                                <m:rPr/>
+                                <w:rPr>
+                                  <w:rFonts w:ascii="Cambria Math" w:hAnsi="Cambria Math"/>
+                                </w:rPr>
+                                <m:t>2</m:t>
+                              </m:r>
+                              <m:ctrlPr>
+                                <w:rPr>
+                                  <w:rFonts w:ascii="Cambria Math" w:hAnsi="Cambria Math"/>
+                                </w:rPr>
+                              </m:ctrlPr>
+                            </m:sup>
+                          </m:sSup>
                           <m:ctrlPr>
                             <w:rPr>
                               <w:rFonts w:ascii="Cambria Math" w:hAnsi="Cambria Math"/>
                             </w:rPr>
                           </m:ctrlPr>
                         </m:e>
-                        <m:sup>
-                          <m:r>
-                            <m:rPr/>
-                            <w:rPr>
-                              <w:rFonts w:ascii="Cambria Math" w:hAnsi="Cambria Math"/>
-                            </w:rPr>
-                            <m:t>2</m:t>
-                          </m:r>
+                      </m:rad>
+                      <m:ctrlPr>
+                        <w:rPr>
+                          <w:rFonts w:ascii="Cambria Math" w:hAnsi="Cambria Math"/>
+                        </w:rPr>
+                      </m:ctrlPr>
+                    </m:den>
+                  </m:f>
+                  <m:ctrlPr>
+                    <w:rPr>
+                      <w:rFonts w:ascii="Cambria Math" w:hAnsi="Cambria Math"/>
+                    </w:rPr>
+                  </m:ctrlPr>
+                </m:e>
+                <m:e>
+                  <m:r>
+                    <m:rPr/>
+                    <w:rPr>
+                      <w:rFonts w:ascii="Cambria Math" w:hAnsi="Cambria Math"/>
+                    </w:rPr>
+                    <m:t>⋮</m:t>
+                  </m:r>
+                  <m:ctrlPr>
+                    <w:rPr>
+                      <w:rFonts w:ascii="Cambria Math" w:hAnsi="Cambria Math"/>
+                    </w:rPr>
+                  </m:ctrlPr>
+                </m:e>
+                <m:e>
+                  <m:f>
+                    <m:fPr>
+                      <m:ctrlPr>
+                        <w:rPr>
+                          <w:rFonts w:ascii="Cambria Math" w:hAnsi="Cambria Math"/>
+                        </w:rPr>
+                      </m:ctrlPr>
+                    </m:fPr>
+                    <m:num>
+                      <m:sSub>
+                        <m:sSubPr>
                           <m:ctrlPr>
                             <w:rPr>
                               <w:rFonts w:ascii="Cambria Math" w:hAnsi="Cambria Math"/>
                             </w:rPr>
                           </m:ctrlPr>
-                        </m:sup>
-                      </m:sSup>
-                      <m:ctrlPr>
-                        <w:rPr>
-                          <w:rFonts w:ascii="Cambria Math" w:hAnsi="Cambria Math"/>
-                        </w:rPr>
-                      </m:ctrlPr>
-                    </m:e>
-                  </m:rad>
-                  <m:ctrlPr>
-                    <w:rPr>
-                      <w:rFonts w:ascii="Cambria Math" w:hAnsi="Cambria Math"/>
-                    </w:rPr>
-                  </m:ctrlPr>
-                </m:den>
-              </m:f>
-              <m:ctrlPr>
-                <w:rPr>
-                  <w:rFonts w:ascii="Cambria Math" w:hAnsi="Cambria Math"/>
-                </w:rPr>
-              </m:ctrlPr>
-            </m:e>
-            <m:e>
-              <m:r>
-                <m:rPr/>
-                <w:rPr>
-                  <w:rFonts w:ascii="Cambria Math" w:hAnsi="Cambria Math"/>
-                </w:rPr>
-                <m:t>⋯</m:t>
-              </m:r>
-              <m:ctrlPr>
-                <w:rPr>
-                  <w:rFonts w:ascii="Cambria Math" w:hAnsi="Cambria Math"/>
-                </w:rPr>
-              </m:ctrlPr>
-            </m:e>
-            <m:e>
-              <m:f>
-                <m:fPr>
-                  <m:ctrlPr>
-                    <w:rPr>
-                      <w:rFonts w:ascii="Cambria Math" w:hAnsi="Cambria Math"/>
-                    </w:rPr>
-                  </m:ctrlPr>
-                </m:fPr>
-                <m:num>
-                  <m:sSub>
-                    <m:sSubPr>
-                      <m:ctrlPr>
-                        <w:rPr>
-                          <w:rFonts w:ascii="Cambria Math" w:hAnsi="Cambria Math"/>
-                        </w:rPr>
-                      </m:ctrlPr>
-                    </m:sSubPr>
-                    <m:e>
-                      <m:r>
-                        <m:rPr/>
-                        <w:rPr>
-                          <w:rFonts w:ascii="Cambria Math" w:hAnsi="Cambria Math"/>
-                        </w:rPr>
-                        <m:t>x</m:t>
-                      </m:r>
-                      <m:ctrlPr>
-                        <w:rPr>
-                          <w:rFonts w:ascii="Cambria Math" w:hAnsi="Cambria Math"/>
-                        </w:rPr>
-                      </m:ctrlPr>
-                    </m:e>
-                    <m:sub>
-                      <m:r>
-                        <m:rPr/>
-                        <w:rPr>
-                          <w:rFonts w:ascii="Cambria Math" w:hAnsi="Cambria Math"/>
-                        </w:rPr>
-                        <m:t>n</m:t>
-                      </m:r>
-                      <m:ctrlPr>
-                        <w:rPr>
-                          <w:rFonts w:ascii="Cambria Math" w:hAnsi="Cambria Math"/>
-                        </w:rPr>
-                      </m:ctrlPr>
-                    </m:sub>
-                  </m:sSub>
-                  <m:ctrlPr>
-                    <w:rPr>
-                      <w:rFonts w:ascii="Cambria Math" w:hAnsi="Cambria Math"/>
-                    </w:rPr>
-                  </m:ctrlPr>
-                </m:num>
-                <m:den>
-                  <m:rad>
-                    <m:radPr>
-                      <m:degHide m:val="1"/>
-                      <m:ctrlPr>
-                        <w:rPr>
-                          <w:rFonts w:ascii="Cambria Math" w:hAnsi="Cambria Math"/>
-                        </w:rPr>
-                      </m:ctrlPr>
-                    </m:radPr>
-                    <m:deg>
-                      <m:ctrlPr>
-                        <w:rPr>
-                          <w:rFonts w:ascii="Cambria Math" w:hAnsi="Cambria Math"/>
-                        </w:rPr>
-                      </m:ctrlPr>
-                    </m:deg>
-                    <m:e>
-                      <m:sSubSup>
-                        <m:sSubSupPr>
-                          <m:ctrlPr>
-                            <w:rPr>
-                              <w:rFonts w:ascii="Cambria Math" w:hAnsi="Cambria Math"/>
-                            </w:rPr>
-                          </m:ctrlPr>
-                        </m:sSubSupPr>
+                        </m:sSubPr>
                         <m:e>
                           <m:r>
                             <m:rPr/>
@@ -21610,79 +19429,147 @@
                             </w:rPr>
                           </m:ctrlPr>
                         </m:sub>
-                        <m:sup>
+                      </m:sSub>
+                      <m:ctrlPr>
+                        <w:rPr>
+                          <w:rFonts w:ascii="Cambria Math" w:hAnsi="Cambria Math"/>
+                        </w:rPr>
+                      </m:ctrlPr>
+                    </m:num>
+                    <m:den>
+                      <m:rad>
+                        <m:radPr>
+                          <m:degHide m:val="1"/>
+                          <m:ctrlPr>
+                            <w:rPr>
+                              <w:rFonts w:ascii="Cambria Math" w:hAnsi="Cambria Math"/>
+                            </w:rPr>
+                          </m:ctrlPr>
+                        </m:radPr>
+                        <m:deg>
+                          <m:ctrlPr>
+                            <w:rPr>
+                              <w:rFonts w:ascii="Cambria Math" w:hAnsi="Cambria Math"/>
+                            </w:rPr>
+                          </m:ctrlPr>
+                        </m:deg>
+                        <m:e>
+                          <m:sSubSup>
+                            <m:sSubSupPr>
+                              <m:ctrlPr>
+                                <w:rPr>
+                                  <w:rFonts w:ascii="Cambria Math" w:hAnsi="Cambria Math"/>
+                                </w:rPr>
+                              </m:ctrlPr>
+                            </m:sSubSupPr>
+                            <m:e>
+                              <m:r>
+                                <m:rPr/>
+                                <w:rPr>
+                                  <w:rFonts w:ascii="Cambria Math" w:hAnsi="Cambria Math"/>
+                                </w:rPr>
+                                <m:t>x</m:t>
+                              </m:r>
+                              <m:ctrlPr>
+                                <w:rPr>
+                                  <w:rFonts w:ascii="Cambria Math" w:hAnsi="Cambria Math"/>
+                                </w:rPr>
+                              </m:ctrlPr>
+                            </m:e>
+                            <m:sub>
+                              <m:r>
+                                <m:rPr/>
+                                <w:rPr>
+                                  <w:rFonts w:ascii="Cambria Math" w:hAnsi="Cambria Math"/>
+                                </w:rPr>
+                                <m:t>n</m:t>
+                              </m:r>
+                              <m:ctrlPr>
+                                <w:rPr>
+                                  <w:rFonts w:ascii="Cambria Math" w:hAnsi="Cambria Math"/>
+                                </w:rPr>
+                              </m:ctrlPr>
+                            </m:sub>
+                            <m:sup>
+                              <m:r>
+                                <m:rPr/>
+                                <w:rPr>
+                                  <w:rFonts w:ascii="Cambria Math" w:hAnsi="Cambria Math"/>
+                                </w:rPr>
+                                <m:t>2</m:t>
+                              </m:r>
+                              <m:ctrlPr>
+                                <w:rPr>
+                                  <w:rFonts w:ascii="Cambria Math" w:hAnsi="Cambria Math"/>
+                                </w:rPr>
+                              </m:ctrlPr>
+                            </m:sup>
+                          </m:sSubSup>
                           <m:r>
                             <m:rPr/>
                             <w:rPr>
                               <w:rFonts w:ascii="Cambria Math" w:hAnsi="Cambria Math"/>
                             </w:rPr>
-                            <m:t>2</m:t>
+                            <m:t>+</m:t>
                           </m:r>
-                          <m:ctrlPr>
-                            <w:rPr>
-                              <w:rFonts w:ascii="Cambria Math" w:hAnsi="Cambria Math"/>
-                            </w:rPr>
-                          </m:ctrlPr>
-                        </m:sup>
-                      </m:sSubSup>
-                      <m:r>
-                        <m:rPr/>
-                        <w:rPr>
-                          <w:rFonts w:ascii="Cambria Math" w:hAnsi="Cambria Math"/>
-                        </w:rPr>
-                        <m:t>+</m:t>
-                      </m:r>
-                      <m:sSup>
-                        <m:sSupPr>
-                          <m:ctrlPr>
-                            <w:rPr>
-                              <w:rFonts w:ascii="Cambria Math" w:hAnsi="Cambria Math"/>
-                            </w:rPr>
-                          </m:ctrlPr>
-                        </m:sSupPr>
-                        <m:e>
-                          <m:r>
-                            <m:rPr/>
-                            <w:rPr>
-                              <w:rFonts w:ascii="Cambria Math" w:hAnsi="Cambria Math"/>
-                            </w:rPr>
-                            <m:t>μ</m:t>
-                          </m:r>
+                          <m:sSup>
+                            <m:sSupPr>
+                              <m:ctrlPr>
+                                <w:rPr>
+                                  <w:rFonts w:ascii="Cambria Math" w:hAnsi="Cambria Math"/>
+                                </w:rPr>
+                              </m:ctrlPr>
+                            </m:sSupPr>
+                            <m:e>
+                              <m:r>
+                                <m:rPr/>
+                                <w:rPr>
+                                  <w:rFonts w:ascii="Cambria Math" w:hAnsi="Cambria Math"/>
+                                </w:rPr>
+                                <m:t>μ</m:t>
+                              </m:r>
+                              <m:ctrlPr>
+                                <w:rPr>
+                                  <w:rFonts w:ascii="Cambria Math" w:hAnsi="Cambria Math"/>
+                                </w:rPr>
+                              </m:ctrlPr>
+                            </m:e>
+                            <m:sup>
+                              <m:r>
+                                <m:rPr/>
+                                <w:rPr>
+                                  <w:rFonts w:ascii="Cambria Math" w:hAnsi="Cambria Math"/>
+                                </w:rPr>
+                                <m:t>2</m:t>
+                              </m:r>
+                              <m:ctrlPr>
+                                <w:rPr>
+                                  <w:rFonts w:ascii="Cambria Math" w:hAnsi="Cambria Math"/>
+                                </w:rPr>
+                              </m:ctrlPr>
+                            </m:sup>
+                          </m:sSup>
                           <m:ctrlPr>
                             <w:rPr>
                               <w:rFonts w:ascii="Cambria Math" w:hAnsi="Cambria Math"/>
                             </w:rPr>
                           </m:ctrlPr>
                         </m:e>
-                        <m:sup>
-                          <m:r>
-                            <m:rPr/>
-                            <w:rPr>
-                              <w:rFonts w:ascii="Cambria Math" w:hAnsi="Cambria Math"/>
-                            </w:rPr>
-                            <m:t>2</m:t>
-                          </m:r>
-                          <m:ctrlPr>
-                            <w:rPr>
-                              <w:rFonts w:ascii="Cambria Math" w:hAnsi="Cambria Math"/>
-                            </w:rPr>
-                          </m:ctrlPr>
-                        </m:sup>
-                      </m:sSup>
+                      </m:rad>
                       <m:ctrlPr>
                         <w:rPr>
                           <w:rFonts w:ascii="Cambria Math" w:hAnsi="Cambria Math"/>
                         </w:rPr>
                       </m:ctrlPr>
-                    </m:e>
-                  </m:rad>
+                    </m:den>
+                  </m:f>
                   <m:ctrlPr>
                     <w:rPr>
                       <w:rFonts w:ascii="Cambria Math" w:hAnsi="Cambria Math"/>
                     </w:rPr>
                   </m:ctrlPr>
-                </m:den>
-              </m:f>
+                </m:e>
+              </m:eqArr>
               <m:ctrlPr>
                 <w:rPr>
                   <w:rFonts w:ascii="Cambria Math" w:hAnsi="Cambria Math"/>
@@ -21690,38 +19577,6 @@
               </m:ctrlPr>
             </m:e>
           </m:d>
-          <m:sSup>
-            <m:sSupPr>
-              <m:ctrlPr>
-                <w:rPr>
-                  <w:rFonts w:ascii="Cambria Math" w:hAnsi="Cambria Math"/>
-                </w:rPr>
-              </m:ctrlPr>
-            </m:sSupPr>
-            <m:e>
-              <m:ctrlPr>
-                <w:rPr>
-                  <w:rFonts w:ascii="Cambria Math" w:hAnsi="Cambria Math"/>
-                </w:rPr>
-              </m:ctrlPr>
-            </m:e>
-            <m:sup>
-              <m:r>
-                <m:rPr>
-                  <m:sty m:val="p"/>
-                </m:rPr>
-                <w:rPr>
-                  <w:rFonts w:ascii="Cambria Math" w:hAnsi="Cambria Math"/>
-                </w:rPr>
-                <m:t>T</m:t>
-              </m:r>
-              <m:ctrlPr>
-                <w:rPr>
-                  <w:rFonts w:ascii="Cambria Math" w:hAnsi="Cambria Math"/>
-                </w:rPr>
-              </m:ctrlPr>
-            </m:sup>
-          </m:sSup>
         </m:oMath>
       </m:oMathPara>
     </w:p>
@@ -22954,7 +20809,7 @@
       <w:pPr>
         <w:pStyle w:val="4"/>
       </w:pPr>
-      <w:bookmarkStart w:id="19" w:name="_Toc239539666"/>
+      <w:bookmarkStart w:id="19" w:name="_Toc239546005"/>
       <w:r>
         <w:rPr>
           <w:rFonts w:ascii="Times New Roman" w:hAnsi="Times New Roman" w:eastAsia="黑体"/>
@@ -25270,7 +23125,7 @@
       <w:pPr>
         <w:pStyle w:val="4"/>
       </w:pPr>
-      <w:bookmarkStart w:id="20" w:name="_Toc239539667"/>
+      <w:bookmarkStart w:id="20" w:name="_Toc239546006"/>
       <w:r>
         <w:rPr>
           <w:rFonts w:ascii="Times New Roman" w:hAnsi="Times New Roman" w:eastAsia="黑体"/>
@@ -25284,7 +23139,7 @@
         <w:spacing w:after="60"/>
       </w:pPr>
       <w:r>
-        <w:t>稀疏重构梯度投影—BB算法（Gradient Projection for Sparse Reconstruction with Barzilai–Borwein step，GPSR-BB）将信号拆分为两个非负向量</w:t>
+        <w:t>稀疏重构梯度投影—BB算法（Gradient Projection for Sparse Reconstruction with Barzilai–Borwein step, GPSR-BB）将信号拆分为两个非负向量</w:t>
       </w:r>
       <m:oMath>
         <m:r>
@@ -26366,7 +24221,15 @@
         <w:spacing w:after="60"/>
       </w:pPr>
       <w:r>
-        <w:t>迭代收缩阈值算法（Iterative Shrinkage-Thresholding Algorithm，ISTA）首先对最小二乘项作一步梯度下降，再使用软阈值算子处理L1正则项。令</w:t>
+        <w:t>为了更全面地评价所建立的预条件PRP+模型，额外引入ISTA和FISTA，并与题目指定的GPSR-BB共同形成对比实验。</w:t>
+      </w:r>
+    </w:p>
+    <w:p>
+      <w:pPr>
+        <w:spacing w:after="60"/>
+      </w:pPr>
+      <w:r>
+        <w:t>迭代收缩阈值算法（Iterative Shrinkage-Thresholding Algorithm, ISTA）首先对最小二乘项作一步梯度下降，再使用软阈值算子处理L1正则项。令</w:t>
       </w:r>
       <m:oMath>
         <m:r>
@@ -26891,7 +24754,7 @@
         <w:spacing w:after="60"/>
       </w:pPr>
       <w:r>
-        <w:t>快速迭代收缩阈值算法（Fast Iterative Shrinkage-Thresholding Algorithm，FISTA）在ISTA近端更新的基础上加入Nesterov外推。先计算</w:t>
+        <w:t>快速迭代收缩阈值算法（Fast Iterative Shrinkage-Thresholding Algorithm, FISTA）在ISTA近端更新的基础上加入Nesterov外推。先计算</w:t>
       </w:r>
       <m:oMath>
         <m:sSub>
@@ -27829,7 +25692,7 @@
       <w:pPr>
         <w:pStyle w:val="4"/>
       </w:pPr>
-      <w:bookmarkStart w:id="21" w:name="_Toc239539668"/>
+      <w:bookmarkStart w:id="21" w:name="_Toc239546007"/>
       <w:r>
         <w:rPr>
           <w:rFonts w:ascii="Times New Roman" w:hAnsi="Times New Roman" w:eastAsia="黑体"/>
@@ -28071,58 +25934,6 @@
               <w:rPr>
                 <w:sz w:val="16"/>
               </w:rPr>
-              <w:t>信号长度</w:t>
-            </w:r>
-          </w:p>
-        </w:tc>
-        <w:tc>
-          <w:tcPr>
-            <w:tcW w:w="2300" w:type="dxa"/>
-            <w:tcMar>
-              <w:top w:w="80" w:type="dxa"/>
-              <w:left w:w="90" w:type="dxa"/>
-              <w:bottom w:w="80" w:type="dxa"/>
-              <w:right w:w="90" w:type="dxa"/>
-            </w:tcMar>
-            <w:vAlign w:val="center"/>
-          </w:tcPr>
-          <w:p>
-            <w:pPr>
-              <w:keepNext/>
-              <w:spacing w:line="240" w:lineRule="auto"/>
-              <w:ind w:firstLine="0"/>
-              <w:jc w:val="center"/>
-            </w:pPr>
-            <w:r>
-              <w:rPr>
-                <w:sz w:val="16"/>
-              </w:rPr>
-              <w:t>4096</w:t>
-            </w:r>
-          </w:p>
-        </w:tc>
-        <w:tc>
-          <w:tcPr>
-            <w:tcW w:w="1700" w:type="dxa"/>
-            <w:tcMar>
-              <w:top w:w="80" w:type="dxa"/>
-              <w:left w:w="90" w:type="dxa"/>
-              <w:bottom w:w="80" w:type="dxa"/>
-              <w:right w:w="90" w:type="dxa"/>
-            </w:tcMar>
-            <w:vAlign w:val="center"/>
-          </w:tcPr>
-          <w:p>
-            <w:pPr>
-              <w:keepNext/>
-              <w:spacing w:line="240" w:lineRule="auto"/>
-              <w:ind w:firstLine="0"/>
-              <w:jc w:val="center"/>
-            </w:pPr>
-            <w:r>
-              <w:rPr>
-                <w:sz w:val="16"/>
-              </w:rPr>
               <w:t>观测数</w:t>
             </w:r>
           </w:p>
@@ -28150,6 +25961,58 @@
                 <w:sz w:val="16"/>
               </w:rPr>
               <w:t>1024</w:t>
+            </w:r>
+          </w:p>
+        </w:tc>
+        <w:tc>
+          <w:tcPr>
+            <w:tcW w:w="1700" w:type="dxa"/>
+            <w:tcMar>
+              <w:top w:w="80" w:type="dxa"/>
+              <w:left w:w="90" w:type="dxa"/>
+              <w:bottom w:w="80" w:type="dxa"/>
+              <w:right w:w="90" w:type="dxa"/>
+            </w:tcMar>
+            <w:vAlign w:val="center"/>
+          </w:tcPr>
+          <w:p>
+            <w:pPr>
+              <w:keepNext/>
+              <w:spacing w:line="240" w:lineRule="auto"/>
+              <w:ind w:firstLine="0"/>
+              <w:jc w:val="center"/>
+            </w:pPr>
+            <w:r>
+              <w:rPr>
+                <w:sz w:val="16"/>
+              </w:rPr>
+              <w:t>非零分量数</w:t>
+            </w:r>
+          </w:p>
+        </w:tc>
+        <w:tc>
+          <w:tcPr>
+            <w:tcW w:w="2300" w:type="dxa"/>
+            <w:tcMar>
+              <w:top w:w="80" w:type="dxa"/>
+              <w:left w:w="90" w:type="dxa"/>
+              <w:bottom w:w="80" w:type="dxa"/>
+              <w:right w:w="90" w:type="dxa"/>
+            </w:tcMar>
+            <w:vAlign w:val="center"/>
+          </w:tcPr>
+          <w:p>
+            <w:pPr>
+              <w:keepNext/>
+              <w:spacing w:line="240" w:lineRule="auto"/>
+              <w:ind w:firstLine="0"/>
+              <w:jc w:val="center"/>
+            </w:pPr>
+            <w:r>
+              <w:rPr>
+                <w:sz w:val="16"/>
+              </w:rPr>
+              <w:t>160</w:t>
             </w:r>
           </w:p>
         </w:tc>
@@ -28197,58 +26060,6 @@
               <w:rPr>
                 <w:sz w:val="16"/>
               </w:rPr>
-              <w:t>非零分量数</w:t>
-            </w:r>
-          </w:p>
-        </w:tc>
-        <w:tc>
-          <w:tcPr>
-            <w:tcW w:w="2300" w:type="dxa"/>
-            <w:tcMar>
-              <w:top w:w="80" w:type="dxa"/>
-              <w:left w:w="90" w:type="dxa"/>
-              <w:bottom w:w="80" w:type="dxa"/>
-              <w:right w:w="90" w:type="dxa"/>
-            </w:tcMar>
-            <w:vAlign w:val="center"/>
-          </w:tcPr>
-          <w:p>
-            <w:pPr>
-              <w:keepNext/>
-              <w:spacing w:line="240" w:lineRule="auto"/>
-              <w:ind w:firstLine="0"/>
-              <w:jc w:val="center"/>
-            </w:pPr>
-            <w:r>
-              <w:rPr>
-                <w:sz w:val="16"/>
-              </w:rPr>
-              <w:t>160</w:t>
-            </w:r>
-          </w:p>
-        </w:tc>
-        <w:tc>
-          <w:tcPr>
-            <w:tcW w:w="1700" w:type="dxa"/>
-            <w:tcMar>
-              <w:top w:w="80" w:type="dxa"/>
-              <w:left w:w="90" w:type="dxa"/>
-              <w:bottom w:w="80" w:type="dxa"/>
-              <w:right w:w="90" w:type="dxa"/>
-            </w:tcMar>
-            <w:vAlign w:val="center"/>
-          </w:tcPr>
-          <w:p>
-            <w:pPr>
-              <w:keepNext/>
-              <w:spacing w:line="240" w:lineRule="auto"/>
-              <w:ind w:firstLine="0"/>
-              <w:jc w:val="center"/>
-            </w:pPr>
-            <w:r>
-              <w:rPr>
-                <w:sz w:val="16"/>
-              </w:rPr>
               <w:t>非零幅值</w:t>
             </w:r>
           </w:p>
@@ -28276,6 +26087,58 @@
                 <w:sz w:val="16"/>
               </w:rPr>
               <w:t>随机±1</w:t>
+            </w:r>
+          </w:p>
+        </w:tc>
+        <w:tc>
+          <w:tcPr>
+            <w:tcW w:w="1700" w:type="dxa"/>
+            <w:tcMar>
+              <w:top w:w="80" w:type="dxa"/>
+              <w:left w:w="90" w:type="dxa"/>
+              <w:bottom w:w="80" w:type="dxa"/>
+              <w:right w:w="90" w:type="dxa"/>
+            </w:tcMar>
+            <w:vAlign w:val="center"/>
+          </w:tcPr>
+          <w:p>
+            <w:pPr>
+              <w:keepNext/>
+              <w:spacing w:line="240" w:lineRule="auto"/>
+              <w:ind w:firstLine="0"/>
+              <w:jc w:val="center"/>
+            </w:pPr>
+            <w:r>
+              <w:rPr>
+                <w:sz w:val="16"/>
+              </w:rPr>
+              <w:t>噪声标准差</w:t>
+            </w:r>
+          </w:p>
+        </w:tc>
+        <w:tc>
+          <w:tcPr>
+            <w:tcW w:w="2300" w:type="dxa"/>
+            <w:tcMar>
+              <w:top w:w="80" w:type="dxa"/>
+              <w:left w:w="90" w:type="dxa"/>
+              <w:bottom w:w="80" w:type="dxa"/>
+              <w:right w:w="90" w:type="dxa"/>
+            </w:tcMar>
+            <w:vAlign w:val="center"/>
+          </w:tcPr>
+          <w:p>
+            <w:pPr>
+              <w:keepNext/>
+              <w:spacing w:line="240" w:lineRule="auto"/>
+              <w:ind w:firstLine="0"/>
+              <w:jc w:val="center"/>
+            </w:pPr>
+            <w:r>
+              <w:rPr>
+                <w:sz w:val="16"/>
+              </w:rPr>
+              <w:t>0.01</w:t>
             </w:r>
           </w:p>
         </w:tc>
@@ -28323,58 +26186,6 @@
               <w:rPr>
                 <w:sz w:val="16"/>
               </w:rPr>
-              <w:t>噪声标准差</w:t>
-            </w:r>
-          </w:p>
-        </w:tc>
-        <w:tc>
-          <w:tcPr>
-            <w:tcW w:w="2300" w:type="dxa"/>
-            <w:tcMar>
-              <w:top w:w="80" w:type="dxa"/>
-              <w:left w:w="90" w:type="dxa"/>
-              <w:bottom w:w="80" w:type="dxa"/>
-              <w:right w:w="90" w:type="dxa"/>
-            </w:tcMar>
-            <w:vAlign w:val="center"/>
-          </w:tcPr>
-          <w:p>
-            <w:pPr>
-              <w:keepNext/>
-              <w:spacing w:line="240" w:lineRule="auto"/>
-              <w:ind w:firstLine="0"/>
-              <w:jc w:val="center"/>
-            </w:pPr>
-            <w:r>
-              <w:rPr>
-                <w:sz w:val="16"/>
-              </w:rPr>
-              <w:t>0.01</w:t>
-            </w:r>
-          </w:p>
-        </w:tc>
-        <w:tc>
-          <w:tcPr>
-            <w:tcW w:w="1700" w:type="dxa"/>
-            <w:tcMar>
-              <w:top w:w="80" w:type="dxa"/>
-              <w:left w:w="90" w:type="dxa"/>
-              <w:bottom w:w="80" w:type="dxa"/>
-              <w:right w:w="90" w:type="dxa"/>
-            </w:tcMar>
-            <w:vAlign w:val="center"/>
-          </w:tcPr>
-          <w:p>
-            <w:pPr>
-              <w:keepNext/>
-              <w:spacing w:line="240" w:lineRule="auto"/>
-              <w:ind w:firstLine="0"/>
-              <w:jc w:val="center"/>
-            </w:pPr>
-            <w:r>
-              <w:rPr>
-                <w:sz w:val="16"/>
-              </w:rPr>
               <w:t>重复次数</w:t>
             </w:r>
           </w:p>
@@ -28405,28 +26216,6 @@
             </w:r>
           </w:p>
         </w:tc>
-      </w:tr>
-      <w:tr>
-        <w:tblPrEx>
-          <w:tblBorders>
-            <w:top w:val="single" w:color="000000" w:sz="12" w:space="0"/>
-            <w:left w:val="none" w:color="auto" w:sz="0" w:space="0"/>
-            <w:bottom w:val="single" w:color="000000" w:sz="12" w:space="0"/>
-            <w:right w:val="none" w:color="auto" w:sz="0" w:space="0"/>
-            <w:insideH w:val="none" w:color="auto" w:sz="0" w:space="0"/>
-            <w:insideV w:val="none" w:color="auto" w:sz="0" w:space="0"/>
-          </w:tblBorders>
-          <w:tblCellMar>
-            <w:top w:w="0" w:type="dxa"/>
-            <w:left w:w="108" w:type="dxa"/>
-            <w:bottom w:w="0" w:type="dxa"/>
-            <w:right w:w="108" w:type="dxa"/>
-          </w:tblCellMar>
-        </w:tblPrEx>
-        <w:trPr>
-          <w:cantSplit/>
-          <w:jc w:val="center"/>
-        </w:trPr>
         <w:tc>
           <w:tcPr>
             <w:tcW w:w="1700" w:type="dxa"/>
@@ -28476,58 +26265,6 @@
                 <w:sz w:val="16"/>
               </w:rPr>
               <w:t>10⁻¹～10⁻⁶</w:t>
-            </w:r>
-          </w:p>
-        </w:tc>
-        <w:tc>
-          <w:tcPr>
-            <w:tcW w:w="1700" w:type="dxa"/>
-            <w:tcMar>
-              <w:top w:w="80" w:type="dxa"/>
-              <w:left w:w="90" w:type="dxa"/>
-              <w:bottom w:w="80" w:type="dxa"/>
-              <w:right w:w="90" w:type="dxa"/>
-            </w:tcMar>
-            <w:vAlign w:val="center"/>
-          </w:tcPr>
-          <w:p>
-            <w:pPr>
-              <w:keepNext/>
-              <w:spacing w:line="240" w:lineRule="auto"/>
-              <w:ind w:firstLine="0"/>
-              <w:jc w:val="center"/>
-            </w:pPr>
-            <w:r>
-              <w:rPr>
-                <w:sz w:val="16"/>
-              </w:rPr>
-              <w:t>单层上限</w:t>
-            </w:r>
-          </w:p>
-        </w:tc>
-        <w:tc>
-          <w:tcPr>
-            <w:tcW w:w="2300" w:type="dxa"/>
-            <w:tcMar>
-              <w:top w:w="80" w:type="dxa"/>
-              <w:left w:w="90" w:type="dxa"/>
-              <w:bottom w:w="80" w:type="dxa"/>
-              <w:right w:w="90" w:type="dxa"/>
-            </w:tcMar>
-            <w:vAlign w:val="center"/>
-          </w:tcPr>
-          <w:p>
-            <w:pPr>
-              <w:keepNext/>
-              <w:spacing w:line="240" w:lineRule="auto"/>
-              <w:ind w:firstLine="0"/>
-              <w:jc w:val="center"/>
-            </w:pPr>
-            <w:r>
-              <w:rPr>
-                <w:sz w:val="16"/>
-              </w:rPr>
-              <w:t>500次</w:t>
             </w:r>
           </w:p>
         </w:tc>
@@ -28574,6 +26311,56 @@
               <w:rPr>
                 <w:sz w:val="16"/>
               </w:rPr>
+              <w:t>单层上限</w:t>
+            </w:r>
+          </w:p>
+        </w:tc>
+        <w:tc>
+          <w:tcPr>
+            <w:tcW w:w="2300" w:type="dxa"/>
+            <w:tcMar>
+              <w:top w:w="80" w:type="dxa"/>
+              <w:left w:w="90" w:type="dxa"/>
+              <w:bottom w:w="80" w:type="dxa"/>
+              <w:right w:w="90" w:type="dxa"/>
+            </w:tcMar>
+            <w:vAlign w:val="center"/>
+          </w:tcPr>
+          <w:p>
+            <w:pPr>
+              <w:spacing w:line="240" w:lineRule="auto"/>
+              <w:ind w:firstLine="0"/>
+              <w:jc w:val="center"/>
+            </w:pPr>
+            <w:r>
+              <w:rPr>
+                <w:sz w:val="16"/>
+              </w:rPr>
+              <w:t>500次</w:t>
+            </w:r>
+          </w:p>
+        </w:tc>
+        <w:tc>
+          <w:tcPr>
+            <w:tcW w:w="1700" w:type="dxa"/>
+            <w:tcMar>
+              <w:top w:w="80" w:type="dxa"/>
+              <w:left w:w="90" w:type="dxa"/>
+              <w:bottom w:w="80" w:type="dxa"/>
+              <w:right w:w="90" w:type="dxa"/>
+            </w:tcMar>
+            <w:vAlign w:val="center"/>
+          </w:tcPr>
+          <w:p>
+            <w:pPr>
+              <w:spacing w:line="240" w:lineRule="auto"/>
+              <w:ind w:firstLine="0"/>
+              <w:jc w:val="center"/>
+            </w:pPr>
+            <w:r>
+              <w:rPr>
+                <w:sz w:val="16"/>
+              </w:rPr>
               <w:t>支持集阈值</w:t>
             </w:r>
           </w:p>
@@ -28600,56 +26387,6 @@
                 <w:sz w:val="16"/>
               </w:rPr>
               <w:t>10⁻³</w:t>
-            </w:r>
-          </w:p>
-        </w:tc>
-        <w:tc>
-          <w:tcPr>
-            <w:tcW w:w="1700" w:type="dxa"/>
-            <w:tcMar>
-              <w:top w:w="80" w:type="dxa"/>
-              <w:left w:w="90" w:type="dxa"/>
-              <w:bottom w:w="80" w:type="dxa"/>
-              <w:right w:w="90" w:type="dxa"/>
-            </w:tcMar>
-            <w:vAlign w:val="center"/>
-          </w:tcPr>
-          <w:p>
-            <w:pPr>
-              <w:spacing w:line="240" w:lineRule="auto"/>
-              <w:ind w:firstLine="0"/>
-              <w:jc w:val="center"/>
-            </w:pPr>
-            <w:r>
-              <w:rPr>
-                <w:sz w:val="16"/>
-              </w:rPr>
-              <w:t>结果口径</w:t>
-            </w:r>
-          </w:p>
-        </w:tc>
-        <w:tc>
-          <w:tcPr>
-            <w:tcW w:w="2300" w:type="dxa"/>
-            <w:tcMar>
-              <w:top w:w="80" w:type="dxa"/>
-              <w:left w:w="90" w:type="dxa"/>
-              <w:bottom w:w="80" w:type="dxa"/>
-              <w:right w:w="90" w:type="dxa"/>
-            </w:tcMar>
-            <w:vAlign w:val="center"/>
-          </w:tcPr>
-          <w:p>
-            <w:pPr>
-              <w:spacing w:line="240" w:lineRule="auto"/>
-              <w:ind w:firstLine="0"/>
-              <w:jc w:val="center"/>
-            </w:pPr>
-            <w:r>
-              <w:rPr>
-                <w:sz w:val="16"/>
-              </w:rPr>
-              <w:t>均值±标准差</w:t>
             </w:r>
           </w:p>
         </w:tc>
@@ -30713,6 +28450,14 @@
     </w:p>
     <w:p>
       <w:pPr>
+        <w:spacing w:after="60"/>
+      </w:pPr>
+      <w:r>
+        <w:t>表6显示，预条件PRP+的平均相对误差为0.2362，比GPSR-BB降低约2.09%；平均MSE为0.00218，在四种算法中最低；平均SNR为12.540 dB，比GPSR-BB提高0.184 dB。支持集F1达到0.8758，分别高于GPSR-BB、ISTA和FISTA，说明该算法不仅改善整体幅值误差，也更准确地识别了非零位置。图4中主要非零位置及其正负幅值与原始信号较一致，验证了上述指标结论。</w:t>
+      </w:r>
+    </w:p>
+    <w:p>
+      <w:pPr>
         <w:keepNext/>
         <w:spacing w:before="80"/>
         <w:ind w:firstLine="0"/>
@@ -30774,15 +28519,7 @@
         <w:spacing w:after="60"/>
       </w:pPr>
       <w:r>
-        <w:t>表6显示，预条件PRP+的平均相对误差为0.2362，比GPSR-BB降低约2.09%；平均MSE为0.00218，在四种算法中最低；平均SNR为12.540 dB，比GPSR-BB提高0.184 dB。支持集F1达到0.8758，分别高于GPSR-BB、ISTA和FISTA，说明该算法不仅改善整体幅值误差，也更准确地识别了非零位置。图4中主要非零位置及其正负幅值与原始信号较一致，验证了上述指标结论。</w:t>
-      </w:r>
-    </w:p>
-    <w:p>
-      <w:pPr>
-        <w:spacing w:after="60"/>
-      </w:pPr>
-      <w:r>
-        <w:t>从收敛过程看，图5中的PRP+曲线随六层光滑参数切换出现阶段性变化，每进入更小的光滑层后继续降低原始L1目标，最终目标均值为1.87579。GPSR-BB、ISTA和FISTA的平均目标值分别为1.85535、1.84979和1.86945，处于相同量级。由于不同算法的单次迭代计算量不同，迭代次数不能直接等同于速度，运行时间需单独比较。</w:t>
+        <w:t>从收敛过程看，图5中的PRP+曲线随六层光滑参数切换出现阶段性变化，每进入更小的光滑层后继续降低原始L1目标，最终目标均值为1.87579。GPSR-BB、ISTA和FISTA的平均目标值分别为1.85535、1.84979和1.86945，四种算法近似收敛于同一结果。</w:t>
       </w:r>
     </w:p>
     <w:p>
@@ -30797,7 +28534,7 @@
       <w:pPr>
         <w:pStyle w:val="3"/>
       </w:pPr>
-      <w:bookmarkStart w:id="22" w:name="_Toc239539669"/>
+      <w:bookmarkStart w:id="22" w:name="_Toc239546008"/>
       <w:r>
         <w:rPr>
           <w:rFonts w:ascii="Times New Roman" w:hAnsi="Times New Roman" w:eastAsia="黑体"/>
@@ -30810,7 +28547,7 @@
       <w:pPr>
         <w:pStyle w:val="4"/>
       </w:pPr>
-      <w:bookmarkStart w:id="23" w:name="_Toc239539670"/>
+      <w:bookmarkStart w:id="23" w:name="_Toc239546009"/>
       <w:r>
         <w:rPr>
           <w:rFonts w:ascii="Times New Roman" w:hAnsi="Times New Roman" w:eastAsia="黑体"/>
@@ -30831,7 +28568,7 @@
       <w:pPr>
         <w:pStyle w:val="4"/>
       </w:pPr>
-      <w:bookmarkStart w:id="24" w:name="_Toc239539671"/>
+      <w:bookmarkStart w:id="24" w:name="_Toc239546010"/>
       <w:r>
         <w:rPr>
           <w:rFonts w:ascii="Times New Roman" w:hAnsi="Times New Roman" w:eastAsia="黑体"/>
@@ -30852,7 +28589,7 @@
       <w:pPr>
         <w:pStyle w:val="4"/>
       </w:pPr>
-      <w:bookmarkStart w:id="25" w:name="_Toc239539672"/>
+      <w:bookmarkStart w:id="25" w:name="_Toc239546011"/>
       <w:r>
         <w:rPr>
           <w:rFonts w:ascii="Times New Roman" w:hAnsi="Times New Roman" w:eastAsia="黑体"/>
@@ -30873,7 +28610,7 @@
       <w:pPr>
         <w:pStyle w:val="3"/>
       </w:pPr>
-      <w:bookmarkStart w:id="26" w:name="_Toc239539673"/>
+      <w:bookmarkStart w:id="26" w:name="_Toc239546012"/>
       <w:r>
         <w:rPr>
           <w:rFonts w:ascii="Times New Roman" w:hAnsi="Times New Roman" w:eastAsia="黑体"/>
@@ -30891,7 +28628,7 @@
         <w:rPr>
           <w:sz w:val="19"/>
         </w:rPr>
-        <w:t>[1] 张雪峰, 刘日, 任建旭, 桂清龙. 图像去噪与增强中的改进自适应分数阶中值滤波[J]. 曲阜师范大学学报(自然科学版), 2022, 48(4): 37-46.</w:t>
+        <w:t>[1] Figueiredo M A T, Nowak R D, Wright S J. Gradient Projection for Sparse Reconstruction: Application to Compressed Sensing and Other Inverse Problems[J]. IEEE Journal of Selected Topics in Signal Processing, 2007, 1(4): 586-597. DOI: 10.1109/JSTSP.2007.910281.</w:t>
       </w:r>
     </w:p>
     <w:p>
@@ -30903,21 +28640,7 @@
         <w:rPr>
           <w:sz w:val="19"/>
         </w:rPr>
-        <w:t>[</w:t>
-      </w:r>
-      <w:r>
-        <w:rPr>
-          <w:rFonts w:hint="eastAsia"/>
-          <w:sz w:val="19"/>
-          <w:lang w:val="en-US" w:eastAsia="zh-CN"/>
-        </w:rPr>
-        <w:t>2</w:t>
-      </w:r>
-      <w:r>
-        <w:rPr>
-          <w:sz w:val="19"/>
-        </w:rPr>
-        <w:t>] 袁亚湘, 孙文瑜. 最优化理论与方法[M]. 北京: 科学出版社, 1997.</w:t>
+        <w:t>[2] Chan R H, Ho C W, Nikolova M. Salt-and-Pepper Noise Removal by Median-Type Noise Detectors and Detail-Preserving Regularization[J]. IEEE Transactions on Image Processing, 2005, 14(10): 1479-1485. DOI: 10.1109/TIP.2005.852196.</w:t>
       </w:r>
     </w:p>
     <w:p>
@@ -30929,21 +28652,7 @@
         <w:rPr>
           <w:sz w:val="19"/>
         </w:rPr>
-        <w:t>[</w:t>
-      </w:r>
-      <w:r>
-        <w:rPr>
-          <w:rFonts w:hint="eastAsia"/>
-          <w:sz w:val="19"/>
-          <w:lang w:val="en-US" w:eastAsia="zh-CN"/>
-        </w:rPr>
-        <w:t>3</w:t>
-      </w:r>
-      <w:r>
-        <w:rPr>
-          <w:sz w:val="19"/>
-        </w:rPr>
-        <w:t>] 袁亚湘. 非线性优化计算方法[M]. 北京: 科学出版社, 2008.</w:t>
+        <w:t>[3] Cai J F, Chan R H, Fiore C D. Minimization of a Detail-Preserving Regularization Functional for Impulse Noise Removal[J]. Journal of Mathematical Imaging and Vision, 2007, 29(1): 79-91. DOI: 10.1007/s10851-007-0027-4.</w:t>
       </w:r>
     </w:p>
     <w:p>
@@ -30955,21 +28664,7 @@
         <w:rPr>
           <w:sz w:val="19"/>
         </w:rPr>
-        <w:t>[</w:t>
-      </w:r>
-      <w:r>
-        <w:rPr>
-          <w:rFonts w:hint="eastAsia"/>
-          <w:sz w:val="19"/>
-          <w:lang w:val="en-US" w:eastAsia="zh-CN"/>
-        </w:rPr>
-        <w:t>4</w:t>
-      </w:r>
-      <w:r>
-        <w:rPr>
-          <w:sz w:val="19"/>
-        </w:rPr>
-        <w:t>] 刘浩洋, 户将, 李勇锋, 文再文. 最优化: 建模、算法与理论[M]. 北京: 高等教育出版社, 2020.</w:t>
+        <w:t>[4] Wu C, Wang J, Alcantara J H, et al. Smoothing Strategy Along with Conjugate Gradient Algorithm for Signal Reconstruction[J]. Journal of Scientific Computing, 2021, 87(21): 1-18. DOI: 10.1007/s10915-021-01440-z.</w:t>
       </w:r>
     </w:p>
     <w:p>
@@ -30981,50 +28676,7 @@
         <w:rPr>
           <w:sz w:val="19"/>
         </w:rPr>
-        <w:t>[</w:t>
-      </w:r>
-      <w:r>
-        <w:rPr>
-          <w:rFonts w:hint="eastAsia"/>
-          <w:sz w:val="19"/>
-          <w:lang w:val="en-US" w:eastAsia="zh-CN"/>
-        </w:rPr>
-        <w:t>5</w:t>
-      </w:r>
-      <w:r>
-        <w:rPr>
-          <w:sz w:val="19"/>
-        </w:rPr>
-        <w:t>] 赵地, 杜慧茜, 韩宇, 梅文博. 基于非局部全变差和部分支撑已知的CS-MR图像重建方法[J]. 北京理工大学学报, 2016, 36(3): 308-313. DOI: 10.15918/j.tbit1001-0645.2016.03.016.</w:t>
-      </w:r>
-    </w:p>
-    <w:p>
-      <w:pPr>
-        <w:spacing w:after="60" w:line="259" w:lineRule="auto"/>
-        <w:ind w:firstLine="0"/>
-        <w:rPr>
-          <w:sz w:val="19"/>
-        </w:rPr>
-      </w:pPr>
-      <w:r>
-        <w:rPr>
-          <w:sz w:val="19"/>
-        </w:rPr>
-        <w:t>[</w:t>
-      </w:r>
-      <w:r>
-        <w:rPr>
-          <w:rFonts w:hint="eastAsia"/>
-          <w:sz w:val="19"/>
-          <w:lang w:val="en-US" w:eastAsia="zh-CN"/>
-        </w:rPr>
-        <w:t>6</w:t>
-      </w:r>
-      <w:r>
-        <w:rPr>
-          <w:sz w:val="19"/>
-        </w:rPr>
-        <w:t>] 石光明, 刘丹华, 高大化, 等. 压缩感知理论及其研究进展[J]. 电子学报, 2009, 37(5): 1070-1081.</w:t>
+        <w:t>[5] Beck A, Teboulle M. A Fast Iterative Shrinkage-Thresholding Algorithm for Linear Inverse Problems[J]. SIAM Journal on Imaging Sciences, 2009, 2(1): 183-202. DOI: 10.1137/080716542.</w:t>
       </w:r>
     </w:p>
     <w:p>
@@ -31036,21 +28688,7 @@
         <w:rPr>
           <w:sz w:val="19"/>
         </w:rPr>
-        <w:t>[</w:t>
-      </w:r>
-      <w:r>
-        <w:rPr>
-          <w:rFonts w:hint="eastAsia"/>
-          <w:sz w:val="19"/>
-          <w:lang w:val="en-US" w:eastAsia="zh-CN"/>
-        </w:rPr>
-        <w:t>7</w:t>
-      </w:r>
-      <w:r>
-        <w:rPr>
-          <w:sz w:val="19"/>
-        </w:rPr>
-        <w:t>] Figueiredo M A T, Nowak R D, Wright S J. Gradient Projection for Sparse Reconstruction: Application to Compressed Sensing and Other Inverse Problems[J]. IEEE Journal of Selected Topics in Signal Processing, 2007, 1(4): 586-597. DOI: 10.1109/JSTSP.2007.910281.</w:t>
+        <w:t>[6] Daubechies I, Defrise M, De Mol C. An Iterative Thresholding Algorithm for Linear Inverse Problems with a Sparsity Constraint[J]. Communications on Pure and Applied Mathematics, 2004, 57(11): 1413-1457. DOI: 10.1002/cpa.20042.</w:t>
       </w:r>
     </w:p>
     <w:p>
@@ -31062,21 +28700,7 @@
         <w:rPr>
           <w:sz w:val="19"/>
         </w:rPr>
-        <w:t>[</w:t>
-      </w:r>
-      <w:r>
-        <w:rPr>
-          <w:rFonts w:hint="eastAsia"/>
-          <w:sz w:val="19"/>
-          <w:lang w:val="en-US" w:eastAsia="zh-CN"/>
-        </w:rPr>
-        <w:t>8</w:t>
-      </w:r>
-      <w:r>
-        <w:rPr>
-          <w:sz w:val="19"/>
-        </w:rPr>
-        <w:t>] Chan R H, Ho C W, Nikolova M. Salt-and-Pepper Noise Removal by Median-Type Noise Detectors and Detail-Preserving Regularization[J]. IEEE Transactions on Image Processing, 2005, 14(10): 1479-1485. DOI: 10.1109/TIP.2005.852196.</w:t>
+        <w:t>[7] Narushima Y, Yabe H, Ford J A. A Three-Term Conjugate Gradient Method with Sufficient Descent Property for Unconstrained Optimization[J]. SIAM Journal on Optimization, 2011, 21(1): 212-230. DOI: 10.1137/080743573.</w:t>
       </w:r>
     </w:p>
     <w:p>
@@ -31088,21 +28712,7 @@
         <w:rPr>
           <w:sz w:val="19"/>
         </w:rPr>
-        <w:t>[</w:t>
-      </w:r>
-      <w:r>
-        <w:rPr>
-          <w:rFonts w:hint="eastAsia"/>
-          <w:sz w:val="19"/>
-          <w:lang w:val="en-US" w:eastAsia="zh-CN"/>
-        </w:rPr>
-        <w:t>9</w:t>
-      </w:r>
-      <w:r>
-        <w:rPr>
-          <w:sz w:val="19"/>
-        </w:rPr>
-        <w:t>] Cai J F, Chan R H, Fiore C D. Minimization of a Detail-Preserving Regularization Functional for Impulse Noise Removal[J]. Journal of Mathematical Imaging and Vision, 2007, 29(1): 79-91. DOI: 10.1007/s10851-007-0027-4.</w:t>
+        <w:t>[8] Chen X, Zhou W. Smoothing Nonlinear Conjugate Gradient Method for Image Restoration Using Nonsmooth Nonconvex Minimization[J]. SIAM Journal on Imaging Sciences, 2011, 4(3): 765-790. DOI: 10.1137/080740167.</w:t>
       </w:r>
     </w:p>
     <w:p>
@@ -31114,21 +28724,7 @@
         <w:rPr>
           <w:sz w:val="19"/>
         </w:rPr>
-        <w:t>[</w:t>
-      </w:r>
-      <w:r>
-        <w:rPr>
-          <w:rFonts w:hint="eastAsia"/>
-          <w:sz w:val="19"/>
-          <w:lang w:val="en-US" w:eastAsia="zh-CN"/>
-        </w:rPr>
-        <w:t>10</w:t>
-      </w:r>
-      <w:r>
-        <w:rPr>
-          <w:sz w:val="19"/>
-        </w:rPr>
-        <w:t>] Wu C, Wang J, Alcantara J H, et al. Smoothing Strategy Along with Conjugate Gradient Algorithm for Signal Reconstruction[J]. Journal of Scientific Computing, 2021, 87(21): 1-18. DOI: 10.1007/s10915-021-01440-z.</w:t>
+        <w:t>[9] 王宏志, 胡艳君, 赵爽. 一种混合噪声图像去噪的平滑算法[J]. 东北师大学报(自然科学版), 2008(2): 39-42.</w:t>
       </w:r>
     </w:p>
     <w:p>
@@ -31140,21 +28736,7 @@
         <w:rPr>
           <w:sz w:val="19"/>
         </w:rPr>
-        <w:t>[</w:t>
-      </w:r>
-      <w:r>
-        <w:rPr>
-          <w:rFonts w:hint="eastAsia"/>
-          <w:sz w:val="19"/>
-          <w:lang w:val="en-US" w:eastAsia="zh-CN"/>
-        </w:rPr>
-        <w:t>11</w:t>
-      </w:r>
-      <w:r>
-        <w:rPr>
-          <w:sz w:val="19"/>
-        </w:rPr>
-        <w:t>] Beck A, Teboulle M. A Fast Iterative Shrinkage-Thresholding Algorithm for Linear Inverse Problems[J]. SIAM Journal on Imaging Sciences, 2009, 2(1): 183-202. DOI: 10.1137/080716542.</w:t>
+        <w:t>[10] 张雪峰, 刘日, 任建旭, 桂清龙. 图像去噪与增强中的改进自适应分数阶中值滤波[J]. 曲阜师范大学学报(自然科学版), 2022, 48(4): 37-46.</w:t>
       </w:r>
     </w:p>
     <w:p>
@@ -31166,21 +28748,7 @@
         <w:rPr>
           <w:sz w:val="19"/>
         </w:rPr>
-        <w:t>[</w:t>
-      </w:r>
-      <w:r>
-        <w:rPr>
-          <w:rFonts w:hint="eastAsia"/>
-          <w:sz w:val="19"/>
-          <w:lang w:val="en-US" w:eastAsia="zh-CN"/>
-        </w:rPr>
-        <w:t>12</w:t>
-      </w:r>
-      <w:r>
-        <w:rPr>
-          <w:sz w:val="19"/>
-        </w:rPr>
-        <w:t>] Daubechies I, Defrise M, De Mol C. An Iterative Thresholding Algorithm for Linear Inverse Problems with a Sparsity Constraint[J]. Communications on Pure and Applied Mathematics, 2004, 57(11): 1413-1457. DOI: 10.1002/cpa.20042.</w:t>
+        <w:t>[11] 袁亚湘, 孙文瑜. 最优化理论与方法[M]. 北京: 科学出版社, 1997.</w:t>
       </w:r>
     </w:p>
     <w:p>
@@ -31192,21 +28760,7 @@
         <w:rPr>
           <w:sz w:val="19"/>
         </w:rPr>
-        <w:t>[</w:t>
-      </w:r>
-      <w:r>
-        <w:rPr>
-          <w:rFonts w:hint="eastAsia"/>
-          <w:sz w:val="19"/>
-          <w:lang w:val="en-US" w:eastAsia="zh-CN"/>
-        </w:rPr>
-        <w:t>13</w:t>
-      </w:r>
-      <w:r>
-        <w:rPr>
-          <w:sz w:val="19"/>
-        </w:rPr>
-        <w:t>] Narushima Y, Yabe H, Ford J A. A Three-Term Conjugate Gradient Method with Sufficient Descent Property for Unconstrained Optimization[J]. SIAM Journal on Optimization, 2011, 21(1): 212-230. DOI: 10.1137/080743573.</w:t>
+        <w:t>[12] 袁亚湘. 非线性优化计算方法[M]. 北京: 科学出版社, 2008.</w:t>
       </w:r>
     </w:p>
     <w:p>
@@ -31218,21 +28772,7 @@
         <w:rPr>
           <w:sz w:val="19"/>
         </w:rPr>
-        <w:t>[</w:t>
-      </w:r>
-      <w:r>
-        <w:rPr>
-          <w:rFonts w:hint="eastAsia"/>
-          <w:sz w:val="19"/>
-          <w:lang w:val="en-US" w:eastAsia="zh-CN"/>
-        </w:rPr>
-        <w:t>14</w:t>
-      </w:r>
-      <w:r>
-        <w:rPr>
-          <w:sz w:val="19"/>
-        </w:rPr>
-        <w:t>] Chen X, Zhou W. Smoothing Nonlinear Conjugate Gradient Method for Image Restoration Using Nonsmooth Nonconvex Minimization[J]. SIAM Journal on Imaging Sciences, 2011, 4(3): 765-790. DOI: 10.1137/080740167.</w:t>
+        <w:t>[13] 刘浩洋, 户将, 李勇锋, 文再文. 最优化: 建模、算法与理论[M]. 北京: 高等教育出版社, 2020.</w:t>
       </w:r>
     </w:p>
     <w:p>
@@ -31244,33 +28784,20 @@
         <w:rPr>
           <w:sz w:val="19"/>
         </w:rPr>
-        <w:t>[</w:t>
-      </w:r>
-      <w:r>
-        <w:rPr>
-          <w:rFonts w:hint="eastAsia"/>
-          <w:sz w:val="19"/>
-          <w:lang w:val="en-US" w:eastAsia="zh-CN"/>
-        </w:rPr>
-        <w:t>15</w:t>
-      </w:r>
-      <w:bookmarkStart w:id="27" w:name="_GoBack"/>
-      <w:bookmarkEnd w:id="27"/>
-      <w:r>
-        <w:rPr>
-          <w:sz w:val="19"/>
-        </w:rPr>
-        <w:t>] 王宏志, 胡艳君, 赵爽. 一种混合噪声图像去噪的平滑算法[J]. 东北师大学报(自然科学版), 2008(2): 39-42.</w:t>
+        <w:t>[14] 赵地, 杜慧茜, 韩宇, 梅文博. 基于非局部全变差和部分支撑已知的CS-MR图像重建方法[J]. 北京理工大学学报, 2016, 36(3): 308-313. DOI: 10.15918/j.tbit1001-0645.2016.03.016.</w:t>
       </w:r>
     </w:p>
     <w:p>
       <w:pPr>
         <w:spacing w:after="60" w:line="259" w:lineRule="auto"/>
         <w:ind w:firstLine="0"/>
+      </w:pPr>
+      <w:r>
         <w:rPr>
           <w:sz w:val="19"/>
         </w:rPr>
-      </w:pPr>
+        <w:t>[15] 石光明, 刘丹华, 高大化, 等. 压缩感知理论及其研究进展[J]. 电子学报, 2009, 37(5): 1070-1081.</w:t>
+      </w:r>
     </w:p>
     <w:sectPr>
       <w:footerReference r:id="rId5" w:type="default"/>
@@ -31663,8 +29190,8 @@
     <w:lsdException w:uiPriority="99" w:name="Table Theme"/>
     <w:lsdException w:qFormat="1" w:unhideWhenUsed="0" w:uiPriority="1" w:semiHidden="0" w:name="No Spacing"/>
     <w:lsdException w:unhideWhenUsed="0" w:uiPriority="60" w:semiHidden="0" w:name="Light Shading"/>
-    <w:lsdException w:qFormat="1" w:unhideWhenUsed="0" w:uiPriority="61" w:semiHidden="0" w:name="Light List"/>
-    <w:lsdException w:qFormat="1" w:unhideWhenUsed="0" w:uiPriority="62" w:semiHidden="0" w:name="Light Grid"/>
+    <w:lsdException w:unhideWhenUsed="0" w:uiPriority="61" w:semiHidden="0" w:name="Light List"/>
+    <w:lsdException w:unhideWhenUsed="0" w:uiPriority="62" w:semiHidden="0" w:name="Light Grid"/>
     <w:lsdException w:unhideWhenUsed="0" w:uiPriority="63" w:semiHidden="0" w:name="Medium Shading 1"/>
     <w:lsdException w:unhideWhenUsed="0" w:uiPriority="64" w:semiHidden="0" w:name="Medium Shading 2"/>
     <w:lsdException w:unhideWhenUsed="0" w:uiPriority="65" w:semiHidden="0" w:name="Medium List 1"/>
@@ -31678,7 +29205,7 @@
     <w:lsdException w:unhideWhenUsed="0" w:uiPriority="73" w:semiHidden="0" w:name="Colorful Grid"/>
     <w:lsdException w:unhideWhenUsed="0" w:uiPriority="60" w:semiHidden="0" w:name="Light Shading Accent 1"/>
     <w:lsdException w:unhideWhenUsed="0" w:uiPriority="61" w:semiHidden="0" w:name="Light List Accent 1"/>
-    <w:lsdException w:qFormat="1" w:unhideWhenUsed="0" w:uiPriority="62" w:semiHidden="0" w:name="Light Grid Accent 1"/>
+    <w:lsdException w:unhideWhenUsed="0" w:uiPriority="62" w:semiHidden="0" w:name="Light Grid Accent 1"/>
     <w:lsdException w:unhideWhenUsed="0" w:uiPriority="63" w:semiHidden="0" w:name="Medium Shading 1 Accent 1"/>
     <w:lsdException w:unhideWhenUsed="0" w:uiPriority="64" w:semiHidden="0" w:name="Medium Shading 2 Accent 1"/>
     <w:lsdException w:unhideWhenUsed="0" w:uiPriority="65" w:semiHidden="0" w:name="Medium List 1 Accent 1"/>
@@ -31694,9 +29221,9 @@
     <w:lsdException w:unhideWhenUsed="0" w:uiPriority="72" w:semiHidden="0" w:name="Colorful List Accent 1"/>
     <w:lsdException w:unhideWhenUsed="0" w:uiPriority="73" w:semiHidden="0" w:name="Colorful Grid Accent 1"/>
     <w:lsdException w:unhideWhenUsed="0" w:uiPriority="60" w:semiHidden="0" w:name="Light Shading Accent 2"/>
-    <w:lsdException w:qFormat="1" w:unhideWhenUsed="0" w:uiPriority="61" w:semiHidden="0" w:name="Light List Accent 2"/>
+    <w:lsdException w:unhideWhenUsed="0" w:uiPriority="61" w:semiHidden="0" w:name="Light List Accent 2"/>
     <w:lsdException w:unhideWhenUsed="0" w:uiPriority="62" w:semiHidden="0" w:name="Light Grid Accent 2"/>
-    <w:lsdException w:unhideWhenUsed="0" w:uiPriority="63" w:semiHidden="0" w:name="Medium Shading 1 Accent 2"/>
+    <w:lsdException w:qFormat="1" w:unhideWhenUsed="0" w:uiPriority="63" w:semiHidden="0" w:name="Medium Shading 1 Accent 2"/>
     <w:lsdException w:unhideWhenUsed="0" w:uiPriority="64" w:semiHidden="0" w:name="Medium Shading 2 Accent 2"/>
     <w:lsdException w:unhideWhenUsed="0" w:uiPriority="65" w:semiHidden="0" w:name="Medium List 1 Accent 2"/>
     <w:lsdException w:unhideWhenUsed="0" w:uiPriority="66" w:semiHidden="0" w:name="Medium List 2 Accent 2"/>
@@ -31708,7 +29235,7 @@
     <w:lsdException w:unhideWhenUsed="0" w:uiPriority="72" w:semiHidden="0" w:name="Colorful List Accent 2"/>
     <w:lsdException w:unhideWhenUsed="0" w:uiPriority="73" w:semiHidden="0" w:name="Colorful Grid Accent 2"/>
     <w:lsdException w:unhideWhenUsed="0" w:uiPriority="60" w:semiHidden="0" w:name="Light Shading Accent 3"/>
-    <w:lsdException w:qFormat="1" w:unhideWhenUsed="0" w:uiPriority="61" w:semiHidden="0" w:name="Light List Accent 3"/>
+    <w:lsdException w:unhideWhenUsed="0" w:uiPriority="61" w:semiHidden="0" w:name="Light List Accent 3"/>
     <w:lsdException w:unhideWhenUsed="0" w:uiPriority="62" w:semiHidden="0" w:name="Light Grid Accent 3"/>
     <w:lsdException w:unhideWhenUsed="0" w:uiPriority="63" w:semiHidden="0" w:name="Medium Shading 1 Accent 3"/>
     <w:lsdException w:unhideWhenUsed="0" w:uiPriority="64" w:semiHidden="0" w:name="Medium Shading 2 Accent 3"/>
@@ -31721,9 +29248,9 @@
     <w:lsdException w:unhideWhenUsed="0" w:uiPriority="71" w:semiHidden="0" w:name="Colorful Shading Accent 3"/>
     <w:lsdException w:unhideWhenUsed="0" w:uiPriority="72" w:semiHidden="0" w:name="Colorful List Accent 3"/>
     <w:lsdException w:unhideWhenUsed="0" w:uiPriority="73" w:semiHidden="0" w:name="Colorful Grid Accent 3"/>
-    <w:lsdException w:qFormat="1" w:unhideWhenUsed="0" w:uiPriority="60" w:semiHidden="0" w:name="Light Shading Accent 4"/>
-    <w:lsdException w:qFormat="1" w:unhideWhenUsed="0" w:uiPriority="61" w:semiHidden="0" w:name="Light List Accent 4"/>
-    <w:lsdException w:qFormat="1" w:unhideWhenUsed="0" w:uiPriority="62" w:semiHidden="0" w:name="Light Grid Accent 4"/>
+    <w:lsdException w:unhideWhenUsed="0" w:uiPriority="60" w:semiHidden="0" w:name="Light Shading Accent 4"/>
+    <w:lsdException w:unhideWhenUsed="0" w:uiPriority="61" w:semiHidden="0" w:name="Light List Accent 4"/>
+    <w:lsdException w:unhideWhenUsed="0" w:uiPriority="62" w:semiHidden="0" w:name="Light Grid Accent 4"/>
     <w:lsdException w:unhideWhenUsed="0" w:uiPriority="63" w:semiHidden="0" w:name="Medium Shading 1 Accent 4"/>
     <w:lsdException w:unhideWhenUsed="0" w:uiPriority="64" w:semiHidden="0" w:name="Medium Shading 2 Accent 4"/>
     <w:lsdException w:unhideWhenUsed="0" w:uiPriority="65" w:semiHidden="0" w:name="Medium List 1 Accent 4"/>
@@ -31733,11 +29260,11 @@
     <w:lsdException w:unhideWhenUsed="0" w:uiPriority="69" w:semiHidden="0" w:name="Medium Grid 3 Accent 4"/>
     <w:lsdException w:unhideWhenUsed="0" w:uiPriority="70" w:semiHidden="0" w:name="Dark List Accent 4"/>
     <w:lsdException w:unhideWhenUsed="0" w:uiPriority="71" w:semiHidden="0" w:name="Colorful Shading Accent 4"/>
-    <w:lsdException w:unhideWhenUsed="0" w:uiPriority="72" w:semiHidden="0" w:name="Colorful List Accent 4"/>
+    <w:lsdException w:qFormat="1" w:unhideWhenUsed="0" w:uiPriority="72" w:semiHidden="0" w:name="Colorful List Accent 4"/>
     <w:lsdException w:unhideWhenUsed="0" w:uiPriority="73" w:semiHidden="0" w:name="Colorful Grid Accent 4"/>
-    <w:lsdException w:qFormat="1" w:unhideWhenUsed="0" w:uiPriority="60" w:semiHidden="0" w:name="Light Shading Accent 5"/>
-    <w:lsdException w:qFormat="1" w:unhideWhenUsed="0" w:uiPriority="61" w:semiHidden="0" w:name="Light List Accent 5"/>
-    <w:lsdException w:qFormat="1" w:unhideWhenUsed="0" w:uiPriority="62" w:semiHidden="0" w:name="Light Grid Accent 5"/>
+    <w:lsdException w:unhideWhenUsed="0" w:uiPriority="60" w:semiHidden="0" w:name="Light Shading Accent 5"/>
+    <w:lsdException w:unhideWhenUsed="0" w:uiPriority="61" w:semiHidden="0" w:name="Light List Accent 5"/>
+    <w:lsdException w:unhideWhenUsed="0" w:uiPriority="62" w:semiHidden="0" w:name="Light Grid Accent 5"/>
     <w:lsdException w:unhideWhenUsed="0" w:uiPriority="63" w:semiHidden="0" w:name="Medium Shading 1 Accent 5"/>
     <w:lsdException w:unhideWhenUsed="0" w:uiPriority="64" w:semiHidden="0" w:name="Medium Shading 2 Accent 5"/>
     <w:lsdException w:unhideWhenUsed="0" w:uiPriority="65" w:semiHidden="0" w:name="Medium List 1 Accent 5"/>
@@ -31749,14 +29276,14 @@
     <w:lsdException w:unhideWhenUsed="0" w:uiPriority="71" w:semiHidden="0" w:name="Colorful Shading Accent 5"/>
     <w:lsdException w:unhideWhenUsed="0" w:uiPriority="72" w:semiHidden="0" w:name="Colorful List Accent 5"/>
     <w:lsdException w:unhideWhenUsed="0" w:uiPriority="73" w:semiHidden="0" w:name="Colorful Grid Accent 5"/>
-    <w:lsdException w:qFormat="1" w:unhideWhenUsed="0" w:uiPriority="60" w:semiHidden="0" w:name="Light Shading Accent 6"/>
-    <w:lsdException w:qFormat="1" w:unhideWhenUsed="0" w:uiPriority="61" w:semiHidden="0" w:name="Light List Accent 6"/>
-    <w:lsdException w:qFormat="1" w:unhideWhenUsed="0" w:uiPriority="62" w:semiHidden="0" w:name="Light Grid Accent 6"/>
+    <w:lsdException w:unhideWhenUsed="0" w:uiPriority="60" w:semiHidden="0" w:name="Light Shading Accent 6"/>
+    <w:lsdException w:unhideWhenUsed="0" w:uiPriority="61" w:semiHidden="0" w:name="Light List Accent 6"/>
+    <w:lsdException w:unhideWhenUsed="0" w:uiPriority="62" w:semiHidden="0" w:name="Light Grid Accent 6"/>
     <w:lsdException w:unhideWhenUsed="0" w:uiPriority="63" w:semiHidden="0" w:name="Medium Shading 1 Accent 6"/>
     <w:lsdException w:unhideWhenUsed="0" w:uiPriority="64" w:semiHidden="0" w:name="Medium Shading 2 Accent 6"/>
     <w:lsdException w:unhideWhenUsed="0" w:uiPriority="65" w:semiHidden="0" w:name="Medium List 1 Accent 6"/>
     <w:lsdException w:unhideWhenUsed="0" w:uiPriority="66" w:semiHidden="0" w:name="Medium List 2 Accent 6"/>
-    <w:lsdException w:unhideWhenUsed="0" w:uiPriority="67" w:semiHidden="0" w:name="Medium Grid 1 Accent 6"/>
+    <w:lsdException w:qFormat="1" w:unhideWhenUsed="0" w:uiPriority="67" w:semiHidden="0" w:name="Medium Grid 1 Accent 6"/>
     <w:lsdException w:unhideWhenUsed="0" w:uiPriority="68" w:semiHidden="0" w:name="Medium Grid 2 Accent 6"/>
     <w:lsdException w:unhideWhenUsed="0" w:uiPriority="69" w:semiHidden="0" w:name="Medium Grid 3 Accent 6"/>
     <w:lsdException w:unhideWhenUsed="0" w:uiPriority="70" w:semiHidden="0" w:name="Dark List Accent 6"/>
@@ -32740,7 +30267,6 @@
   <w:style w:type="table" w:styleId="40">
     <w:name w:val="Light Shading Accent 4"/>
     <w:basedOn w:val="34"/>
-    <w:qFormat/>
     <w:uiPriority w:val="60"/>
     <w:pPr>
       <w:spacing w:after="0" w:line="240" w:lineRule="auto"/>
@@ -32834,7 +30360,6 @@
   <w:style w:type="table" w:styleId="41">
     <w:name w:val="Light Shading Accent 5"/>
     <w:basedOn w:val="34"/>
-    <w:qFormat/>
     <w:uiPriority w:val="60"/>
     <w:pPr>
       <w:spacing w:after="0" w:line="240" w:lineRule="auto"/>
@@ -32928,7 +30453,6 @@
   <w:style w:type="table" w:styleId="42">
     <w:name w:val="Light Shading Accent 6"/>
     <w:basedOn w:val="34"/>
-    <w:qFormat/>
     <w:uiPriority w:val="60"/>
     <w:pPr>
       <w:spacing w:after="0" w:line="240" w:lineRule="auto"/>
@@ -33022,7 +30546,6 @@
   <w:style w:type="table" w:styleId="43">
     <w:name w:val="Light List"/>
     <w:basedOn w:val="34"/>
-    <w:qFormat/>
     <w:uiPriority w:val="61"/>
     <w:pPr>
       <w:spacing w:after="0" w:line="240" w:lineRule="auto"/>
@@ -33197,7 +30720,6 @@
   <w:style w:type="table" w:styleId="45">
     <w:name w:val="Light List Accent 2"/>
     <w:basedOn w:val="34"/>
-    <w:qFormat/>
     <w:uiPriority w:val="61"/>
     <w:pPr>
       <w:spacing w:after="0" w:line="240" w:lineRule="auto"/>
@@ -33285,7 +30807,6 @@
   <w:style w:type="table" w:styleId="46">
     <w:name w:val="Light List Accent 3"/>
     <w:basedOn w:val="34"/>
-    <w:qFormat/>
     <w:uiPriority w:val="61"/>
     <w:pPr>
       <w:spacing w:after="0" w:line="240" w:lineRule="auto"/>
@@ -33373,7 +30894,6 @@
   <w:style w:type="table" w:styleId="47">
     <w:name w:val="Light List Accent 4"/>
     <w:basedOn w:val="34"/>
-    <w:qFormat/>
     <w:uiPriority w:val="61"/>
     <w:pPr>
       <w:spacing w:after="0" w:line="240" w:lineRule="auto"/>
@@ -33461,7 +30981,6 @@
   <w:style w:type="table" w:styleId="48">
     <w:name w:val="Light List Accent 5"/>
     <w:basedOn w:val="34"/>
-    <w:qFormat/>
     <w:uiPriority w:val="61"/>
     <w:pPr>
       <w:spacing w:after="0" w:line="240" w:lineRule="auto"/>
@@ -33549,7 +31068,6 @@
   <w:style w:type="table" w:styleId="49">
     <w:name w:val="Light List Accent 6"/>
     <w:basedOn w:val="34"/>
-    <w:qFormat/>
     <w:uiPriority w:val="61"/>
     <w:pPr>
       <w:spacing w:after="0" w:line="240" w:lineRule="auto"/>
@@ -33637,7 +31155,6 @@
   <w:style w:type="table" w:styleId="50">
     <w:name w:val="Light Grid"/>
     <w:basedOn w:val="34"/>
-    <w:qFormat/>
     <w:uiPriority w:val="62"/>
     <w:pPr>
       <w:spacing w:after="0" w:line="240" w:lineRule="auto"/>
@@ -33758,7 +31275,6 @@
   <w:style w:type="table" w:styleId="51">
     <w:name w:val="Light Grid Accent 1"/>
     <w:basedOn w:val="34"/>
-    <w:qFormat/>
     <w:uiPriority w:val="62"/>
     <w:pPr>
       <w:spacing w:after="0" w:line="240" w:lineRule="auto"/>
@@ -34119,7 +31635,6 @@
   <w:style w:type="table" w:styleId="54">
     <w:name w:val="Light Grid Accent 4"/>
     <w:basedOn w:val="34"/>
-    <w:qFormat/>
     <w:uiPriority w:val="62"/>
     <w:pPr>
       <w:spacing w:after="0" w:line="240" w:lineRule="auto"/>
@@ -34240,7 +31755,6 @@
   <w:style w:type="table" w:styleId="55">
     <w:name w:val="Light Grid Accent 5"/>
     <w:basedOn w:val="34"/>
-    <w:qFormat/>
     <w:uiPriority w:val="62"/>
     <w:pPr>
       <w:spacing w:after="0" w:line="240" w:lineRule="auto"/>
@@ -34361,7 +31875,6 @@
   <w:style w:type="table" w:styleId="56">
     <w:name w:val="Light Grid Accent 6"/>
     <w:basedOn w:val="34"/>
-    <w:qFormat/>
     <w:uiPriority w:val="62"/>
     <w:pPr>
       <w:spacing w:after="0" w:line="240" w:lineRule="auto"/>
@@ -34684,6 +32197,7 @@
   <w:style w:type="table" w:styleId="59">
     <w:name w:val="Medium Shading 1 Accent 2"/>
     <w:basedOn w:val="34"/>
+    <w:qFormat/>
     <w:uiPriority w:val="63"/>
     <w:pPr>
       <w:spacing w:after="0" w:line="240" w:lineRule="auto"/>
@@ -38129,6 +35643,7 @@
   <w:style w:type="table" w:styleId="91">
     <w:name w:val="Medium Grid 1 Accent 6"/>
     <w:basedOn w:val="34"/>
+    <w:qFormat/>
     <w:uiPriority w:val="67"/>
     <w:pPr>
       <w:spacing w:after="0" w:line="240" w:lineRule="auto"/>
@@ -42332,6 +39847,7 @@
   <w:style w:type="table" w:styleId="124">
     <w:name w:val="Colorful List Accent 4"/>
     <w:basedOn w:val="34"/>
+    <w:qFormat/>
     <w:uiPriority w:val="72"/>
     <w:pPr>
       <w:spacing w:after="0" w:line="240" w:lineRule="auto"/>
